--- a/WebContent/docx/乳腺癌21基因检测报告-武汉平安好医.docx
+++ b/WebContent/docx/乳腺癌21基因检测报告-武汉平安好医.docx
@@ -3170,16 +3170,16 @@
           </w14:shadow>
         </w:rPr>
       </w:pPr>
-      <w:bookmarkStart w:id="2" w:name="_Toc13806"/>
-      <w:bookmarkStart w:id="3" w:name="_Toc4217"/>
-      <w:bookmarkStart w:id="4" w:name="_Toc14123"/>
-      <w:bookmarkStart w:id="5" w:name="_Toc21009_WPSOffice_Level1"/>
-      <w:bookmarkStart w:id="6" w:name="_Toc107825547"/>
-      <w:bookmarkStart w:id="7" w:name="_Toc30143_WPSOffice_Level1"/>
-      <w:bookmarkStart w:id="8" w:name="_Toc3619"/>
-      <w:bookmarkStart w:id="9" w:name="_Toc24178_WPSOffice_Level1"/>
-      <w:bookmarkStart w:id="10" w:name="_Toc21669"/>
-      <w:bookmarkStart w:id="11" w:name="_Toc14459"/>
+      <w:bookmarkStart w:id="2" w:name="_Toc21009_WPSOffice_Level1"/>
+      <w:bookmarkStart w:id="3" w:name="_Toc107825547"/>
+      <w:bookmarkStart w:id="4" w:name="_Toc3619"/>
+      <w:bookmarkStart w:id="5" w:name="_Toc30143_WPSOffice_Level1"/>
+      <w:bookmarkStart w:id="6" w:name="_Toc14459"/>
+      <w:bookmarkStart w:id="7" w:name="_Toc24178_WPSOffice_Level1"/>
+      <w:bookmarkStart w:id="8" w:name="_Toc21669"/>
+      <w:bookmarkStart w:id="9" w:name="_Toc13806"/>
+      <w:bookmarkStart w:id="10" w:name="_Toc4217"/>
+      <w:bookmarkStart w:id="11" w:name="_Toc14123"/>
       <w:r>
         <w:rPr>
           <w:rFonts w:ascii="Times New Roman" w:hAnsi="Times New Roman"/>
@@ -4056,15 +4056,15 @@
           </w14:shadow>
         </w:rPr>
       </w:pPr>
-      <w:bookmarkStart w:id="12" w:name="_Toc107825548"/>
-      <w:bookmarkStart w:id="13" w:name="_Toc26731"/>
+      <w:bookmarkStart w:id="12" w:name="_Toc17451"/>
+      <w:bookmarkStart w:id="13" w:name="_Toc29272"/>
       <w:bookmarkStart w:id="14" w:name="_Toc7021_WPSOffice_Level1"/>
-      <w:bookmarkStart w:id="15" w:name="_Toc14797"/>
-      <w:bookmarkStart w:id="16" w:name="_Toc17451"/>
-      <w:bookmarkStart w:id="17" w:name="_Toc18062_WPSOffice_Level1"/>
-      <w:bookmarkStart w:id="18" w:name="_Toc11015_WPSOffice_Level1"/>
-      <w:bookmarkStart w:id="19" w:name="_Toc5540"/>
-      <w:bookmarkStart w:id="20" w:name="_Toc29272"/>
+      <w:bookmarkStart w:id="15" w:name="_Toc11015_WPSOffice_Level1"/>
+      <w:bookmarkStart w:id="16" w:name="_Toc107825548"/>
+      <w:bookmarkStart w:id="17" w:name="_Toc26731"/>
+      <w:bookmarkStart w:id="18" w:name="_Toc5540"/>
+      <w:bookmarkStart w:id="19" w:name="_Toc18062_WPSOffice_Level1"/>
+      <w:bookmarkStart w:id="20" w:name="_Toc14797"/>
       <w:bookmarkStart w:id="21" w:name="_Toc3823"/>
       <w:r>
         <w:rPr>
@@ -4212,11 +4212,11 @@
       <w:bookmarkStart w:id="23" w:name="_Toc6221_WPSOffice_Level1"/>
       <w:bookmarkStart w:id="24" w:name="_Toc18058"/>
       <w:bookmarkStart w:id="25" w:name="_Toc16576"/>
-      <w:bookmarkStart w:id="26" w:name="_Toc23369_WPSOffice_Level1"/>
-      <w:bookmarkStart w:id="27" w:name="_Toc25920"/>
+      <w:bookmarkStart w:id="26" w:name="_Toc25920"/>
+      <w:bookmarkStart w:id="27" w:name="_Toc23369_WPSOffice_Level1"/>
       <w:bookmarkStart w:id="28" w:name="_Toc149837253"/>
-      <w:bookmarkStart w:id="29" w:name="_Toc29826"/>
-      <w:bookmarkStart w:id="30" w:name="_Toc25890"/>
+      <w:bookmarkStart w:id="29" w:name="_Toc25890"/>
+      <w:bookmarkStart w:id="30" w:name="_Toc29826"/>
       <w:bookmarkStart w:id="31" w:name="_Toc81251350"/>
       <w:bookmarkStart w:id="32" w:name="_Toc81326588"/>
       <w:r>
@@ -4274,9 +4274,9 @@
           <w:szCs w:val="30"/>
         </w:rPr>
       </w:pPr>
-      <w:bookmarkStart w:id="33" w:name="_Toc4889"/>
-      <w:bookmarkStart w:id="34" w:name="_Toc149837254"/>
-      <w:bookmarkStart w:id="35" w:name="_Toc15649"/>
+      <w:bookmarkStart w:id="33" w:name="_Toc15649"/>
+      <w:bookmarkStart w:id="34" w:name="_Toc4889"/>
+      <w:bookmarkStart w:id="35" w:name="_Toc149837254"/>
       <w:r>
         <w:rPr>
           <w:rFonts w:hint="eastAsia"/>
@@ -5005,12 +5005,12 @@
           <w:lang w:eastAsia="zh-CN"/>
         </w:rPr>
       </w:pPr>
-      <w:bookmarkStart w:id="36" w:name="_Toc3372"/>
+      <w:bookmarkStart w:id="36" w:name="_Toc18321"/>
       <w:bookmarkStart w:id="37" w:name="_Toc18552"/>
       <w:bookmarkStart w:id="38" w:name="_Toc14264"/>
-      <w:bookmarkStart w:id="39" w:name="_Toc25603"/>
-      <w:bookmarkStart w:id="40" w:name="_Toc18321"/>
-      <w:bookmarkStart w:id="41" w:name="_Toc19024"/>
+      <w:bookmarkStart w:id="39" w:name="_Toc19024"/>
+      <w:bookmarkStart w:id="40" w:name="_Toc3372"/>
+      <w:bookmarkStart w:id="41" w:name="_Toc25603"/>
       <w:bookmarkStart w:id="42" w:name="_Toc8800"/>
       <w:r>
         <w:rPr>
@@ -5154,6 +5154,8 @@
           <w:lang w:eastAsia="zh-CN"/>
         </w:rPr>
       </w:pPr>
+      <w:bookmarkStart w:id="47" w:name="_Toc14270"/>
+      <w:bookmarkStart w:id="48" w:name="_Toc21059"/>
     </w:p>
     <w:p>
       <w:pPr>
@@ -5168,18 +5170,18 @@
         <mc:AlternateContent>
           <mc:Choice Requires="wpg">
             <w:drawing>
-              <wp:anchor distT="0" distB="0" distL="114300" distR="114300" simplePos="0" relativeHeight="251666432" behindDoc="0" locked="0" layoutInCell="1" allowOverlap="1">
+              <wp:anchor distT="0" distB="0" distL="114300" distR="114300" simplePos="0" relativeHeight="251669504" behindDoc="0" locked="0" layoutInCell="1" allowOverlap="1">
                 <wp:simplePos x="0" y="0"/>
                 <wp:positionH relativeFrom="column">
-                  <wp:posOffset>2806065</wp:posOffset>
+                  <wp:posOffset>2775585</wp:posOffset>
                 </wp:positionH>
                 <wp:positionV relativeFrom="paragraph">
-                  <wp:posOffset>46355</wp:posOffset>
+                  <wp:posOffset>80010</wp:posOffset>
                 </wp:positionV>
-                <wp:extent cx="2907030" cy="454025"/>
-                <wp:effectExtent l="0" t="0" r="3810" b="3175"/>
+                <wp:extent cx="2571115" cy="410210"/>
+                <wp:effectExtent l="0" t="0" r="4445" b="1270"/>
                 <wp:wrapNone/>
-                <wp:docPr id="1" name="组合 6"/>
+                <wp:docPr id="35" name="组合 16"/>
                 <wp:cNvGraphicFramePr/>
                 <a:graphic xmlns:a="http://schemas.openxmlformats.org/drawingml/2006/main">
                   <a:graphicData uri="http://schemas.microsoft.com/office/word/2010/wordprocessingGroup">
@@ -5187,15 +5189,15 @@
                       <wpg:cNvGrpSpPr/>
                       <wpg:grpSpPr>
                         <a:xfrm rot="0">
-                          <a:off x="3453765" y="1440180"/>
-                          <a:ext cx="2907030" cy="454025"/>
-                          <a:chOff x="10964" y="4458"/>
-                          <a:chExt cx="4578" cy="715"/>
+                          <a:off x="3423285" y="4040505"/>
+                          <a:ext cx="2571115" cy="410210"/>
+                          <a:chOff x="17956" y="38313"/>
+                          <a:chExt cx="4049" cy="646"/>
                         </a:xfrm>
                       </wpg:grpSpPr>
                       <pic:pic xmlns:pic="http://schemas.openxmlformats.org/drawingml/2006/picture">
                         <pic:nvPicPr>
-                          <pic:cNvPr id="30" name="图片 30" descr="微信图片_20220215110121"/>
+                          <pic:cNvPr id="12" name="图片 29" descr="IMG_256"/>
                           <pic:cNvPicPr>
                             <a:picLocks noChangeAspect="1"/>
                           </pic:cNvPicPr>
@@ -5204,18 +5206,17 @@
                           <a:blip r:embed="rId13">
                             <a:clrChange>
                               <a:clrFrom>
-                                <a:srgbClr val="A09D98">
+                                <a:srgbClr val="FFFFFF">
                                   <a:alpha val="100000"/>
                                 </a:srgbClr>
                               </a:clrFrom>
                               <a:clrTo>
-                                <a:srgbClr val="A09D98">
+                                <a:srgbClr val="FFFFFF">
                                   <a:alpha val="100000"/>
                                   <a:alpha val="0"/>
                                 </a:srgbClr>
                               </a:clrTo>
                             </a:clrChange>
-                            <a:biLevel thresh="50000"/>
                           </a:blip>
                           <a:stretch>
                             <a:fillRect/>
@@ -5223,51 +5224,40 @@
                         </pic:blipFill>
                         <pic:spPr>
                           <a:xfrm>
-                            <a:off x="10964" y="4458"/>
-                            <a:ext cx="1234" cy="715"/>
+                            <a:off x="21031" y="38313"/>
+                            <a:ext cx="975" cy="570"/>
                           </a:xfrm>
                           <a:prstGeom prst="rect">
                             <a:avLst/>
                           </a:prstGeom>
+                          <a:noFill/>
+                          <a:ln w="9525">
+                            <a:noFill/>
+                          </a:ln>
                         </pic:spPr>
                       </pic:pic>
                       <pic:pic xmlns:pic="http://schemas.openxmlformats.org/drawingml/2006/picture">
                         <pic:nvPicPr>
-                          <pic:cNvPr id="21" name="图片 34" descr="晓敏"/>
+                          <pic:cNvPr id="13" name="图片 15" descr="c9514d16fd70679bf0495aeebb03c72d_compress"/>
                           <pic:cNvPicPr>
                             <a:picLocks noChangeAspect="1"/>
                           </pic:cNvPicPr>
                         </pic:nvPicPr>
                         <pic:blipFill>
-                          <a:blip r:embed="rId14">
-                            <a:clrChange>
-                              <a:clrFrom>
-                                <a:srgbClr val="949FA1"/>
-                              </a:clrFrom>
-                              <a:clrTo>
-                                <a:srgbClr val="949FA1">
-                                  <a:alpha val="0"/>
-                                </a:srgbClr>
-                              </a:clrTo>
-                            </a:clrChange>
-                          </a:blip>
-                          <a:srcRect l="34062" t="26445" r="34097" b="9325"/>
+                          <a:blip r:embed="rId14"/>
+                          <a:srcRect l="21003" t="56913" r="27176" b="26386"/>
                           <a:stretch>
                             <a:fillRect/>
                           </a:stretch>
                         </pic:blipFill>
                         <pic:spPr>
-                          <a:xfrm rot="16200000">
-                            <a:off x="14524" y="4047"/>
-                            <a:ext cx="560" cy="1475"/>
+                          <a:xfrm>
+                            <a:off x="17956" y="38485"/>
+                            <a:ext cx="1550" cy="475"/>
                           </a:xfrm>
                           <a:prstGeom prst="rect">
                             <a:avLst/>
                           </a:prstGeom>
-                          <a:noFill/>
-                          <a:ln>
-                            <a:noFill/>
-                          </a:ln>
                         </pic:spPr>
                       </pic:pic>
                     </wpg:wgp>
@@ -5278,18 +5268,18 @@
           </mc:Choice>
           <mc:Fallback>
             <w:pict>
-              <v:group id="组合 6" o:spid="_x0000_s1026" o:spt="203" style="position:absolute;left:0pt;margin-left:220.95pt;margin-top:3.65pt;height:35.75pt;width:228.9pt;z-index:251666432;mso-width-relative:page;mso-height-relative:page;" coordorigin="10964,4458" coordsize="4578,715" o:gfxdata="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">
+              <v:group id="组合 16" o:spid="_x0000_s1026" o:spt="203" style="position:absolute;left:0pt;margin-left:218.55pt;margin-top:6.3pt;height:32.3pt;width:202.45pt;z-index:251669504;mso-width-relative:page;mso-height-relative:page;" coordorigin="17956,38313" coordsize="4049,646" o:gfxdata="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">
                 <o:lock v:ext="edit" aspectratio="f"/>
-                <v:shape id="_x0000_s1026" o:spid="_x0000_s1026" o:spt="75" alt="微信图片_20220215110121" type="#_x0000_t75" style="position:absolute;left:10964;top:4458;height:715;width:1234;" filled="f" o:preferrelative="t" stroked="f" coordsize="21600,21600" o:gfxdata="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">
+                <v:shape id="图片 29" o:spid="_x0000_s1026" o:spt="75" alt="IMG_256" type="#_x0000_t75" style="position:absolute;left:21031;top:38313;height:570;width:975;" filled="f" o:preferrelative="t" stroked="f" coordsize="21600,21600" o:gfxdata="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">
                   <v:fill on="f" focussize="0,0"/>
                   <v:stroke on="f"/>
-                  <v:imagedata r:id="rId13" grayscale="t" bilevel="t" chromakey="#A09D98" o:title=""/>
+                  <v:imagedata r:id="rId13" chromakey="#FFFFFF" o:title=""/>
                   <o:lock v:ext="edit" aspectratio="t"/>
                 </v:shape>
-                <v:shape id="图片 34" o:spid="_x0000_s1026" o:spt="75" alt="晓敏" type="#_x0000_t75" style="position:absolute;left:14524;top:4047;height:1475;width:560;rotation:-5898240f;" filled="f" o:preferrelative="t" stroked="f" coordsize="21600,21600" o:gfxdata="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">
+                <v:shape id="图片 15" o:spid="_x0000_s1026" o:spt="75" alt="c9514d16fd70679bf0495aeebb03c72d_compress" type="#_x0000_t75" style="position:absolute;left:17956;top:38485;height:475;width:1550;" filled="f" o:preferrelative="t" stroked="f" coordsize="21600,21600" o:gfxdata="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">
                   <v:fill on="f" focussize="0,0"/>
                   <v:stroke on="f"/>
-                  <v:imagedata r:id="rId14" cropleft="22323f" croptop="17331f" cropright="22346f" cropbottom="6111f" chromakey="#949FA1" o:title=""/>
+                  <v:imagedata r:id="rId14" cropleft="13765f" croptop="37299f" cropright="17810f" cropbottom="17292f" o:title=""/>
                   <o:lock v:ext="edit" aspectratio="t"/>
                 </v:shape>
               </v:group>
@@ -5662,8 +5652,9 @@
     <w:p>
       <w:pPr>
         <w:rPr>
+          <w:rFonts w:hint="default"/>
           <w:sz w:val="24"/>
-          <w:lang w:eastAsia="zh-CN"/>
+          <w:lang w:val="en-US" w:eastAsia="zh-CN"/>
         </w:rPr>
       </w:pPr>
     </w:p>
@@ -5681,18 +5672,18 @@
         <mc:AlternateContent>
           <mc:Choice Requires="wpg">
             <w:drawing>
-              <wp:anchor distT="0" distB="0" distL="114300" distR="114300" simplePos="0" relativeHeight="251667456" behindDoc="0" locked="0" layoutInCell="1" allowOverlap="1">
+              <wp:anchor distT="0" distB="0" distL="114300" distR="114300" simplePos="0" relativeHeight="251666432" behindDoc="0" locked="0" layoutInCell="1" allowOverlap="1">
                 <wp:simplePos x="0" y="0"/>
                 <wp:positionH relativeFrom="column">
-                  <wp:posOffset>2766695</wp:posOffset>
+                  <wp:posOffset>2775585</wp:posOffset>
                 </wp:positionH>
                 <wp:positionV relativeFrom="paragraph">
-                  <wp:posOffset>25400</wp:posOffset>
+                  <wp:posOffset>88900</wp:posOffset>
                 </wp:positionV>
-                <wp:extent cx="2779395" cy="453390"/>
-                <wp:effectExtent l="0" t="0" r="9525" b="3810"/>
+                <wp:extent cx="2675255" cy="361950"/>
+                <wp:effectExtent l="0" t="0" r="0" b="3810"/>
                 <wp:wrapNone/>
-                <wp:docPr id="2" name="组合 1"/>
+                <wp:docPr id="14" name="组合 30"/>
                 <wp:cNvGraphicFramePr/>
                 <a:graphic xmlns:a="http://schemas.openxmlformats.org/drawingml/2006/main">
                   <a:graphicData uri="http://schemas.microsoft.com/office/word/2010/wordprocessingGroup">
@@ -5700,54 +5691,39 @@
                       <wpg:cNvGrpSpPr/>
                       <wpg:grpSpPr>
                         <a:xfrm rot="0">
-                          <a:off x="3414395" y="2556510"/>
-                          <a:ext cx="2779395" cy="453390"/>
-                          <a:chOff x="7101" y="6197"/>
-                          <a:chExt cx="4377" cy="714"/>
+                          <a:off x="3423285" y="5173345"/>
+                          <a:ext cx="2675255" cy="361950"/>
+                          <a:chOff x="17956" y="40098"/>
+                          <a:chExt cx="4213" cy="570"/>
                         </a:xfrm>
                       </wpg:grpSpPr>
                       <pic:pic xmlns:pic="http://schemas.openxmlformats.org/drawingml/2006/picture">
                         <pic:nvPicPr>
-                          <pic:cNvPr id="59" name="图片 34" descr="晓敏"/>
+                          <pic:cNvPr id="16" name="图片 1" descr="24f613a0-66be-430b-9e80-270d3393fac5"/>
                           <pic:cNvPicPr>
                             <a:picLocks noChangeAspect="1"/>
                           </pic:cNvPicPr>
                         </pic:nvPicPr>
                         <pic:blipFill>
-                          <a:blip r:embed="rId14">
-                            <a:clrChange>
-                              <a:clrFrom>
-                                <a:srgbClr val="949FA1"/>
-                              </a:clrFrom>
-                              <a:clrTo>
-                                <a:srgbClr val="949FA1">
-                                  <a:alpha val="0"/>
-                                </a:srgbClr>
-                              </a:clrTo>
-                            </a:clrChange>
-                          </a:blip>
-                          <a:srcRect l="34062" t="26445" r="34097" b="9325"/>
+                          <a:blip r:embed="rId15"/>
+                          <a:srcRect l="43292" t="26660" r="21693" b="24394"/>
                           <a:stretch>
                             <a:fillRect/>
                           </a:stretch>
                         </pic:blipFill>
                         <pic:spPr>
                           <a:xfrm rot="16200000">
-                            <a:off x="7558" y="5850"/>
-                            <a:ext cx="560" cy="1475"/>
+                            <a:off x="18366" y="39740"/>
+                            <a:ext cx="506" cy="1327"/>
                           </a:xfrm>
                           <a:prstGeom prst="rect">
                             <a:avLst/>
                           </a:prstGeom>
-                          <a:noFill/>
-                          <a:ln>
-                            <a:noFill/>
-                          </a:ln>
                         </pic:spPr>
                       </pic:pic>
                       <pic:pic xmlns:pic="http://schemas.openxmlformats.org/drawingml/2006/picture">
                         <pic:nvPicPr>
-                          <pic:cNvPr id="45" name="图片 45" descr="微信图片_20220215110121"/>
+                          <pic:cNvPr id="29" name="图片 29" descr="IMG_256"/>
                           <pic:cNvPicPr>
                             <a:picLocks noChangeAspect="1"/>
                           </pic:cNvPicPr>
@@ -5756,18 +5732,17 @@
                           <a:blip r:embed="rId13">
                             <a:clrChange>
                               <a:clrFrom>
-                                <a:srgbClr val="A09D98">
+                                <a:srgbClr val="FFFFFF">
                                   <a:alpha val="100000"/>
                                 </a:srgbClr>
                               </a:clrFrom>
                               <a:clrTo>
-                                <a:srgbClr val="A09D98">
+                                <a:srgbClr val="FFFFFF">
                                   <a:alpha val="100000"/>
                                   <a:alpha val="0"/>
                                 </a:srgbClr>
                               </a:clrTo>
                             </a:clrChange>
-                            <a:biLevel thresh="50000"/>
                           </a:blip>
                           <a:stretch>
                             <a:fillRect/>
@@ -5775,12 +5750,16 @@
                         </pic:blipFill>
                         <pic:spPr>
                           <a:xfrm>
-                            <a:off x="10244" y="6197"/>
-                            <a:ext cx="1234" cy="715"/>
+                            <a:off x="21195" y="40098"/>
+                            <a:ext cx="975" cy="570"/>
                           </a:xfrm>
                           <a:prstGeom prst="rect">
                             <a:avLst/>
                           </a:prstGeom>
+                          <a:noFill/>
+                          <a:ln w="9525">
+                            <a:noFill/>
+                          </a:ln>
                         </pic:spPr>
                       </pic:pic>
                     </wpg:wgp>
@@ -5791,18 +5770,18 @@
           </mc:Choice>
           <mc:Fallback>
             <w:pict>
-              <v:group id="组合 1" o:spid="_x0000_s1026" o:spt="203" style="position:absolute;left:0pt;margin-left:217.85pt;margin-top:2pt;height:35.7pt;width:218.85pt;z-index:251667456;mso-width-relative:page;mso-height-relative:page;" coordorigin="7101,6197" coordsize="4377,714" o:gfxdata="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">
+              <v:group id="组合 30" o:spid="_x0000_s1026" o:spt="203" style="position:absolute;left:0pt;margin-left:218.55pt;margin-top:7pt;height:28.5pt;width:210.65pt;z-index:251666432;mso-width-relative:page;mso-height-relative:page;" coordorigin="17956,40098" coordsize="4213,570" o:gfxdata="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">
                 <o:lock v:ext="edit" aspectratio="f"/>
-                <v:shape id="图片 34" o:spid="_x0000_s1026" o:spt="75" alt="晓敏" type="#_x0000_t75" style="position:absolute;left:7558;top:5850;height:1475;width:560;rotation:-5898240f;" filled="f" o:preferrelative="t" stroked="f" coordsize="21600,21600" o:gfxdata="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">
+                <v:shape id="图片 1" o:spid="_x0000_s1026" o:spt="75" alt="24f613a0-66be-430b-9e80-270d3393fac5" type="#_x0000_t75" style="position:absolute;left:18366;top:39740;height:1327;width:506;rotation:-5898240f;" filled="f" o:preferrelative="t" stroked="f" coordsize="21600,21600" o:gfxdata="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">
                   <v:fill on="f" focussize="0,0"/>
                   <v:stroke on="f"/>
-                  <v:imagedata r:id="rId14" cropleft="22323f" croptop="17331f" cropright="22346f" cropbottom="6111f" chromakey="#949FA1" o:title=""/>
+                  <v:imagedata r:id="rId15" cropleft="28372f" croptop="17472f" cropright="14217f" cropbottom="15987f" o:title=""/>
                   <o:lock v:ext="edit" aspectratio="t"/>
                 </v:shape>
-                <v:shape id="_x0000_s1026" o:spid="_x0000_s1026" o:spt="75" alt="微信图片_20220215110121" type="#_x0000_t75" style="position:absolute;left:10244;top:6197;height:715;width:1234;" filled="f" o:preferrelative="t" stroked="f" coordsize="21600,21600" o:gfxdata="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">
+                <v:shape id="_x0000_s1026" o:spid="_x0000_s1026" o:spt="75" alt="IMG_256" type="#_x0000_t75" style="position:absolute;left:21195;top:40098;height:570;width:975;" filled="f" o:preferrelative="t" stroked="f" coordsize="21600,21600" o:gfxdata="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">
                   <v:fill on="f" focussize="0,0"/>
                   <v:stroke on="f"/>
-                  <v:imagedata r:id="rId13" grayscale="t" bilevel="t" chromakey="#A09D98" o:title=""/>
+                  <v:imagedata r:id="rId13" chromakey="#FFFFFF" o:title=""/>
                   <o:lock v:ext="edit" aspectratio="t"/>
                 </v:shape>
               </v:group>
@@ -6196,18 +6175,18 @@
         <mc:AlternateContent>
           <mc:Choice Requires="wpg">
             <w:drawing>
-              <wp:anchor distT="0" distB="0" distL="114300" distR="114300" simplePos="0" relativeHeight="251668480" behindDoc="0" locked="0" layoutInCell="1" allowOverlap="1">
+              <wp:anchor distT="0" distB="0" distL="114300" distR="114300" simplePos="0" relativeHeight="251667456" behindDoc="0" locked="0" layoutInCell="1" allowOverlap="1">
                 <wp:simplePos x="0" y="0"/>
                 <wp:positionH relativeFrom="column">
-                  <wp:posOffset>2757170</wp:posOffset>
+                  <wp:posOffset>2715895</wp:posOffset>
                 </wp:positionH>
                 <wp:positionV relativeFrom="paragraph">
-                  <wp:posOffset>28575</wp:posOffset>
+                  <wp:posOffset>79375</wp:posOffset>
                 </wp:positionV>
-                <wp:extent cx="2872105" cy="453390"/>
-                <wp:effectExtent l="0" t="0" r="8255" b="3810"/>
+                <wp:extent cx="2672080" cy="414020"/>
+                <wp:effectExtent l="0" t="0" r="10160" b="12700"/>
                 <wp:wrapNone/>
-                <wp:docPr id="4" name="组合 15"/>
+                <wp:docPr id="39" name="组合 23"/>
                 <wp:cNvGraphicFramePr/>
                 <a:graphic xmlns:a="http://schemas.openxmlformats.org/drawingml/2006/main">
                   <a:graphicData uri="http://schemas.microsoft.com/office/word/2010/wordprocessingGroup">
@@ -6215,21 +6194,21 @@
                       <wpg:cNvGrpSpPr/>
                       <wpg:grpSpPr>
                         <a:xfrm rot="0">
-                          <a:off x="3404870" y="3677920"/>
-                          <a:ext cx="2872105" cy="453390"/>
-                          <a:chOff x="12357" y="7666"/>
-                          <a:chExt cx="4523" cy="714"/>
+                          <a:off x="3363595" y="6282055"/>
+                          <a:ext cx="2672080" cy="414020"/>
+                          <a:chOff x="17862" y="41843"/>
+                          <a:chExt cx="4208" cy="652"/>
                         </a:xfrm>
                       </wpg:grpSpPr>
                       <pic:pic xmlns:pic="http://schemas.openxmlformats.org/drawingml/2006/picture">
                         <pic:nvPicPr>
-                          <pic:cNvPr id="5" name="图片 59" descr="图片1"/>
+                          <pic:cNvPr id="22" name="图片 59" descr="图片1"/>
                           <pic:cNvPicPr>
                             <a:picLocks noChangeAspect="1"/>
                           </pic:cNvPicPr>
                         </pic:nvPicPr>
                         <pic:blipFill>
-                          <a:blip r:embed="rId15">
+                          <a:blip r:embed="rId16">
                             <a:biLevel thresh="50000"/>
                           </a:blip>
                           <a:srcRect l="7865" t="11797" r="5322" b="19074"/>
@@ -6239,7 +6218,7 @@
                         </pic:blipFill>
                         <pic:spPr>
                           <a:xfrm>
-                            <a:off x="12357" y="7738"/>
+                            <a:off x="17862" y="41869"/>
                             <a:ext cx="1468" cy="627"/>
                           </a:xfrm>
                           <a:prstGeom prst="rect">
@@ -6250,7 +6229,7 @@
                       </pic:pic>
                       <pic:pic xmlns:pic="http://schemas.openxmlformats.org/drawingml/2006/picture">
                         <pic:nvPicPr>
-                          <pic:cNvPr id="3" name="图片 14" descr="微信图片_20220215110121"/>
+                          <pic:cNvPr id="21" name="图片 29" descr="IMG_256"/>
                           <pic:cNvPicPr>
                             <a:picLocks noChangeAspect="1"/>
                           </pic:cNvPicPr>
@@ -6259,18 +6238,17 @@
                           <a:blip r:embed="rId13">
                             <a:clrChange>
                               <a:clrFrom>
-                                <a:srgbClr val="A09D98">
+                                <a:srgbClr val="FFFFFF">
                                   <a:alpha val="100000"/>
                                 </a:srgbClr>
                               </a:clrFrom>
                               <a:clrTo>
-                                <a:srgbClr val="A09D98">
+                                <a:srgbClr val="FFFFFF">
                                   <a:alpha val="100000"/>
                                   <a:alpha val="0"/>
                                 </a:srgbClr>
                               </a:clrTo>
                             </a:clrChange>
-                            <a:biLevel thresh="50000"/>
                           </a:blip>
                           <a:stretch>
                             <a:fillRect/>
@@ -6278,12 +6256,16 @@
                         </pic:blipFill>
                         <pic:spPr>
                           <a:xfrm>
-                            <a:off x="15646" y="7666"/>
-                            <a:ext cx="1234" cy="715"/>
+                            <a:off x="21096" y="41843"/>
+                            <a:ext cx="975" cy="570"/>
                           </a:xfrm>
                           <a:prstGeom prst="rect">
                             <a:avLst/>
                           </a:prstGeom>
+                          <a:noFill/>
+                          <a:ln w="9525">
+                            <a:noFill/>
+                          </a:ln>
                         </pic:spPr>
                       </pic:pic>
                     </wpg:wgp>
@@ -6294,18 +6276,18 @@
           </mc:Choice>
           <mc:Fallback>
             <w:pict>
-              <v:group id="组合 15" o:spid="_x0000_s1026" o:spt="203" style="position:absolute;left:0pt;margin-left:217.1pt;margin-top:2.25pt;height:35.7pt;width:226.15pt;z-index:251668480;mso-width-relative:page;mso-height-relative:page;" coordorigin="12357,7666" coordsize="4523,714" o:gfxdata="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">
+              <v:group id="组合 23" o:spid="_x0000_s1026" o:spt="203" style="position:absolute;left:0pt;margin-left:213.85pt;margin-top:6.25pt;height:32.6pt;width:210.4pt;z-index:251667456;mso-width-relative:page;mso-height-relative:page;" coordorigin="17862,41843" coordsize="4208,652" o:gfxdata="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">
                 <o:lock v:ext="edit" aspectratio="f"/>
-                <v:shape id="图片 59" o:spid="_x0000_s1026" o:spt="75" alt="图片1" type="#_x0000_t75" style="position:absolute;left:12357;top:7738;height:627;width:1468;" filled="f" o:preferrelative="t" stroked="f" coordsize="21600,21600" o:gfxdata="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">
+                <v:shape id="图片 59" o:spid="_x0000_s1026" o:spt="75" alt="图片1" type="#_x0000_t75" style="position:absolute;left:17862;top:41869;height:627;width:1468;" filled="f" o:preferrelative="t" stroked="f" coordsize="21600,21600" o:gfxdata="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">
                   <v:fill on="f" focussize="0,0"/>
                   <v:stroke on="f"/>
-                  <v:imagedata r:id="rId15" cropleft="5154f" croptop="7731f" cropright="3488f" cropbottom="12500f" grayscale="t" bilevel="t" o:title=""/>
+                  <v:imagedata r:id="rId16" cropleft="5154f" croptop="7731f" cropright="3488f" cropbottom="12500f" grayscale="t" bilevel="t" o:title=""/>
                   <o:lock v:ext="edit" aspectratio="t"/>
                 </v:shape>
-                <v:shape id="图片 14" o:spid="_x0000_s1026" o:spt="75" alt="微信图片_20220215110121" type="#_x0000_t75" style="position:absolute;left:15646;top:7666;height:715;width:1234;" filled="f" o:preferrelative="t" stroked="f" coordsize="21600,21600" o:gfxdata="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">
+                <v:shape id="图片 29" o:spid="_x0000_s1026" o:spt="75" alt="IMG_256" type="#_x0000_t75" style="position:absolute;left:21096;top:41843;height:570;width:975;" filled="f" o:preferrelative="t" stroked="f" coordsize="21600,21600" o:gfxdata="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">
                   <v:fill on="f" focussize="0,0"/>
                   <v:stroke on="f"/>
-                  <v:imagedata r:id="rId13" grayscale="t" bilevel="t" chromakey="#A09D98" o:title=""/>
+                  <v:imagedata r:id="rId13" chromakey="#FFFFFF" o:title=""/>
                   <o:lock v:ext="edit" aspectratio="t"/>
                 </v:shape>
               </v:group>
@@ -6684,6 +6666,18 @@
           <w:lang w:eastAsia="zh-CN"/>
         </w:rPr>
       </w:pPr>
+      <w:bookmarkStart w:id="104" w:name="_GoBack"/>
+      <w:bookmarkEnd w:id="104"/>
+    </w:p>
+    <w:p>
+      <w:pPr>
+        <w:rPr>
+          <w:rFonts w:ascii="Times New Roman" w:hAnsi="Times New Roman" w:eastAsia="微软雅黑" w:cs="Times New Roman"/>
+          <w:sz w:val="24"/>
+          <w:szCs w:val="24"/>
+          <w:lang w:eastAsia="zh-CN"/>
+        </w:rPr>
+      </w:pPr>
       <w:r>
         <w:rPr>
           <w:sz w:val="24"/>
@@ -6691,18 +6685,18 @@
         <mc:AlternateContent>
           <mc:Choice Requires="wpg">
             <w:drawing>
-              <wp:anchor distT="0" distB="0" distL="114300" distR="114300" simplePos="0" relativeHeight="251669504" behindDoc="0" locked="0" layoutInCell="1" allowOverlap="1">
+              <wp:anchor distT="0" distB="0" distL="114300" distR="114300" simplePos="0" relativeHeight="251668480" behindDoc="0" locked="0" layoutInCell="1" allowOverlap="1">
                 <wp:simplePos x="0" y="0"/>
                 <wp:positionH relativeFrom="column">
-                  <wp:posOffset>2787650</wp:posOffset>
+                  <wp:posOffset>2788285</wp:posOffset>
                 </wp:positionH>
                 <wp:positionV relativeFrom="paragraph">
-                  <wp:posOffset>174625</wp:posOffset>
+                  <wp:posOffset>85090</wp:posOffset>
                 </wp:positionV>
-                <wp:extent cx="2803525" cy="453390"/>
-                <wp:effectExtent l="0" t="0" r="635" b="3810"/>
+                <wp:extent cx="2889885" cy="397510"/>
+                <wp:effectExtent l="0" t="0" r="5715" b="13970"/>
                 <wp:wrapNone/>
-                <wp:docPr id="11" name="组合 22"/>
+                <wp:docPr id="41" name="组合 27"/>
                 <wp:cNvGraphicFramePr/>
                 <a:graphic xmlns:a="http://schemas.openxmlformats.org/drawingml/2006/main">
                   <a:graphicData uri="http://schemas.microsoft.com/office/word/2010/wordprocessingGroup">
@@ -6710,21 +6704,21 @@
                       <wpg:cNvGrpSpPr/>
                       <wpg:grpSpPr>
                         <a:xfrm rot="0">
-                          <a:off x="3435350" y="4766945"/>
-                          <a:ext cx="2803525" cy="453390"/>
-                          <a:chOff x="12525" y="9562"/>
-                          <a:chExt cx="4415" cy="714"/>
+                          <a:off x="3435985" y="7406005"/>
+                          <a:ext cx="2889885" cy="397510"/>
+                          <a:chOff x="17976" y="43614"/>
+                          <a:chExt cx="4551" cy="626"/>
                         </a:xfrm>
                       </wpg:grpSpPr>
                       <pic:pic xmlns:pic="http://schemas.openxmlformats.org/drawingml/2006/picture">
                         <pic:nvPicPr>
-                          <pic:cNvPr id="12" name="图片 29" descr="IMG_256"/>
+                          <pic:cNvPr id="17" name="图片 29" descr="IMG_256"/>
                           <pic:cNvPicPr>
                             <a:picLocks noChangeAspect="1"/>
                           </pic:cNvPicPr>
                         </pic:nvPicPr>
                         <pic:blipFill>
-                          <a:blip r:embed="rId16">
+                          <a:blip r:embed="rId13">
                             <a:clrChange>
                               <a:clrFrom>
                                 <a:srgbClr val="FFFFFF">
@@ -6745,7 +6739,7 @@
                         </pic:blipFill>
                         <pic:spPr>
                           <a:xfrm>
-                            <a:off x="12525" y="9698"/>
+                            <a:off x="17976" y="43615"/>
                             <a:ext cx="975" cy="570"/>
                           </a:xfrm>
                           <a:prstGeom prst="rect">
@@ -6759,40 +6753,29 @@
                       </pic:pic>
                       <pic:pic xmlns:pic="http://schemas.openxmlformats.org/drawingml/2006/picture">
                         <pic:nvPicPr>
-                          <pic:cNvPr id="29" name="图片 20" descr="微信图片_20220215110121"/>
+                          <pic:cNvPr id="18" name="图片 59" descr="图片1"/>
                           <pic:cNvPicPr>
                             <a:picLocks noChangeAspect="1"/>
                           </pic:cNvPicPr>
                         </pic:nvPicPr>
                         <pic:blipFill>
-                          <a:blip r:embed="rId13">
-                            <a:clrChange>
-                              <a:clrFrom>
-                                <a:srgbClr val="A09D98">
-                                  <a:alpha val="100000"/>
-                                </a:srgbClr>
-                              </a:clrFrom>
-                              <a:clrTo>
-                                <a:srgbClr val="A09D98">
-                                  <a:alpha val="100000"/>
-                                  <a:alpha val="0"/>
-                                </a:srgbClr>
-                              </a:clrTo>
-                            </a:clrChange>
+                          <a:blip r:embed="rId16">
                             <a:biLevel thresh="50000"/>
                           </a:blip>
+                          <a:srcRect l="7865" t="11797" r="5322" b="19074"/>
                           <a:stretch>
                             <a:fillRect/>
                           </a:stretch>
                         </pic:blipFill>
                         <pic:spPr>
                           <a:xfrm>
-                            <a:off x="15706" y="9562"/>
-                            <a:ext cx="1234" cy="715"/>
+                            <a:off x="21059" y="43614"/>
+                            <a:ext cx="1468" cy="627"/>
                           </a:xfrm>
                           <a:prstGeom prst="rect">
                             <a:avLst/>
                           </a:prstGeom>
+                          <a:noFill/>
                         </pic:spPr>
                       </pic:pic>
                     </wpg:wgp>
@@ -6803,18 +6786,18 @@
           </mc:Choice>
           <mc:Fallback>
             <w:pict>
-              <v:group id="组合 22" o:spid="_x0000_s1026" o:spt="203" style="position:absolute;left:0pt;margin-left:219.5pt;margin-top:13.75pt;height:35.7pt;width:220.75pt;z-index:251669504;mso-width-relative:page;mso-height-relative:page;" coordorigin="12525,9562" coordsize="4415,714" o:gfxdata="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">
+              <v:group id="组合 27" o:spid="_x0000_s1026" o:spt="203" style="position:absolute;left:0pt;margin-left:219.55pt;margin-top:6.7pt;height:31.3pt;width:227.55pt;z-index:251668480;mso-width-relative:page;mso-height-relative:page;" coordorigin="17976,43614" coordsize="4551,626" o:gfxdata="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">
                 <o:lock v:ext="edit" aspectratio="f"/>
-                <v:shape id="图片 29" o:spid="_x0000_s1026" o:spt="75" alt="IMG_256" type="#_x0000_t75" style="position:absolute;left:12525;top:9698;height:570;width:975;" filled="f" o:preferrelative="t" stroked="f" coordsize="21600,21600" o:gfxdata="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">
+                <v:shape id="图片 29" o:spid="_x0000_s1026" o:spt="75" alt="IMG_256" type="#_x0000_t75" style="position:absolute;left:17976;top:43615;height:570;width:975;" filled="f" o:preferrelative="t" stroked="f" coordsize="21600,21600" o:gfxdata="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">
                   <v:fill on="f" focussize="0,0"/>
                   <v:stroke on="f"/>
-                  <v:imagedata r:id="rId16" chromakey="#FFFFFF" o:title=""/>
+                  <v:imagedata r:id="rId13" chromakey="#FFFFFF" o:title=""/>
                   <o:lock v:ext="edit" aspectratio="t"/>
                 </v:shape>
-                <v:shape id="图片 20" o:spid="_x0000_s1026" o:spt="75" alt="微信图片_20220215110121" type="#_x0000_t75" style="position:absolute;left:15706;top:9562;height:715;width:1234;" filled="f" o:preferrelative="t" stroked="f" coordsize="21600,21600" o:gfxdata="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">
+                <v:shape id="图片 59" o:spid="_x0000_s1026" o:spt="75" alt="图片1" type="#_x0000_t75" style="position:absolute;left:21059;top:43614;height:627;width:1468;" filled="f" o:preferrelative="t" stroked="f" coordsize="21600,21600" o:gfxdata="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">
                   <v:fill on="f" focussize="0,0"/>
                   <v:stroke on="f"/>
-                  <v:imagedata r:id="rId13" grayscale="t" bilevel="t" chromakey="#A09D98" o:title=""/>
+                  <v:imagedata r:id="rId16" cropleft="5154f" croptop="7731f" cropright="3488f" cropbottom="12500f" grayscale="t" bilevel="t" o:title=""/>
                   <o:lock v:ext="edit" aspectratio="t"/>
                 </v:shape>
               </v:group>
@@ -6823,12 +6806,377 @@
         </mc:AlternateContent>
       </w:r>
     </w:p>
+    <w:tbl>
+      <w:tblPr>
+        <w:tblStyle w:val="36"/>
+        <w:tblW w:w="6772" w:type="dxa"/>
+        <w:jc w:val="right"/>
+        <w:tblLayout w:type="fixed"/>
+        <w:tblCellMar>
+          <w:top w:w="0" w:type="dxa"/>
+          <w:left w:w="0" w:type="dxa"/>
+          <w:bottom w:w="0" w:type="dxa"/>
+          <w:right w:w="0" w:type="dxa"/>
+        </w:tblCellMar>
+      </w:tblPr>
+      <w:tblGrid>
+        <w:gridCol w:w="1272"/>
+        <w:gridCol w:w="2040"/>
+        <w:gridCol w:w="1166"/>
+        <w:gridCol w:w="2294"/>
+      </w:tblGrid>
+      <w:tr>
+        <w:tblPrEx>
+          <w:tblCellMar>
+            <w:top w:w="0" w:type="dxa"/>
+            <w:left w:w="0" w:type="dxa"/>
+            <w:bottom w:w="0" w:type="dxa"/>
+            <w:right w:w="0" w:type="dxa"/>
+          </w:tblCellMar>
+        </w:tblPrEx>
+        <w:trPr>
+          <w:trHeight w:val="441" w:hRule="exact"/>
+          <w:jc w:val="right"/>
+        </w:trPr>
+        <w:tc>
+          <w:tcPr>
+            <w:tcW w:w="1272" w:type="dxa"/>
+            <w:vAlign w:val="center"/>
+          </w:tcPr>
+          <w:p>
+            <w:pPr>
+              <w:pStyle w:val="20"/>
+              <w:spacing w:before="13"/>
+              <w:ind w:left="13" w:right="95"/>
+              <w:jc w:val="both"/>
+              <w:rPr>
+                <w:rFonts w:ascii="Times New Roman" w:hAnsi="Times New Roman" w:cs="Times New Roman"/>
+                <w:b/>
+                <w:sz w:val="24"/>
+                <w:szCs w:val="24"/>
+              </w:rPr>
+            </w:pPr>
+            <w:r>
+              <w:rPr>
+                <w:rFonts w:ascii="Times New Roman" w:hAnsi="Times New Roman" w:cs="Times New Roman"/>
+                <w:b/>
+                <w:sz w:val="24"/>
+                <w:szCs w:val="24"/>
+              </w:rPr>
+              <w:t>检测人：</w:t>
+            </w:r>
+          </w:p>
+        </w:tc>
+        <w:tc>
+          <w:tcPr>
+            <w:tcW w:w="2040" w:type="dxa"/>
+            <w:vAlign w:val="center"/>
+          </w:tcPr>
+          <w:p>
+            <w:pPr>
+              <w:pStyle w:val="20"/>
+              <w:spacing w:before="13"/>
+              <w:jc w:val="both"/>
+              <w:rPr>
+                <w:rFonts w:ascii="Times New Roman" w:hAnsi="Times New Roman" w:cs="Times New Roman"/>
+                <w:b/>
+                <w:sz w:val="24"/>
+                <w:szCs w:val="24"/>
+              </w:rPr>
+            </w:pPr>
+          </w:p>
+        </w:tc>
+        <w:tc>
+          <w:tcPr>
+            <w:tcW w:w="1166" w:type="dxa"/>
+            <w:vAlign w:val="center"/>
+          </w:tcPr>
+          <w:p>
+            <w:pPr>
+              <w:pStyle w:val="20"/>
+              <w:spacing w:before="13"/>
+              <w:jc w:val="both"/>
+              <w:rPr>
+                <w:rFonts w:ascii="Times New Roman" w:hAnsi="Times New Roman" w:cs="Times New Roman"/>
+                <w:b/>
+                <w:sz w:val="24"/>
+                <w:szCs w:val="24"/>
+              </w:rPr>
+            </w:pPr>
+            <w:r>
+              <w:rPr>
+                <w:rFonts w:ascii="Times New Roman" w:hAnsi="Times New Roman" w:cs="Times New Roman"/>
+                <w:b/>
+                <w:sz w:val="24"/>
+                <w:szCs w:val="24"/>
+              </w:rPr>
+              <w:t>复核人</w:t>
+            </w:r>
+            <w:r>
+              <w:rPr>
+                <w:rFonts w:ascii="Times New Roman" w:hAnsi="Times New Roman" w:cs="Times New Roman"/>
+                <w:b/>
+                <w:sz w:val="24"/>
+                <w:szCs w:val="24"/>
+                <w:lang w:eastAsia="zh-CN"/>
+              </w:rPr>
+              <w:t>：</w:t>
+            </w:r>
+          </w:p>
+        </w:tc>
+        <w:tc>
+          <w:tcPr>
+            <w:tcW w:w="2294" w:type="dxa"/>
+            <w:vAlign w:val="center"/>
+          </w:tcPr>
+          <w:p>
+            <w:pPr>
+              <w:pStyle w:val="20"/>
+              <w:spacing w:before="13"/>
+              <w:ind w:right="15"/>
+              <w:jc w:val="both"/>
+              <w:rPr>
+                <w:rFonts w:ascii="Times New Roman" w:hAnsi="Times New Roman" w:cs="Times New Roman"/>
+                <w:b/>
+                <w:sz w:val="24"/>
+                <w:szCs w:val="24"/>
+              </w:rPr>
+            </w:pPr>
+          </w:p>
+        </w:tc>
+      </w:tr>
+      <w:tr>
+        <w:tblPrEx>
+          <w:tblCellMar>
+            <w:top w:w="0" w:type="dxa"/>
+            <w:left w:w="0" w:type="dxa"/>
+            <w:bottom w:w="0" w:type="dxa"/>
+            <w:right w:w="0" w:type="dxa"/>
+          </w:tblCellMar>
+        </w:tblPrEx>
+        <w:trPr>
+          <w:trHeight w:val="457" w:hRule="exact"/>
+          <w:jc w:val="right"/>
+        </w:trPr>
+        <w:tc>
+          <w:tcPr>
+            <w:tcW w:w="1272" w:type="dxa"/>
+            <w:vAlign w:val="center"/>
+          </w:tcPr>
+          <w:p>
+            <w:pPr>
+              <w:pStyle w:val="20"/>
+              <w:spacing w:line="341" w:lineRule="exact"/>
+              <w:ind w:left="13" w:right="165"/>
+              <w:jc w:val="both"/>
+              <w:rPr>
+                <w:rFonts w:ascii="Times New Roman" w:hAnsi="Times New Roman" w:cs="Times New Roman"/>
+                <w:b/>
+                <w:sz w:val="24"/>
+                <w:szCs w:val="24"/>
+              </w:rPr>
+            </w:pPr>
+            <w:r>
+              <w:rPr>
+                <w:rFonts w:ascii="Times New Roman" w:hAnsi="Times New Roman" w:cs="Times New Roman"/>
+                <w:b/>
+                <w:sz w:val="24"/>
+                <w:szCs w:val="24"/>
+              </w:rPr>
+              <w:t>日</w:t>
+            </w:r>
+            <w:r>
+              <w:rPr>
+                <w:rFonts w:ascii="Times New Roman" w:hAnsi="Times New Roman" w:cs="Times New Roman"/>
+                <w:b/>
+                <w:sz w:val="24"/>
+                <w:szCs w:val="24"/>
+                <w:lang w:eastAsia="zh-CN"/>
+              </w:rPr>
+              <w:t xml:space="preserve">  </w:t>
+            </w:r>
+            <w:r>
+              <w:rPr>
+                <w:rFonts w:ascii="Times New Roman" w:hAnsi="Times New Roman" w:cs="Times New Roman"/>
+                <w:b/>
+                <w:sz w:val="24"/>
+                <w:szCs w:val="24"/>
+              </w:rPr>
+              <w:t>期：</w:t>
+            </w:r>
+          </w:p>
+        </w:tc>
+        <w:tc>
+          <w:tcPr>
+            <w:tcW w:w="2040" w:type="dxa"/>
+            <w:vAlign w:val="center"/>
+          </w:tcPr>
+          <w:p>
+            <w:pPr>
+              <w:pStyle w:val="20"/>
+              <w:spacing w:line="363" w:lineRule="exact"/>
+              <w:jc w:val="both"/>
+              <w:rPr>
+                <w:rFonts w:ascii="Times New Roman" w:hAnsi="Times New Roman" w:cs="Times New Roman"/>
+                <w:sz w:val="24"/>
+                <w:szCs w:val="24"/>
+              </w:rPr>
+            </w:pPr>
+            <w:r>
+              <w:rPr>
+                <w:rFonts w:ascii="Times New Roman" w:hAnsi="Times New Roman" w:cs="Times New Roman"/>
+                <w:kern w:val="2"/>
+                <w:sz w:val="24"/>
+                <w:szCs w:val="24"/>
+                <w:lang w:eastAsia="zh-CN"/>
+              </w:rPr>
+              <w:t>{{ reportdate }}</w:t>
+            </w:r>
+          </w:p>
+        </w:tc>
+        <w:tc>
+          <w:tcPr>
+            <w:tcW w:w="1166" w:type="dxa"/>
+            <w:vAlign w:val="center"/>
+          </w:tcPr>
+          <w:p>
+            <w:pPr>
+              <w:pStyle w:val="20"/>
+              <w:spacing w:line="341" w:lineRule="exact"/>
+              <w:jc w:val="both"/>
+              <w:rPr>
+                <w:rFonts w:ascii="Times New Roman" w:hAnsi="Times New Roman" w:cs="Times New Roman"/>
+                <w:b/>
+                <w:sz w:val="24"/>
+                <w:szCs w:val="24"/>
+              </w:rPr>
+            </w:pPr>
+            <w:r>
+              <w:rPr>
+                <w:rFonts w:ascii="Times New Roman" w:hAnsi="Times New Roman" w:cs="Times New Roman"/>
+                <w:b/>
+                <w:sz w:val="24"/>
+                <w:szCs w:val="24"/>
+              </w:rPr>
+              <w:t>日</w:t>
+            </w:r>
+            <w:r>
+              <w:rPr>
+                <w:rFonts w:ascii="Times New Roman" w:hAnsi="Times New Roman" w:cs="Times New Roman"/>
+                <w:b/>
+                <w:sz w:val="24"/>
+                <w:szCs w:val="24"/>
+                <w:lang w:eastAsia="zh-CN"/>
+              </w:rPr>
+              <w:t xml:space="preserve">  </w:t>
+            </w:r>
+            <w:r>
+              <w:rPr>
+                <w:rFonts w:ascii="Times New Roman" w:hAnsi="Times New Roman" w:cs="Times New Roman"/>
+                <w:b/>
+                <w:sz w:val="24"/>
+                <w:szCs w:val="24"/>
+              </w:rPr>
+              <w:t>期：</w:t>
+            </w:r>
+          </w:p>
+        </w:tc>
+        <w:tc>
+          <w:tcPr>
+            <w:tcW w:w="2294" w:type="dxa"/>
+            <w:vAlign w:val="center"/>
+          </w:tcPr>
+          <w:p>
+            <w:pPr>
+              <w:pStyle w:val="20"/>
+              <w:spacing w:line="363" w:lineRule="exact"/>
+              <w:ind w:right="15"/>
+              <w:jc w:val="both"/>
+              <w:rPr>
+                <w:rFonts w:ascii="Times New Roman" w:hAnsi="Times New Roman" w:cs="Times New Roman"/>
+                <w:sz w:val="24"/>
+                <w:szCs w:val="24"/>
+              </w:rPr>
+            </w:pPr>
+            <w:r>
+              <w:rPr>
+                <w:rFonts w:ascii="Times New Roman" w:hAnsi="Times New Roman" w:cs="Times New Roman"/>
+                <w:kern w:val="2"/>
+                <w:sz w:val="24"/>
+                <w:szCs w:val="24"/>
+                <w:lang w:eastAsia="zh-CN"/>
+              </w:rPr>
+              <w:t>{{ reportdate }}</w:t>
+            </w:r>
+          </w:p>
+        </w:tc>
+      </w:tr>
+    </w:tbl>
     <w:p>
       <w:pPr>
         <w:rPr>
           <w:rFonts w:ascii="Times New Roman" w:hAnsi="Times New Roman" w:eastAsia="微软雅黑" w:cs="Times New Roman"/>
           <w:sz w:val="24"/>
           <w:szCs w:val="24"/>
+          <w:lang w:eastAsia="zh-CN"/>
+        </w:rPr>
+      </w:pPr>
+      <w:r>
+        <w:rPr>
+          <w:rFonts w:hint="eastAsia" w:ascii="Times New Roman" w:hAnsi="Times New Roman" w:eastAsia="微软雅黑" w:cs="Times New Roman"/>
+          <w:sz w:val="24"/>
+          <w:szCs w:val="24"/>
+          <w:lang w:eastAsia="zh-CN"/>
+        </w:rPr>
+        <w:t xml:space="preserve">{% endif %}{% if testedby == </w:t>
+      </w:r>
+      <w:r>
+        <w:rPr>
+          <w:rFonts w:ascii="Times New Roman" w:hAnsi="Times New Roman" w:eastAsia="微软雅黑" w:cs="Times New Roman"/>
+          <w:sz w:val="24"/>
+          <w:szCs w:val="24"/>
+          <w:lang w:eastAsia="zh-CN"/>
+        </w:rPr>
+        <w:t>“</w:t>
+      </w:r>
+      <w:r>
+        <w:rPr>
+          <w:rFonts w:hint="eastAsia" w:ascii="Times New Roman" w:hAnsi="Times New Roman" w:eastAsia="微软雅黑" w:cs="Times New Roman"/>
+          <w:sz w:val="24"/>
+          <w:szCs w:val="24"/>
+          <w:lang w:eastAsia="zh-CN"/>
+        </w:rPr>
+        <w:t>5</w:t>
+      </w:r>
+      <w:r>
+        <w:rPr>
+          <w:rFonts w:ascii="Times New Roman" w:hAnsi="Times New Roman" w:eastAsia="微软雅黑" w:cs="Times New Roman"/>
+          <w:sz w:val="24"/>
+          <w:szCs w:val="24"/>
+          <w:lang w:eastAsia="zh-CN"/>
+        </w:rPr>
+        <w:t>”</w:t>
+      </w:r>
+      <w:r>
+        <w:rPr>
+          <w:rFonts w:hint="eastAsia" w:ascii="Times New Roman" w:hAnsi="Times New Roman" w:eastAsia="微软雅黑" w:cs="Times New Roman"/>
+          <w:sz w:val="24"/>
+          <w:szCs w:val="24"/>
+          <w:lang w:eastAsia="zh-CN"/>
+        </w:rPr>
+        <w:t xml:space="preserve"> %}</w:t>
+      </w:r>
+    </w:p>
+    <w:p>
+      <w:pPr>
+        <w:rPr>
+          <w:lang w:eastAsia="zh-CN"/>
+        </w:rPr>
+      </w:pPr>
+    </w:p>
+    <w:p>
+      <w:pPr>
+        <w:rPr>
           <w:lang w:eastAsia="zh-CN"/>
         </w:rPr>
       </w:pPr>
@@ -7173,7 +7521,7 @@
           <w:szCs w:val="24"/>
           <w:lang w:eastAsia="zh-CN"/>
         </w:rPr>
-        <w:t>5</w:t>
+        <w:t>6</w:t>
       </w:r>
       <w:r>
         <w:rPr>
@@ -7197,6 +7545,9 @@
     <w:p>
       <w:pPr>
         <w:rPr>
+          <w:rFonts w:ascii="Times New Roman" w:hAnsi="Times New Roman" w:eastAsia="微软雅黑" w:cs="Times New Roman"/>
+          <w:sz w:val="24"/>
+          <w:szCs w:val="24"/>
           <w:lang w:eastAsia="zh-CN"/>
         </w:rPr>
       </w:pPr>
@@ -7204,6 +7555,9 @@
     <w:p>
       <w:pPr>
         <w:rPr>
+          <w:rFonts w:ascii="Times New Roman" w:hAnsi="Times New Roman" w:eastAsia="微软雅黑" w:cs="Times New Roman"/>
+          <w:sz w:val="24"/>
+          <w:szCs w:val="24"/>
           <w:lang w:eastAsia="zh-CN"/>
         </w:rPr>
       </w:pPr>
@@ -7517,526 +7871,6 @@
     <w:p>
       <w:pPr>
         <w:rPr>
-          <w:rFonts w:ascii="Times New Roman" w:hAnsi="Times New Roman" w:eastAsia="微软雅黑" w:cs="Times New Roman"/>
-          <w:sz w:val="24"/>
-          <w:szCs w:val="24"/>
-          <w:lang w:eastAsia="zh-CN"/>
-        </w:rPr>
-      </w:pPr>
-      <w:r>
-        <w:rPr>
-          <w:rFonts w:hint="eastAsia" w:ascii="Times New Roman" w:hAnsi="Times New Roman" w:eastAsia="微软雅黑" w:cs="Times New Roman"/>
-          <w:sz w:val="24"/>
-          <w:szCs w:val="24"/>
-          <w:lang w:eastAsia="zh-CN"/>
-        </w:rPr>
-        <w:t xml:space="preserve">{% endif %}{% if testedby == </w:t>
-      </w:r>
-      <w:r>
-        <w:rPr>
-          <w:rFonts w:ascii="Times New Roman" w:hAnsi="Times New Roman" w:eastAsia="微软雅黑" w:cs="Times New Roman"/>
-          <w:sz w:val="24"/>
-          <w:szCs w:val="24"/>
-          <w:lang w:eastAsia="zh-CN"/>
-        </w:rPr>
-        <w:t>“</w:t>
-      </w:r>
-      <w:r>
-        <w:rPr>
-          <w:rFonts w:hint="eastAsia" w:ascii="Times New Roman" w:hAnsi="Times New Roman" w:eastAsia="微软雅黑" w:cs="Times New Roman"/>
-          <w:sz w:val="24"/>
-          <w:szCs w:val="24"/>
-          <w:lang w:eastAsia="zh-CN"/>
-        </w:rPr>
-        <w:t>6</w:t>
-      </w:r>
-      <w:r>
-        <w:rPr>
-          <w:rFonts w:ascii="Times New Roman" w:hAnsi="Times New Roman" w:eastAsia="微软雅黑" w:cs="Times New Roman"/>
-          <w:sz w:val="24"/>
-          <w:szCs w:val="24"/>
-          <w:lang w:eastAsia="zh-CN"/>
-        </w:rPr>
-        <w:t>”</w:t>
-      </w:r>
-      <w:r>
-        <w:rPr>
-          <w:rFonts w:hint="eastAsia" w:ascii="Times New Roman" w:hAnsi="Times New Roman" w:eastAsia="微软雅黑" w:cs="Times New Roman"/>
-          <w:sz w:val="24"/>
-          <w:szCs w:val="24"/>
-          <w:lang w:eastAsia="zh-CN"/>
-        </w:rPr>
-        <w:t xml:space="preserve"> %}</w:t>
-      </w:r>
-    </w:p>
-    <w:p>
-      <w:pPr>
-        <w:rPr>
-          <w:rFonts w:ascii="Times New Roman" w:hAnsi="Times New Roman" w:eastAsia="微软雅黑" w:cs="Times New Roman"/>
-          <w:sz w:val="24"/>
-          <w:szCs w:val="24"/>
-          <w:lang w:eastAsia="zh-CN"/>
-        </w:rPr>
-      </w:pPr>
-    </w:p>
-    <w:p>
-      <w:pPr>
-        <w:rPr>
-          <w:rFonts w:ascii="Times New Roman" w:hAnsi="Times New Roman" w:eastAsia="微软雅黑" w:cs="Times New Roman"/>
-          <w:sz w:val="24"/>
-          <w:szCs w:val="24"/>
-          <w:lang w:eastAsia="zh-CN"/>
-        </w:rPr>
-      </w:pPr>
-      <w:r>
-        <w:rPr>
-          <w:sz w:val="24"/>
-        </w:rPr>
-        <mc:AlternateContent>
-          <mc:Choice Requires="wpg">
-            <w:drawing>
-              <wp:anchor distT="0" distB="0" distL="114300" distR="114300" simplePos="0" relativeHeight="251670528" behindDoc="0" locked="0" layoutInCell="1" allowOverlap="1">
-                <wp:simplePos x="0" y="0"/>
-                <wp:positionH relativeFrom="column">
-                  <wp:posOffset>2785745</wp:posOffset>
-                </wp:positionH>
-                <wp:positionV relativeFrom="paragraph">
-                  <wp:posOffset>4445</wp:posOffset>
-                </wp:positionV>
-                <wp:extent cx="2757805" cy="627380"/>
-                <wp:effectExtent l="0" t="0" r="635" b="12700"/>
-                <wp:wrapNone/>
-                <wp:docPr id="15" name="组合 34"/>
-                <wp:cNvGraphicFramePr/>
-                <a:graphic xmlns:a="http://schemas.openxmlformats.org/drawingml/2006/main">
-                  <a:graphicData uri="http://schemas.microsoft.com/office/word/2010/wordprocessingGroup">
-                    <wpg:wgp>
-                      <wpg:cNvGrpSpPr/>
-                      <wpg:grpSpPr>
-                        <a:xfrm rot="0">
-                          <a:off x="3534410" y="6900545"/>
-                          <a:ext cx="2757805" cy="627380"/>
-                          <a:chOff x="12609" y="13215"/>
-                          <a:chExt cx="4343" cy="988"/>
-                        </a:xfrm>
-                      </wpg:grpSpPr>
-                      <pic:pic xmlns:pic="http://schemas.openxmlformats.org/drawingml/2006/picture">
-                        <pic:nvPicPr>
-                          <pic:cNvPr id="50" name="图片 1" descr="IMG_256"/>
-                          <pic:cNvPicPr>
-                            <a:picLocks noChangeAspect="1"/>
-                          </pic:cNvPicPr>
-                        </pic:nvPicPr>
-                        <pic:blipFill>
-                          <a:blip r:embed="rId17">
-                            <a:clrChange>
-                              <a:clrFrom>
-                                <a:srgbClr val="AAA9A5">
-                                  <a:alpha val="100000"/>
-                                </a:srgbClr>
-                              </a:clrFrom>
-                              <a:clrTo>
-                                <a:srgbClr val="AAA9A5">
-                                  <a:alpha val="100000"/>
-                                  <a:alpha val="0"/>
-                                </a:srgbClr>
-                              </a:clrTo>
-                            </a:clrChange>
-                          </a:blip>
-                          <a:srcRect l="27431" t="30452" r="31962" b="18126"/>
-                          <a:stretch>
-                            <a:fillRect/>
-                          </a:stretch>
-                        </pic:blipFill>
-                        <pic:spPr>
-                          <a:xfrm>
-                            <a:off x="12609" y="13215"/>
-                            <a:ext cx="781" cy="989"/>
-                          </a:xfrm>
-                          <a:prstGeom prst="rect">
-                            <a:avLst/>
-                          </a:prstGeom>
-                          <a:noFill/>
-                          <a:ln w="9525">
-                            <a:noFill/>
-                          </a:ln>
-                        </pic:spPr>
-                      </pic:pic>
-                      <pic:pic xmlns:pic="http://schemas.openxmlformats.org/drawingml/2006/picture">
-                        <pic:nvPicPr>
-                          <pic:cNvPr id="54" name="图片 31" descr="微信图片_20220215110121"/>
-                          <pic:cNvPicPr>
-                            <a:picLocks noChangeAspect="1"/>
-                          </pic:cNvPicPr>
-                        </pic:nvPicPr>
-                        <pic:blipFill>
-                          <a:blip r:embed="rId13">
-                            <a:clrChange>
-                              <a:clrFrom>
-                                <a:srgbClr val="A09D98">
-                                  <a:alpha val="100000"/>
-                                </a:srgbClr>
-                              </a:clrFrom>
-                              <a:clrTo>
-                                <a:srgbClr val="A09D98">
-                                  <a:alpha val="100000"/>
-                                  <a:alpha val="0"/>
-                                </a:srgbClr>
-                              </a:clrTo>
-                            </a:clrChange>
-                            <a:biLevel thresh="50000"/>
-                          </a:blip>
-                          <a:stretch>
-                            <a:fillRect/>
-                          </a:stretch>
-                        </pic:blipFill>
-                        <pic:spPr>
-                          <a:xfrm>
-                            <a:off x="15718" y="13246"/>
-                            <a:ext cx="1234" cy="715"/>
-                          </a:xfrm>
-                          <a:prstGeom prst="rect">
-                            <a:avLst/>
-                          </a:prstGeom>
-                        </pic:spPr>
-                      </pic:pic>
-                    </wpg:wgp>
-                  </a:graphicData>
-                </a:graphic>
-              </wp:anchor>
-            </w:drawing>
-          </mc:Choice>
-          <mc:Fallback>
-            <w:pict>
-              <v:group id="组合 34" o:spid="_x0000_s1026" o:spt="203" style="position:absolute;left:0pt;margin-left:219.35pt;margin-top:0.35pt;height:49.4pt;width:217.15pt;z-index:251670528;mso-width-relative:page;mso-height-relative:page;" coordorigin="12609,13215" coordsize="4343,988" o:gfxdata="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">
-                <o:lock v:ext="edit" aspectratio="f"/>
-                <v:shape id="图片 1" o:spid="_x0000_s1026" o:spt="75" alt="IMG_256" type="#_x0000_t75" style="position:absolute;left:12609;top:13215;height:989;width:781;" filled="f" o:preferrelative="t" stroked="f" coordsize="21600,21600" o:gfxdata="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">
-                  <v:fill on="f" focussize="0,0"/>
-                  <v:stroke on="f"/>
-                  <v:imagedata r:id="rId17" cropleft="17977f" croptop="19957f" cropright="20947f" cropbottom="11879f" chromakey="#AAA9A5" o:title=""/>
-                  <o:lock v:ext="edit" aspectratio="t"/>
-                </v:shape>
-                <v:shape id="图片 31" o:spid="_x0000_s1026" o:spt="75" alt="微信图片_20220215110121" type="#_x0000_t75" style="position:absolute;left:15718;top:13246;height:715;width:1234;" filled="f" o:preferrelative="t" stroked="f" coordsize="21600,21600" o:gfxdata="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">
-                  <v:fill on="f" focussize="0,0"/>
-                  <v:stroke on="f"/>
-                  <v:imagedata r:id="rId13" grayscale="t" bilevel="t" chromakey="#A09D98" o:title=""/>
-                  <o:lock v:ext="edit" aspectratio="t"/>
-                </v:shape>
-              </v:group>
-            </w:pict>
-          </mc:Fallback>
-        </mc:AlternateContent>
-      </w:r>
-    </w:p>
-    <w:tbl>
-      <w:tblPr>
-        <w:tblStyle w:val="36"/>
-        <w:tblW w:w="6772" w:type="dxa"/>
-        <w:jc w:val="right"/>
-        <w:tblLayout w:type="fixed"/>
-        <w:tblCellMar>
-          <w:top w:w="0" w:type="dxa"/>
-          <w:left w:w="0" w:type="dxa"/>
-          <w:bottom w:w="0" w:type="dxa"/>
-          <w:right w:w="0" w:type="dxa"/>
-        </w:tblCellMar>
-      </w:tblPr>
-      <w:tblGrid>
-        <w:gridCol w:w="1272"/>
-        <w:gridCol w:w="2040"/>
-        <w:gridCol w:w="1166"/>
-        <w:gridCol w:w="2294"/>
-      </w:tblGrid>
-      <w:tr>
-        <w:tblPrEx>
-          <w:tblCellMar>
-            <w:top w:w="0" w:type="dxa"/>
-            <w:left w:w="0" w:type="dxa"/>
-            <w:bottom w:w="0" w:type="dxa"/>
-            <w:right w:w="0" w:type="dxa"/>
-          </w:tblCellMar>
-        </w:tblPrEx>
-        <w:trPr>
-          <w:trHeight w:val="441" w:hRule="exact"/>
-          <w:jc w:val="right"/>
-        </w:trPr>
-        <w:tc>
-          <w:tcPr>
-            <w:tcW w:w="1272" w:type="dxa"/>
-            <w:vAlign w:val="center"/>
-          </w:tcPr>
-          <w:p>
-            <w:pPr>
-              <w:pStyle w:val="20"/>
-              <w:spacing w:before="13"/>
-              <w:ind w:left="13" w:right="95"/>
-              <w:jc w:val="both"/>
-              <w:rPr>
-                <w:rFonts w:ascii="Times New Roman" w:hAnsi="Times New Roman" w:cs="Times New Roman"/>
-                <w:b/>
-                <w:sz w:val="24"/>
-                <w:szCs w:val="24"/>
-              </w:rPr>
-            </w:pPr>
-            <w:r>
-              <w:rPr>
-                <w:rFonts w:ascii="Times New Roman" w:hAnsi="Times New Roman" w:cs="Times New Roman"/>
-                <w:b/>
-                <w:sz w:val="24"/>
-                <w:szCs w:val="24"/>
-              </w:rPr>
-              <w:t>检测人：</w:t>
-            </w:r>
-          </w:p>
-        </w:tc>
-        <w:tc>
-          <w:tcPr>
-            <w:tcW w:w="2040" w:type="dxa"/>
-            <w:vAlign w:val="center"/>
-          </w:tcPr>
-          <w:p>
-            <w:pPr>
-              <w:pStyle w:val="20"/>
-              <w:spacing w:before="13"/>
-              <w:jc w:val="both"/>
-              <w:rPr>
-                <w:rFonts w:ascii="Times New Roman" w:hAnsi="Times New Roman" w:cs="Times New Roman"/>
-                <w:b/>
-                <w:sz w:val="24"/>
-                <w:szCs w:val="24"/>
-              </w:rPr>
-            </w:pPr>
-          </w:p>
-        </w:tc>
-        <w:tc>
-          <w:tcPr>
-            <w:tcW w:w="1166" w:type="dxa"/>
-            <w:vAlign w:val="center"/>
-          </w:tcPr>
-          <w:p>
-            <w:pPr>
-              <w:pStyle w:val="20"/>
-              <w:spacing w:before="13"/>
-              <w:jc w:val="both"/>
-              <w:rPr>
-                <w:rFonts w:ascii="Times New Roman" w:hAnsi="Times New Roman" w:cs="Times New Roman"/>
-                <w:b/>
-                <w:sz w:val="24"/>
-                <w:szCs w:val="24"/>
-              </w:rPr>
-            </w:pPr>
-            <w:r>
-              <w:rPr>
-                <w:rFonts w:ascii="Times New Roman" w:hAnsi="Times New Roman" w:cs="Times New Roman"/>
-                <w:b/>
-                <w:sz w:val="24"/>
-                <w:szCs w:val="24"/>
-              </w:rPr>
-              <w:t>复核人</w:t>
-            </w:r>
-            <w:r>
-              <w:rPr>
-                <w:rFonts w:ascii="Times New Roman" w:hAnsi="Times New Roman" w:cs="Times New Roman"/>
-                <w:b/>
-                <w:sz w:val="24"/>
-                <w:szCs w:val="24"/>
-                <w:lang w:eastAsia="zh-CN"/>
-              </w:rPr>
-              <w:t>：</w:t>
-            </w:r>
-          </w:p>
-        </w:tc>
-        <w:tc>
-          <w:tcPr>
-            <w:tcW w:w="2294" w:type="dxa"/>
-            <w:vAlign w:val="center"/>
-          </w:tcPr>
-          <w:p>
-            <w:pPr>
-              <w:pStyle w:val="20"/>
-              <w:spacing w:before="13"/>
-              <w:ind w:right="15"/>
-              <w:jc w:val="both"/>
-              <w:rPr>
-                <w:rFonts w:ascii="Times New Roman" w:hAnsi="Times New Roman" w:cs="Times New Roman"/>
-                <w:b/>
-                <w:sz w:val="24"/>
-                <w:szCs w:val="24"/>
-              </w:rPr>
-            </w:pPr>
-          </w:p>
-        </w:tc>
-      </w:tr>
-      <w:tr>
-        <w:tblPrEx>
-          <w:tblCellMar>
-            <w:top w:w="0" w:type="dxa"/>
-            <w:left w:w="0" w:type="dxa"/>
-            <w:bottom w:w="0" w:type="dxa"/>
-            <w:right w:w="0" w:type="dxa"/>
-          </w:tblCellMar>
-        </w:tblPrEx>
-        <w:trPr>
-          <w:trHeight w:val="457" w:hRule="exact"/>
-          <w:jc w:val="right"/>
-        </w:trPr>
-        <w:tc>
-          <w:tcPr>
-            <w:tcW w:w="1272" w:type="dxa"/>
-            <w:vAlign w:val="center"/>
-          </w:tcPr>
-          <w:p>
-            <w:pPr>
-              <w:pStyle w:val="20"/>
-              <w:spacing w:line="341" w:lineRule="exact"/>
-              <w:ind w:left="13" w:right="165"/>
-              <w:jc w:val="both"/>
-              <w:rPr>
-                <w:rFonts w:ascii="Times New Roman" w:hAnsi="Times New Roman" w:cs="Times New Roman"/>
-                <w:b/>
-                <w:sz w:val="24"/>
-                <w:szCs w:val="24"/>
-              </w:rPr>
-            </w:pPr>
-            <w:r>
-              <w:rPr>
-                <w:rFonts w:ascii="Times New Roman" w:hAnsi="Times New Roman" w:cs="Times New Roman"/>
-                <w:b/>
-                <w:sz w:val="24"/>
-                <w:szCs w:val="24"/>
-              </w:rPr>
-              <w:t>日</w:t>
-            </w:r>
-            <w:r>
-              <w:rPr>
-                <w:rFonts w:ascii="Times New Roman" w:hAnsi="Times New Roman" w:cs="Times New Roman"/>
-                <w:b/>
-                <w:sz w:val="24"/>
-                <w:szCs w:val="24"/>
-                <w:lang w:eastAsia="zh-CN"/>
-              </w:rPr>
-              <w:t xml:space="preserve">  </w:t>
-            </w:r>
-            <w:r>
-              <w:rPr>
-                <w:rFonts w:ascii="Times New Roman" w:hAnsi="Times New Roman" w:cs="Times New Roman"/>
-                <w:b/>
-                <w:sz w:val="24"/>
-                <w:szCs w:val="24"/>
-              </w:rPr>
-              <w:t>期：</w:t>
-            </w:r>
-          </w:p>
-        </w:tc>
-        <w:tc>
-          <w:tcPr>
-            <w:tcW w:w="2040" w:type="dxa"/>
-            <w:vAlign w:val="center"/>
-          </w:tcPr>
-          <w:p>
-            <w:pPr>
-              <w:pStyle w:val="20"/>
-              <w:spacing w:line="363" w:lineRule="exact"/>
-              <w:jc w:val="both"/>
-              <w:rPr>
-                <w:rFonts w:ascii="Times New Roman" w:hAnsi="Times New Roman" w:cs="Times New Roman"/>
-                <w:sz w:val="24"/>
-                <w:szCs w:val="24"/>
-              </w:rPr>
-            </w:pPr>
-            <w:r>
-              <w:rPr>
-                <w:rFonts w:ascii="Times New Roman" w:hAnsi="Times New Roman" w:cs="Times New Roman"/>
-                <w:kern w:val="2"/>
-                <w:sz w:val="24"/>
-                <w:szCs w:val="24"/>
-                <w:lang w:eastAsia="zh-CN"/>
-              </w:rPr>
-              <w:t>{{ reportdate }}</w:t>
-            </w:r>
-          </w:p>
-        </w:tc>
-        <w:tc>
-          <w:tcPr>
-            <w:tcW w:w="1166" w:type="dxa"/>
-            <w:vAlign w:val="center"/>
-          </w:tcPr>
-          <w:p>
-            <w:pPr>
-              <w:pStyle w:val="20"/>
-              <w:spacing w:line="341" w:lineRule="exact"/>
-              <w:jc w:val="both"/>
-              <w:rPr>
-                <w:rFonts w:ascii="Times New Roman" w:hAnsi="Times New Roman" w:cs="Times New Roman"/>
-                <w:b/>
-                <w:sz w:val="24"/>
-                <w:szCs w:val="24"/>
-              </w:rPr>
-            </w:pPr>
-            <w:r>
-              <w:rPr>
-                <w:rFonts w:ascii="Times New Roman" w:hAnsi="Times New Roman" w:cs="Times New Roman"/>
-                <w:b/>
-                <w:sz w:val="24"/>
-                <w:szCs w:val="24"/>
-              </w:rPr>
-              <w:t>日</w:t>
-            </w:r>
-            <w:r>
-              <w:rPr>
-                <w:rFonts w:ascii="Times New Roman" w:hAnsi="Times New Roman" w:cs="Times New Roman"/>
-                <w:b/>
-                <w:sz w:val="24"/>
-                <w:szCs w:val="24"/>
-                <w:lang w:eastAsia="zh-CN"/>
-              </w:rPr>
-              <w:t xml:space="preserve">  </w:t>
-            </w:r>
-            <w:r>
-              <w:rPr>
-                <w:rFonts w:ascii="Times New Roman" w:hAnsi="Times New Roman" w:cs="Times New Roman"/>
-                <w:b/>
-                <w:sz w:val="24"/>
-                <w:szCs w:val="24"/>
-              </w:rPr>
-              <w:t>期：</w:t>
-            </w:r>
-          </w:p>
-        </w:tc>
-        <w:tc>
-          <w:tcPr>
-            <w:tcW w:w="2294" w:type="dxa"/>
-            <w:vAlign w:val="center"/>
-          </w:tcPr>
-          <w:p>
-            <w:pPr>
-              <w:pStyle w:val="20"/>
-              <w:spacing w:line="363" w:lineRule="exact"/>
-              <w:ind w:right="15"/>
-              <w:jc w:val="both"/>
-              <w:rPr>
-                <w:rFonts w:ascii="Times New Roman" w:hAnsi="Times New Roman" w:cs="Times New Roman"/>
-                <w:sz w:val="24"/>
-                <w:szCs w:val="24"/>
-              </w:rPr>
-            </w:pPr>
-            <w:r>
-              <w:rPr>
-                <w:rFonts w:ascii="Times New Roman" w:hAnsi="Times New Roman" w:cs="Times New Roman"/>
-                <w:kern w:val="2"/>
-                <w:sz w:val="24"/>
-                <w:szCs w:val="24"/>
-                <w:lang w:eastAsia="zh-CN"/>
-              </w:rPr>
-              <w:t>{{ reportdate }}</w:t>
-            </w:r>
-          </w:p>
-        </w:tc>
-      </w:tr>
-    </w:tbl>
-    <w:p>
-      <w:pPr>
-        <w:rPr>
           <w:rFonts w:ascii="Times New Roman" w:hAnsi="Times New Roman" w:eastAsia="微软雅黑" w:cs="黑体"/>
           <w:b/>
           <w:bCs/>
@@ -8055,8 +7889,6 @@
         </w:rPr>
         <w:t>{% endif %}</w:t>
       </w:r>
-      <w:bookmarkStart w:id="47" w:name="_Toc14270"/>
-      <w:bookmarkStart w:id="48" w:name="_Toc21059"/>
       <w:r>
         <w:rPr>
           <w:rFonts w:ascii="Times New Roman" w:hAnsi="Times New Roman" w:eastAsia="微软雅黑" w:cs="黑体"/>
@@ -12057,8 +11889,8 @@
           <w:lang w:eastAsia="zh-CN"/>
         </w:rPr>
       </w:pPr>
-      <w:bookmarkStart w:id="50" w:name="_Toc81326589"/>
-      <w:bookmarkStart w:id="51" w:name="_Toc81251351"/>
+      <w:bookmarkStart w:id="50" w:name="_Toc81251351"/>
+      <w:bookmarkStart w:id="51" w:name="_Toc81326589"/>
       <w:r>
         <w:rPr>
           <w:rFonts w:hint="eastAsia" w:ascii="Times New Roman" w:hAnsi="Times New Roman" w:eastAsia="微软雅黑" w:cs="Times New Roman"/>
@@ -12122,11 +11954,11 @@
           <w:lang w:val="en-US" w:eastAsia="zh-CN"/>
         </w:rPr>
       </w:pPr>
-      <w:bookmarkStart w:id="52" w:name="_Toc25849"/>
+      <w:bookmarkStart w:id="52" w:name="_Toc10223"/>
       <w:bookmarkStart w:id="53" w:name="_Toc20034"/>
-      <w:bookmarkStart w:id="54" w:name="_Toc106719764"/>
-      <w:bookmarkStart w:id="55" w:name="_Toc6972"/>
-      <w:bookmarkStart w:id="56" w:name="_Toc10223"/>
+      <w:bookmarkStart w:id="54" w:name="_Toc6972"/>
+      <w:bookmarkStart w:id="55" w:name="_Toc25849"/>
+      <w:bookmarkStart w:id="56" w:name="_Toc106719764"/>
       <w:bookmarkStart w:id="57" w:name="_Toc2290"/>
       <w:r>
         <w:rPr>
@@ -14610,12 +14442,6 @@
             <w:insideH w:val="single" w:color="62B541" w:sz="4" w:space="0"/>
             <w:insideV w:val="single" w:color="62B541" w:sz="4" w:space="0"/>
           </w:tblBorders>
-          <w:tblCellMar>
-            <w:top w:w="0" w:type="dxa"/>
-            <w:left w:w="0" w:type="dxa"/>
-            <w:bottom w:w="0" w:type="dxa"/>
-            <w:right w:w="0" w:type="dxa"/>
-          </w:tblCellMar>
         </w:tblPrEx>
         <w:trPr>
           <w:trHeight w:val="510" w:hRule="atLeast"/>
@@ -15446,12 +15272,12 @@
           <w:lang w:val="en-US" w:eastAsia="zh-CN" w:bidi="ar"/>
         </w:rPr>
       </w:pPr>
-      <w:bookmarkStart w:id="59" w:name="_Toc22229"/>
-      <w:bookmarkStart w:id="60" w:name="_Toc15964"/>
-      <w:bookmarkStart w:id="61" w:name="_Toc21629"/>
-      <w:bookmarkStart w:id="62" w:name="_Toc663"/>
+      <w:bookmarkStart w:id="59" w:name="_Toc15964"/>
+      <w:bookmarkStart w:id="60" w:name="_Toc21629"/>
+      <w:bookmarkStart w:id="61" w:name="_Toc22229"/>
+      <w:bookmarkStart w:id="62" w:name="_Toc6632"/>
       <w:bookmarkStart w:id="63" w:name="_Toc27020"/>
-      <w:bookmarkStart w:id="64" w:name="_Toc6632"/>
+      <w:bookmarkStart w:id="64" w:name="_Toc663"/>
       <w:r>
         <w:rPr>
           <w:rFonts w:hint="eastAsia" w:ascii="微软雅黑" w:hAnsi="微软雅黑" w:eastAsia="微软雅黑" w:cs="微软雅黑"/>
@@ -15742,11 +15568,11 @@
         </w:rPr>
       </w:pPr>
       <w:bookmarkStart w:id="65" w:name="_Toc8282"/>
-      <w:bookmarkStart w:id="66" w:name="_Toc17032"/>
-      <w:bookmarkStart w:id="67" w:name="_Toc30210"/>
-      <w:bookmarkStart w:id="68" w:name="_Toc30450"/>
-      <w:bookmarkStart w:id="69" w:name="_Toc6779"/>
-      <w:bookmarkStart w:id="70" w:name="_Toc8902"/>
+      <w:bookmarkStart w:id="66" w:name="_Toc30450"/>
+      <w:bookmarkStart w:id="67" w:name="_Toc6779"/>
+      <w:bookmarkStart w:id="68" w:name="_Toc8902"/>
+      <w:bookmarkStart w:id="69" w:name="_Toc30210"/>
+      <w:bookmarkStart w:id="70" w:name="_Toc17032"/>
       <w:r>
         <w:rPr>
           <w:rFonts w:hint="eastAsia" w:ascii="微软雅黑" w:hAnsi="微软雅黑" w:eastAsia="微软雅黑" w:cs="微软雅黑"/>
@@ -15805,6 +15631,12 @@
             <w:insideH w:val="single" w:color="A4A4A4" w:sz="4" w:space="0"/>
             <w:insideV w:val="single" w:color="A4A4A4" w:sz="4" w:space="0"/>
           </w:tblBorders>
+          <w:tblCellMar>
+            <w:top w:w="0" w:type="dxa"/>
+            <w:left w:w="108" w:type="dxa"/>
+            <w:bottom w:w="0" w:type="dxa"/>
+            <w:right w:w="108" w:type="dxa"/>
+          </w:tblCellMar>
         </w:tblPrEx>
         <w:trPr>
           <w:trHeight w:val="258" w:hRule="atLeast"/>
@@ -17312,8 +17144,8 @@
           </w14:shadow>
         </w:rPr>
       </w:pPr>
-      <w:bookmarkStart w:id="71" w:name="_Toc28332"/>
-      <w:bookmarkStart w:id="72" w:name="_Toc81326590"/>
+      <w:bookmarkStart w:id="71" w:name="_Toc81326590"/>
+      <w:bookmarkStart w:id="72" w:name="_Toc28332"/>
       <w:r>
         <w:rPr>
           <w:rFonts w:hint="eastAsia" w:ascii="Times New Roman" w:hAnsi="Times New Roman" w:eastAsia="微软雅黑" w:cs="黑体"/>
@@ -17353,12 +17185,12 @@
           <w:lang w:val="en-US" w:eastAsia="zh-CN" w:bidi="ar"/>
         </w:rPr>
       </w:pPr>
-      <w:bookmarkStart w:id="73" w:name="_Toc14341"/>
-      <w:bookmarkStart w:id="74" w:name="_Toc32156"/>
-      <w:bookmarkStart w:id="75" w:name="_Toc7932"/>
-      <w:bookmarkStart w:id="76" w:name="_Toc19396"/>
-      <w:bookmarkStart w:id="77" w:name="_Toc7994"/>
-      <w:bookmarkStart w:id="78" w:name="_Toc24511"/>
+      <w:bookmarkStart w:id="73" w:name="_Toc7994"/>
+      <w:bookmarkStart w:id="74" w:name="_Toc24511"/>
+      <w:bookmarkStart w:id="75" w:name="_Toc14341"/>
+      <w:bookmarkStart w:id="76" w:name="_Toc32156"/>
+      <w:bookmarkStart w:id="77" w:name="_Toc7932"/>
+      <w:bookmarkStart w:id="78" w:name="_Toc19396"/>
       <w:r>
         <w:rPr>
           <w:rFonts w:hint="eastAsia" w:ascii="微软雅黑" w:hAnsi="微软雅黑" w:eastAsia="微软雅黑" w:cs="微软雅黑"/>
@@ -18897,8 +18729,6 @@
               </w:rPr>
               <w:t>pT1-3和pN1 (1-3淋巴结阳性)且RS &lt;26的绝经前肿瘤患者，与内分泌单一疗法相比，内分泌疗结合化疗可降低远期复发率，但尚不清楚这种疗效改善是否是由于化疗促进了卵巢抑制作用而引起的。对于这类患者，可考虑化疗结合内分泌治疗，或者卵巢功能抑制剂联合他莫昔芬或AI。</w:t>
             </w:r>
-            <w:bookmarkStart w:id="104" w:name="_GoBack"/>
-            <w:bookmarkEnd w:id="104"/>
           </w:p>
         </w:tc>
       </w:tr>
@@ -19911,14 +19741,14 @@
       </w:pPr>
       <w:bookmarkStart w:id="88" w:name="_Toc19584_WPSOffice_Level1"/>
       <w:bookmarkStart w:id="89" w:name="_Toc22623"/>
-      <w:bookmarkStart w:id="90" w:name="_Toc21361"/>
-      <w:bookmarkStart w:id="91" w:name="_Toc17792_WPSOffice_Level2"/>
-      <w:bookmarkStart w:id="92" w:name="_Toc9662"/>
-      <w:bookmarkStart w:id="93" w:name="_Toc22162_WPSOffice_Level1"/>
-      <w:bookmarkStart w:id="94" w:name="_Toc16927"/>
-      <w:bookmarkStart w:id="95" w:name="_Toc24017"/>
-      <w:bookmarkStart w:id="96" w:name="_Toc13275"/>
-      <w:bookmarkStart w:id="97" w:name="_Toc107825571"/>
+      <w:bookmarkStart w:id="90" w:name="_Toc107825571"/>
+      <w:bookmarkStart w:id="91" w:name="_Toc21361"/>
+      <w:bookmarkStart w:id="92" w:name="_Toc17792_WPSOffice_Level2"/>
+      <w:bookmarkStart w:id="93" w:name="_Toc9662"/>
+      <w:bookmarkStart w:id="94" w:name="_Toc22162_WPSOffice_Level1"/>
+      <w:bookmarkStart w:id="95" w:name="_Toc16927"/>
+      <w:bookmarkStart w:id="96" w:name="_Toc24017"/>
+      <w:bookmarkStart w:id="97" w:name="_Toc13275"/>
       <w:bookmarkStart w:id="98" w:name="_Toc14611_WPSOffice_Level1"/>
       <w:r>
         <w:rPr>
@@ -19958,11 +19788,11 @@
           <w:lang w:eastAsia="zh-CN"/>
         </w:rPr>
       </w:pPr>
-      <w:bookmarkStart w:id="99" w:name="_Toc4053"/>
-      <w:bookmarkStart w:id="100" w:name="_Toc8814"/>
+      <w:bookmarkStart w:id="99" w:name="_Toc27691"/>
+      <w:bookmarkStart w:id="100" w:name="_Toc11768"/>
       <w:bookmarkStart w:id="101" w:name="_Toc18033"/>
-      <w:bookmarkStart w:id="102" w:name="_Toc27691"/>
-      <w:bookmarkStart w:id="103" w:name="_Toc11768"/>
+      <w:bookmarkStart w:id="102" w:name="_Toc4053"/>
+      <w:bookmarkStart w:id="103" w:name="_Toc8814"/>
       <w:r>
         <w:rPr>
           <w:rFonts w:hint="default" w:ascii="Times New Roman" w:hAnsi="Times New Roman" w:eastAsia="微软雅黑" w:cs="Times New Roman"/>
@@ -20220,7 +20050,7 @@
                     </pic:cNvPicPr>
                   </pic:nvPicPr>
                   <pic:blipFill>
-                    <a:blip r:embed="rId18"/>
+                    <a:blip r:embed="rId17"/>
                     <a:stretch>
                       <a:fillRect/>
                     </a:stretch>
@@ -22665,20 +22495,10 @@
 </s:customData>
 </file>
 
-<file path=customXml/item2.xml><?xml version="1.0" encoding="utf-8"?>
-<b:Sources xmlns:b="http://schemas.openxmlformats.org/officeDocument/2006/bibliography" xmlns="http://schemas.openxmlformats.org/officeDocument/2006/bibliography" SelectedStyle="\APA.XSL" StyleName="APA"/>
-</file>
-
 <file path=customXml/itemProps1.xml><?xml version="1.0" encoding="utf-8"?>
 <ds:datastoreItem xmlns:ds="http://schemas.openxmlformats.org/officeDocument/2006/customXml" ds:itemID="{B1977F7D-205B-4081-913C-38D41E755F92}">
   <ds:schemaRefs>
     <ds:schemaRef ds:uri="http://www.wps.cn/officeDocument/2013/wpsCustomData"/>
   </ds:schemaRefs>
 </ds:datastoreItem>
-</file>
-
-<file path=customXml/itemProps2.xml><?xml version="1.0" encoding="utf-8"?>
-<ds:datastoreItem xmlns:ds="http://schemas.openxmlformats.org/officeDocument/2006/customXml" ds:itemID="{AF0FCD33-2FD2-40CF-9CDF-F2193CE32997}">
-  <ds:schemaRefs/>
-</ds:datastoreItem>
 </file>
--- a/WebContent/docx/乳腺癌21基因检测报告-武汉平安好医.docx
+++ b/WebContent/docx/乳腺癌21基因检测报告-武汉平安好医.docx
@@ -3170,16 +3170,16 @@
           </w14:shadow>
         </w:rPr>
       </w:pPr>
-      <w:bookmarkStart w:id="2" w:name="_Toc21009_WPSOffice_Level1"/>
-      <w:bookmarkStart w:id="3" w:name="_Toc107825547"/>
-      <w:bookmarkStart w:id="4" w:name="_Toc3619"/>
-      <w:bookmarkStart w:id="5" w:name="_Toc30143_WPSOffice_Level1"/>
-      <w:bookmarkStart w:id="6" w:name="_Toc14459"/>
-      <w:bookmarkStart w:id="7" w:name="_Toc24178_WPSOffice_Level1"/>
-      <w:bookmarkStart w:id="8" w:name="_Toc21669"/>
-      <w:bookmarkStart w:id="9" w:name="_Toc13806"/>
-      <w:bookmarkStart w:id="10" w:name="_Toc4217"/>
-      <w:bookmarkStart w:id="11" w:name="_Toc14123"/>
+      <w:bookmarkStart w:id="2" w:name="_Toc13806"/>
+      <w:bookmarkStart w:id="3" w:name="_Toc4217"/>
+      <w:bookmarkStart w:id="4" w:name="_Toc14123"/>
+      <w:bookmarkStart w:id="5" w:name="_Toc21009_WPSOffice_Level1"/>
+      <w:bookmarkStart w:id="6" w:name="_Toc107825547"/>
+      <w:bookmarkStart w:id="7" w:name="_Toc30143_WPSOffice_Level1"/>
+      <w:bookmarkStart w:id="8" w:name="_Toc3619"/>
+      <w:bookmarkStart w:id="9" w:name="_Toc24178_WPSOffice_Level1"/>
+      <w:bookmarkStart w:id="10" w:name="_Toc21669"/>
+      <w:bookmarkStart w:id="11" w:name="_Toc14459"/>
       <w:r>
         <w:rPr>
           <w:rFonts w:ascii="Times New Roman" w:hAnsi="Times New Roman"/>
@@ -4056,15 +4056,15 @@
           </w14:shadow>
         </w:rPr>
       </w:pPr>
-      <w:bookmarkStart w:id="12" w:name="_Toc17451"/>
-      <w:bookmarkStart w:id="13" w:name="_Toc29272"/>
+      <w:bookmarkStart w:id="12" w:name="_Toc107825548"/>
+      <w:bookmarkStart w:id="13" w:name="_Toc26731"/>
       <w:bookmarkStart w:id="14" w:name="_Toc7021_WPSOffice_Level1"/>
-      <w:bookmarkStart w:id="15" w:name="_Toc11015_WPSOffice_Level1"/>
-      <w:bookmarkStart w:id="16" w:name="_Toc107825548"/>
-      <w:bookmarkStart w:id="17" w:name="_Toc26731"/>
-      <w:bookmarkStart w:id="18" w:name="_Toc5540"/>
-      <w:bookmarkStart w:id="19" w:name="_Toc18062_WPSOffice_Level1"/>
-      <w:bookmarkStart w:id="20" w:name="_Toc14797"/>
+      <w:bookmarkStart w:id="15" w:name="_Toc14797"/>
+      <w:bookmarkStart w:id="16" w:name="_Toc17451"/>
+      <w:bookmarkStart w:id="17" w:name="_Toc18062_WPSOffice_Level1"/>
+      <w:bookmarkStart w:id="18" w:name="_Toc11015_WPSOffice_Level1"/>
+      <w:bookmarkStart w:id="19" w:name="_Toc5540"/>
+      <w:bookmarkStart w:id="20" w:name="_Toc29272"/>
       <w:bookmarkStart w:id="21" w:name="_Toc3823"/>
       <w:r>
         <w:rPr>
@@ -4212,11 +4212,11 @@
       <w:bookmarkStart w:id="23" w:name="_Toc6221_WPSOffice_Level1"/>
       <w:bookmarkStart w:id="24" w:name="_Toc18058"/>
       <w:bookmarkStart w:id="25" w:name="_Toc16576"/>
-      <w:bookmarkStart w:id="26" w:name="_Toc25920"/>
-      <w:bookmarkStart w:id="27" w:name="_Toc23369_WPSOffice_Level1"/>
+      <w:bookmarkStart w:id="26" w:name="_Toc23369_WPSOffice_Level1"/>
+      <w:bookmarkStart w:id="27" w:name="_Toc25920"/>
       <w:bookmarkStart w:id="28" w:name="_Toc149837253"/>
-      <w:bookmarkStart w:id="29" w:name="_Toc25890"/>
-      <w:bookmarkStart w:id="30" w:name="_Toc29826"/>
+      <w:bookmarkStart w:id="29" w:name="_Toc29826"/>
+      <w:bookmarkStart w:id="30" w:name="_Toc25890"/>
       <w:bookmarkStart w:id="31" w:name="_Toc81251350"/>
       <w:bookmarkStart w:id="32" w:name="_Toc81326588"/>
       <w:r>
@@ -4274,9 +4274,9 @@
           <w:szCs w:val="30"/>
         </w:rPr>
       </w:pPr>
-      <w:bookmarkStart w:id="33" w:name="_Toc15649"/>
-      <w:bookmarkStart w:id="34" w:name="_Toc4889"/>
-      <w:bookmarkStart w:id="35" w:name="_Toc149837254"/>
+      <w:bookmarkStart w:id="33" w:name="_Toc4889"/>
+      <w:bookmarkStart w:id="34" w:name="_Toc149837254"/>
+      <w:bookmarkStart w:id="35" w:name="_Toc15649"/>
       <w:r>
         <w:rPr>
           <w:rFonts w:hint="eastAsia"/>
@@ -5005,12 +5005,12 @@
           <w:lang w:eastAsia="zh-CN"/>
         </w:rPr>
       </w:pPr>
-      <w:bookmarkStart w:id="36" w:name="_Toc18321"/>
+      <w:bookmarkStart w:id="36" w:name="_Toc3372"/>
       <w:bookmarkStart w:id="37" w:name="_Toc18552"/>
       <w:bookmarkStart w:id="38" w:name="_Toc14264"/>
-      <w:bookmarkStart w:id="39" w:name="_Toc19024"/>
-      <w:bookmarkStart w:id="40" w:name="_Toc3372"/>
-      <w:bookmarkStart w:id="41" w:name="_Toc25603"/>
+      <w:bookmarkStart w:id="39" w:name="_Toc25603"/>
+      <w:bookmarkStart w:id="40" w:name="_Toc18321"/>
+      <w:bookmarkStart w:id="41" w:name="_Toc19024"/>
       <w:bookmarkStart w:id="42" w:name="_Toc8800"/>
       <w:r>
         <w:rPr>
@@ -5154,8 +5154,6 @@
           <w:lang w:eastAsia="zh-CN"/>
         </w:rPr>
       </w:pPr>
-      <w:bookmarkStart w:id="47" w:name="_Toc14270"/>
-      <w:bookmarkStart w:id="48" w:name="_Toc21059"/>
     </w:p>
     <w:p>
       <w:pPr>
@@ -5170,18 +5168,18 @@
         <mc:AlternateContent>
           <mc:Choice Requires="wpg">
             <w:drawing>
-              <wp:anchor distT="0" distB="0" distL="114300" distR="114300" simplePos="0" relativeHeight="251669504" behindDoc="0" locked="0" layoutInCell="1" allowOverlap="1">
+              <wp:anchor distT="0" distB="0" distL="114300" distR="114300" simplePos="0" relativeHeight="251666432" behindDoc="0" locked="0" layoutInCell="1" allowOverlap="1">
                 <wp:simplePos x="0" y="0"/>
                 <wp:positionH relativeFrom="column">
-                  <wp:posOffset>2775585</wp:posOffset>
+                  <wp:posOffset>2806065</wp:posOffset>
                 </wp:positionH>
                 <wp:positionV relativeFrom="paragraph">
-                  <wp:posOffset>80010</wp:posOffset>
+                  <wp:posOffset>46355</wp:posOffset>
                 </wp:positionV>
-                <wp:extent cx="2571115" cy="410210"/>
-                <wp:effectExtent l="0" t="0" r="4445" b="1270"/>
+                <wp:extent cx="2907030" cy="454025"/>
+                <wp:effectExtent l="0" t="0" r="3810" b="3175"/>
                 <wp:wrapNone/>
-                <wp:docPr id="35" name="组合 16"/>
+                <wp:docPr id="1" name="组合 6"/>
                 <wp:cNvGraphicFramePr/>
                 <a:graphic xmlns:a="http://schemas.openxmlformats.org/drawingml/2006/main">
                   <a:graphicData uri="http://schemas.microsoft.com/office/word/2010/wordprocessingGroup">
@@ -5189,15 +5187,15 @@
                       <wpg:cNvGrpSpPr/>
                       <wpg:grpSpPr>
                         <a:xfrm rot="0">
-                          <a:off x="3423285" y="4040505"/>
-                          <a:ext cx="2571115" cy="410210"/>
-                          <a:chOff x="17956" y="38313"/>
-                          <a:chExt cx="4049" cy="646"/>
+                          <a:off x="3453765" y="1440180"/>
+                          <a:ext cx="2907030" cy="454025"/>
+                          <a:chOff x="10964" y="4458"/>
+                          <a:chExt cx="4578" cy="715"/>
                         </a:xfrm>
                       </wpg:grpSpPr>
                       <pic:pic xmlns:pic="http://schemas.openxmlformats.org/drawingml/2006/picture">
                         <pic:nvPicPr>
-                          <pic:cNvPr id="12" name="图片 29" descr="IMG_256"/>
+                          <pic:cNvPr id="30" name="图片 30" descr="微信图片_20220215110121"/>
                           <pic:cNvPicPr>
                             <a:picLocks noChangeAspect="1"/>
                           </pic:cNvPicPr>
@@ -5206,17 +5204,18 @@
                           <a:blip r:embed="rId13">
                             <a:clrChange>
                               <a:clrFrom>
-                                <a:srgbClr val="FFFFFF">
+                                <a:srgbClr val="A09D98">
                                   <a:alpha val="100000"/>
                                 </a:srgbClr>
                               </a:clrFrom>
                               <a:clrTo>
-                                <a:srgbClr val="FFFFFF">
+                                <a:srgbClr val="A09D98">
                                   <a:alpha val="100000"/>
                                   <a:alpha val="0"/>
                                 </a:srgbClr>
                               </a:clrTo>
                             </a:clrChange>
+                            <a:biLevel thresh="50000"/>
                           </a:blip>
                           <a:stretch>
                             <a:fillRect/>
@@ -5224,40 +5223,51 @@
                         </pic:blipFill>
                         <pic:spPr>
                           <a:xfrm>
-                            <a:off x="21031" y="38313"/>
-                            <a:ext cx="975" cy="570"/>
+                            <a:off x="10964" y="4458"/>
+                            <a:ext cx="1234" cy="715"/>
+                          </a:xfrm>
+                          <a:prstGeom prst="rect">
+                            <a:avLst/>
+                          </a:prstGeom>
+                        </pic:spPr>
+                      </pic:pic>
+                      <pic:pic xmlns:pic="http://schemas.openxmlformats.org/drawingml/2006/picture">
+                        <pic:nvPicPr>
+                          <pic:cNvPr id="21" name="图片 34" descr="晓敏"/>
+                          <pic:cNvPicPr>
+                            <a:picLocks noChangeAspect="1"/>
+                          </pic:cNvPicPr>
+                        </pic:nvPicPr>
+                        <pic:blipFill>
+                          <a:blip r:embed="rId14">
+                            <a:clrChange>
+                              <a:clrFrom>
+                                <a:srgbClr val="949FA1"/>
+                              </a:clrFrom>
+                              <a:clrTo>
+                                <a:srgbClr val="949FA1">
+                                  <a:alpha val="0"/>
+                                </a:srgbClr>
+                              </a:clrTo>
+                            </a:clrChange>
+                          </a:blip>
+                          <a:srcRect l="34062" t="26445" r="34097" b="9325"/>
+                          <a:stretch>
+                            <a:fillRect/>
+                          </a:stretch>
+                        </pic:blipFill>
+                        <pic:spPr>
+                          <a:xfrm rot="16200000">
+                            <a:off x="14524" y="4047"/>
+                            <a:ext cx="560" cy="1475"/>
                           </a:xfrm>
                           <a:prstGeom prst="rect">
                             <a:avLst/>
                           </a:prstGeom>
                           <a:noFill/>
-                          <a:ln w="9525">
+                          <a:ln>
                             <a:noFill/>
                           </a:ln>
-                        </pic:spPr>
-                      </pic:pic>
-                      <pic:pic xmlns:pic="http://schemas.openxmlformats.org/drawingml/2006/picture">
-                        <pic:nvPicPr>
-                          <pic:cNvPr id="13" name="图片 15" descr="c9514d16fd70679bf0495aeebb03c72d_compress"/>
-                          <pic:cNvPicPr>
-                            <a:picLocks noChangeAspect="1"/>
-                          </pic:cNvPicPr>
-                        </pic:nvPicPr>
-                        <pic:blipFill>
-                          <a:blip r:embed="rId14"/>
-                          <a:srcRect l="21003" t="56913" r="27176" b="26386"/>
-                          <a:stretch>
-                            <a:fillRect/>
-                          </a:stretch>
-                        </pic:blipFill>
-                        <pic:spPr>
-                          <a:xfrm>
-                            <a:off x="17956" y="38485"/>
-                            <a:ext cx="1550" cy="475"/>
-                          </a:xfrm>
-                          <a:prstGeom prst="rect">
-                            <a:avLst/>
-                          </a:prstGeom>
                         </pic:spPr>
                       </pic:pic>
                     </wpg:wgp>
@@ -5268,18 +5278,18 @@
           </mc:Choice>
           <mc:Fallback>
             <w:pict>
-              <v:group id="组合 16" o:spid="_x0000_s1026" o:spt="203" style="position:absolute;left:0pt;margin-left:218.55pt;margin-top:6.3pt;height:32.3pt;width:202.45pt;z-index:251669504;mso-width-relative:page;mso-height-relative:page;" coordorigin="17956,38313" coordsize="4049,646" o:gfxdata="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">
+              <v:group id="组合 6" o:spid="_x0000_s1026" o:spt="203" style="position:absolute;left:0pt;margin-left:220.95pt;margin-top:3.65pt;height:35.75pt;width:228.9pt;z-index:251666432;mso-width-relative:page;mso-height-relative:page;" coordorigin="10964,4458" coordsize="4578,715" o:gfxdata="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">
                 <o:lock v:ext="edit" aspectratio="f"/>
-                <v:shape id="图片 29" o:spid="_x0000_s1026" o:spt="75" alt="IMG_256" type="#_x0000_t75" style="position:absolute;left:21031;top:38313;height:570;width:975;" filled="f" o:preferrelative="t" stroked="f" coordsize="21600,21600" o:gfxdata="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">
+                <v:shape id="_x0000_s1026" o:spid="_x0000_s1026" o:spt="75" alt="微信图片_20220215110121" type="#_x0000_t75" style="position:absolute;left:10964;top:4458;height:715;width:1234;" filled="f" o:preferrelative="t" stroked="f" coordsize="21600,21600" o:gfxdata="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">
                   <v:fill on="f" focussize="0,0"/>
                   <v:stroke on="f"/>
-                  <v:imagedata r:id="rId13" chromakey="#FFFFFF" o:title=""/>
+                  <v:imagedata r:id="rId13" grayscale="t" bilevel="t" chromakey="#A09D98" o:title=""/>
                   <o:lock v:ext="edit" aspectratio="t"/>
                 </v:shape>
-                <v:shape id="图片 15" o:spid="_x0000_s1026" o:spt="75" alt="c9514d16fd70679bf0495aeebb03c72d_compress" type="#_x0000_t75" style="position:absolute;left:17956;top:38485;height:475;width:1550;" filled="f" o:preferrelative="t" stroked="f" coordsize="21600,21600" o:gfxdata="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">
+                <v:shape id="图片 34" o:spid="_x0000_s1026" o:spt="75" alt="晓敏" type="#_x0000_t75" style="position:absolute;left:14524;top:4047;height:1475;width:560;rotation:-5898240f;" filled="f" o:preferrelative="t" stroked="f" coordsize="21600,21600" o:gfxdata="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">
                   <v:fill on="f" focussize="0,0"/>
                   <v:stroke on="f"/>
-                  <v:imagedata r:id="rId14" cropleft="13765f" croptop="37299f" cropright="17810f" cropbottom="17292f" o:title=""/>
+                  <v:imagedata r:id="rId14" cropleft="22323f" croptop="17331f" cropright="22346f" cropbottom="6111f" chromakey="#949FA1" o:title=""/>
                   <o:lock v:ext="edit" aspectratio="t"/>
                 </v:shape>
               </v:group>
@@ -5652,9 +5662,8 @@
     <w:p>
       <w:pPr>
         <w:rPr>
-          <w:rFonts w:hint="default"/>
           <w:sz w:val="24"/>
-          <w:lang w:val="en-US" w:eastAsia="zh-CN"/>
+          <w:lang w:eastAsia="zh-CN"/>
         </w:rPr>
       </w:pPr>
     </w:p>
@@ -5672,18 +5681,18 @@
         <mc:AlternateContent>
           <mc:Choice Requires="wpg">
             <w:drawing>
-              <wp:anchor distT="0" distB="0" distL="114300" distR="114300" simplePos="0" relativeHeight="251666432" behindDoc="0" locked="0" layoutInCell="1" allowOverlap="1">
+              <wp:anchor distT="0" distB="0" distL="114300" distR="114300" simplePos="0" relativeHeight="251667456" behindDoc="0" locked="0" layoutInCell="1" allowOverlap="1">
                 <wp:simplePos x="0" y="0"/>
                 <wp:positionH relativeFrom="column">
-                  <wp:posOffset>2775585</wp:posOffset>
+                  <wp:posOffset>2766695</wp:posOffset>
                 </wp:positionH>
                 <wp:positionV relativeFrom="paragraph">
-                  <wp:posOffset>88900</wp:posOffset>
+                  <wp:posOffset>25400</wp:posOffset>
                 </wp:positionV>
-                <wp:extent cx="2675255" cy="361950"/>
-                <wp:effectExtent l="0" t="0" r="0" b="3810"/>
+                <wp:extent cx="2779395" cy="453390"/>
+                <wp:effectExtent l="0" t="0" r="9525" b="3810"/>
                 <wp:wrapNone/>
-                <wp:docPr id="14" name="组合 30"/>
+                <wp:docPr id="2" name="组合 1"/>
                 <wp:cNvGraphicFramePr/>
                 <a:graphic xmlns:a="http://schemas.openxmlformats.org/drawingml/2006/main">
                   <a:graphicData uri="http://schemas.microsoft.com/office/word/2010/wordprocessingGroup">
@@ -5691,39 +5700,54 @@
                       <wpg:cNvGrpSpPr/>
                       <wpg:grpSpPr>
                         <a:xfrm rot="0">
-                          <a:off x="3423285" y="5173345"/>
-                          <a:ext cx="2675255" cy="361950"/>
-                          <a:chOff x="17956" y="40098"/>
-                          <a:chExt cx="4213" cy="570"/>
+                          <a:off x="3414395" y="2556510"/>
+                          <a:ext cx="2779395" cy="453390"/>
+                          <a:chOff x="7101" y="6197"/>
+                          <a:chExt cx="4377" cy="714"/>
                         </a:xfrm>
                       </wpg:grpSpPr>
                       <pic:pic xmlns:pic="http://schemas.openxmlformats.org/drawingml/2006/picture">
                         <pic:nvPicPr>
-                          <pic:cNvPr id="16" name="图片 1" descr="24f613a0-66be-430b-9e80-270d3393fac5"/>
+                          <pic:cNvPr id="59" name="图片 34" descr="晓敏"/>
                           <pic:cNvPicPr>
                             <a:picLocks noChangeAspect="1"/>
                           </pic:cNvPicPr>
                         </pic:nvPicPr>
                         <pic:blipFill>
-                          <a:blip r:embed="rId15"/>
-                          <a:srcRect l="43292" t="26660" r="21693" b="24394"/>
+                          <a:blip r:embed="rId14">
+                            <a:clrChange>
+                              <a:clrFrom>
+                                <a:srgbClr val="949FA1"/>
+                              </a:clrFrom>
+                              <a:clrTo>
+                                <a:srgbClr val="949FA1">
+                                  <a:alpha val="0"/>
+                                </a:srgbClr>
+                              </a:clrTo>
+                            </a:clrChange>
+                          </a:blip>
+                          <a:srcRect l="34062" t="26445" r="34097" b="9325"/>
                           <a:stretch>
                             <a:fillRect/>
                           </a:stretch>
                         </pic:blipFill>
                         <pic:spPr>
                           <a:xfrm rot="16200000">
-                            <a:off x="18366" y="39740"/>
-                            <a:ext cx="506" cy="1327"/>
+                            <a:off x="7558" y="5850"/>
+                            <a:ext cx="560" cy="1475"/>
                           </a:xfrm>
                           <a:prstGeom prst="rect">
                             <a:avLst/>
                           </a:prstGeom>
+                          <a:noFill/>
+                          <a:ln>
+                            <a:noFill/>
+                          </a:ln>
                         </pic:spPr>
                       </pic:pic>
                       <pic:pic xmlns:pic="http://schemas.openxmlformats.org/drawingml/2006/picture">
                         <pic:nvPicPr>
-                          <pic:cNvPr id="29" name="图片 29" descr="IMG_256"/>
+                          <pic:cNvPr id="45" name="图片 45" descr="微信图片_20220215110121"/>
                           <pic:cNvPicPr>
                             <a:picLocks noChangeAspect="1"/>
                           </pic:cNvPicPr>
@@ -5732,17 +5756,18 @@
                           <a:blip r:embed="rId13">
                             <a:clrChange>
                               <a:clrFrom>
-                                <a:srgbClr val="FFFFFF">
+                                <a:srgbClr val="A09D98">
                                   <a:alpha val="100000"/>
                                 </a:srgbClr>
                               </a:clrFrom>
                               <a:clrTo>
-                                <a:srgbClr val="FFFFFF">
+                                <a:srgbClr val="A09D98">
                                   <a:alpha val="100000"/>
                                   <a:alpha val="0"/>
                                 </a:srgbClr>
                               </a:clrTo>
                             </a:clrChange>
+                            <a:biLevel thresh="50000"/>
                           </a:blip>
                           <a:stretch>
                             <a:fillRect/>
@@ -5750,16 +5775,12 @@
                         </pic:blipFill>
                         <pic:spPr>
                           <a:xfrm>
-                            <a:off x="21195" y="40098"/>
-                            <a:ext cx="975" cy="570"/>
+                            <a:off x="10244" y="6197"/>
+                            <a:ext cx="1234" cy="715"/>
                           </a:xfrm>
                           <a:prstGeom prst="rect">
                             <a:avLst/>
                           </a:prstGeom>
-                          <a:noFill/>
-                          <a:ln w="9525">
-                            <a:noFill/>
-                          </a:ln>
                         </pic:spPr>
                       </pic:pic>
                     </wpg:wgp>
@@ -5770,18 +5791,18 @@
           </mc:Choice>
           <mc:Fallback>
             <w:pict>
-              <v:group id="组合 30" o:spid="_x0000_s1026" o:spt="203" style="position:absolute;left:0pt;margin-left:218.55pt;margin-top:7pt;height:28.5pt;width:210.65pt;z-index:251666432;mso-width-relative:page;mso-height-relative:page;" coordorigin="17956,40098" coordsize="4213,570" o:gfxdata="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">
+              <v:group id="组合 1" o:spid="_x0000_s1026" o:spt="203" style="position:absolute;left:0pt;margin-left:217.85pt;margin-top:2pt;height:35.7pt;width:218.85pt;z-index:251667456;mso-width-relative:page;mso-height-relative:page;" coordorigin="7101,6197" coordsize="4377,714" o:gfxdata="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">
                 <o:lock v:ext="edit" aspectratio="f"/>
-                <v:shape id="图片 1" o:spid="_x0000_s1026" o:spt="75" alt="24f613a0-66be-430b-9e80-270d3393fac5" type="#_x0000_t75" style="position:absolute;left:18366;top:39740;height:1327;width:506;rotation:-5898240f;" filled="f" o:preferrelative="t" stroked="f" coordsize="21600,21600" o:gfxdata="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">
+                <v:shape id="图片 34" o:spid="_x0000_s1026" o:spt="75" alt="晓敏" type="#_x0000_t75" style="position:absolute;left:7558;top:5850;height:1475;width:560;rotation:-5898240f;" filled="f" o:preferrelative="t" stroked="f" coordsize="21600,21600" o:gfxdata="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">
                   <v:fill on="f" focussize="0,0"/>
                   <v:stroke on="f"/>
-                  <v:imagedata r:id="rId15" cropleft="28372f" croptop="17472f" cropright="14217f" cropbottom="15987f" o:title=""/>
+                  <v:imagedata r:id="rId14" cropleft="22323f" croptop="17331f" cropright="22346f" cropbottom="6111f" chromakey="#949FA1" o:title=""/>
                   <o:lock v:ext="edit" aspectratio="t"/>
                 </v:shape>
-                <v:shape id="_x0000_s1026" o:spid="_x0000_s1026" o:spt="75" alt="IMG_256" type="#_x0000_t75" style="position:absolute;left:21195;top:40098;height:570;width:975;" filled="f" o:preferrelative="t" stroked="f" coordsize="21600,21600" o:gfxdata="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">
+                <v:shape id="_x0000_s1026" o:spid="_x0000_s1026" o:spt="75" alt="微信图片_20220215110121" type="#_x0000_t75" style="position:absolute;left:10244;top:6197;height:715;width:1234;" filled="f" o:preferrelative="t" stroked="f" coordsize="21600,21600" o:gfxdata="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">
                   <v:fill on="f" focussize="0,0"/>
                   <v:stroke on="f"/>
-                  <v:imagedata r:id="rId13" chromakey="#FFFFFF" o:title=""/>
+                  <v:imagedata r:id="rId13" grayscale="t" bilevel="t" chromakey="#A09D98" o:title=""/>
                   <o:lock v:ext="edit" aspectratio="t"/>
                 </v:shape>
               </v:group>
@@ -6175,18 +6196,18 @@
         <mc:AlternateContent>
           <mc:Choice Requires="wpg">
             <w:drawing>
-              <wp:anchor distT="0" distB="0" distL="114300" distR="114300" simplePos="0" relativeHeight="251667456" behindDoc="0" locked="0" layoutInCell="1" allowOverlap="1">
+              <wp:anchor distT="0" distB="0" distL="114300" distR="114300" simplePos="0" relativeHeight="251668480" behindDoc="0" locked="0" layoutInCell="1" allowOverlap="1">
                 <wp:simplePos x="0" y="0"/>
                 <wp:positionH relativeFrom="column">
-                  <wp:posOffset>2715895</wp:posOffset>
+                  <wp:posOffset>2757170</wp:posOffset>
                 </wp:positionH>
                 <wp:positionV relativeFrom="paragraph">
-                  <wp:posOffset>79375</wp:posOffset>
+                  <wp:posOffset>28575</wp:posOffset>
                 </wp:positionV>
-                <wp:extent cx="2672080" cy="414020"/>
-                <wp:effectExtent l="0" t="0" r="10160" b="12700"/>
+                <wp:extent cx="2872105" cy="453390"/>
+                <wp:effectExtent l="0" t="0" r="8255" b="3810"/>
                 <wp:wrapNone/>
-                <wp:docPr id="39" name="组合 23"/>
+                <wp:docPr id="4" name="组合 15"/>
                 <wp:cNvGraphicFramePr/>
                 <a:graphic xmlns:a="http://schemas.openxmlformats.org/drawingml/2006/main">
                   <a:graphicData uri="http://schemas.microsoft.com/office/word/2010/wordprocessingGroup">
@@ -6194,21 +6215,21 @@
                       <wpg:cNvGrpSpPr/>
                       <wpg:grpSpPr>
                         <a:xfrm rot="0">
-                          <a:off x="3363595" y="6282055"/>
-                          <a:ext cx="2672080" cy="414020"/>
-                          <a:chOff x="17862" y="41843"/>
-                          <a:chExt cx="4208" cy="652"/>
+                          <a:off x="3404870" y="3677920"/>
+                          <a:ext cx="2872105" cy="453390"/>
+                          <a:chOff x="12357" y="7666"/>
+                          <a:chExt cx="4523" cy="714"/>
                         </a:xfrm>
                       </wpg:grpSpPr>
                       <pic:pic xmlns:pic="http://schemas.openxmlformats.org/drawingml/2006/picture">
                         <pic:nvPicPr>
-                          <pic:cNvPr id="22" name="图片 59" descr="图片1"/>
+                          <pic:cNvPr id="5" name="图片 59" descr="图片1"/>
                           <pic:cNvPicPr>
                             <a:picLocks noChangeAspect="1"/>
                           </pic:cNvPicPr>
                         </pic:nvPicPr>
                         <pic:blipFill>
-                          <a:blip r:embed="rId16">
+                          <a:blip r:embed="rId15">
                             <a:biLevel thresh="50000"/>
                           </a:blip>
                           <a:srcRect l="7865" t="11797" r="5322" b="19074"/>
@@ -6218,7 +6239,7 @@
                         </pic:blipFill>
                         <pic:spPr>
                           <a:xfrm>
-                            <a:off x="17862" y="41869"/>
+                            <a:off x="12357" y="7738"/>
                             <a:ext cx="1468" cy="627"/>
                           </a:xfrm>
                           <a:prstGeom prst="rect">
@@ -6229,7 +6250,7 @@
                       </pic:pic>
                       <pic:pic xmlns:pic="http://schemas.openxmlformats.org/drawingml/2006/picture">
                         <pic:nvPicPr>
-                          <pic:cNvPr id="21" name="图片 29" descr="IMG_256"/>
+                          <pic:cNvPr id="3" name="图片 14" descr="微信图片_20220215110121"/>
                           <pic:cNvPicPr>
                             <a:picLocks noChangeAspect="1"/>
                           </pic:cNvPicPr>
@@ -6238,17 +6259,18 @@
                           <a:blip r:embed="rId13">
                             <a:clrChange>
                               <a:clrFrom>
-                                <a:srgbClr val="FFFFFF">
+                                <a:srgbClr val="A09D98">
                                   <a:alpha val="100000"/>
                                 </a:srgbClr>
                               </a:clrFrom>
                               <a:clrTo>
-                                <a:srgbClr val="FFFFFF">
+                                <a:srgbClr val="A09D98">
                                   <a:alpha val="100000"/>
                                   <a:alpha val="0"/>
                                 </a:srgbClr>
                               </a:clrTo>
                             </a:clrChange>
+                            <a:biLevel thresh="50000"/>
                           </a:blip>
                           <a:stretch>
                             <a:fillRect/>
@@ -6256,16 +6278,12 @@
                         </pic:blipFill>
                         <pic:spPr>
                           <a:xfrm>
-                            <a:off x="21096" y="41843"/>
-                            <a:ext cx="975" cy="570"/>
+                            <a:off x="15646" y="7666"/>
+                            <a:ext cx="1234" cy="715"/>
                           </a:xfrm>
                           <a:prstGeom prst="rect">
                             <a:avLst/>
                           </a:prstGeom>
-                          <a:noFill/>
-                          <a:ln w="9525">
-                            <a:noFill/>
-                          </a:ln>
                         </pic:spPr>
                       </pic:pic>
                     </wpg:wgp>
@@ -6276,18 +6294,18 @@
           </mc:Choice>
           <mc:Fallback>
             <w:pict>
-              <v:group id="组合 23" o:spid="_x0000_s1026" o:spt="203" style="position:absolute;left:0pt;margin-left:213.85pt;margin-top:6.25pt;height:32.6pt;width:210.4pt;z-index:251667456;mso-width-relative:page;mso-height-relative:page;" coordorigin="17862,41843" coordsize="4208,652" o:gfxdata="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">
+              <v:group id="组合 15" o:spid="_x0000_s1026" o:spt="203" style="position:absolute;left:0pt;margin-left:217.1pt;margin-top:2.25pt;height:35.7pt;width:226.15pt;z-index:251668480;mso-width-relative:page;mso-height-relative:page;" coordorigin="12357,7666" coordsize="4523,714" o:gfxdata="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">
                 <o:lock v:ext="edit" aspectratio="f"/>
-                <v:shape id="图片 59" o:spid="_x0000_s1026" o:spt="75" alt="图片1" type="#_x0000_t75" style="position:absolute;left:17862;top:41869;height:627;width:1468;" filled="f" o:preferrelative="t" stroked="f" coordsize="21600,21600" o:gfxdata="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">
+                <v:shape id="图片 59" o:spid="_x0000_s1026" o:spt="75" alt="图片1" type="#_x0000_t75" style="position:absolute;left:12357;top:7738;height:627;width:1468;" filled="f" o:preferrelative="t" stroked="f" coordsize="21600,21600" o:gfxdata="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">
                   <v:fill on="f" focussize="0,0"/>
                   <v:stroke on="f"/>
-                  <v:imagedata r:id="rId16" cropleft="5154f" croptop="7731f" cropright="3488f" cropbottom="12500f" grayscale="t" bilevel="t" o:title=""/>
+                  <v:imagedata r:id="rId15" cropleft="5154f" croptop="7731f" cropright="3488f" cropbottom="12500f" grayscale="t" bilevel="t" o:title=""/>
                   <o:lock v:ext="edit" aspectratio="t"/>
                 </v:shape>
-                <v:shape id="图片 29" o:spid="_x0000_s1026" o:spt="75" alt="IMG_256" type="#_x0000_t75" style="position:absolute;left:21096;top:41843;height:570;width:975;" filled="f" o:preferrelative="t" stroked="f" coordsize="21600,21600" o:gfxdata="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">
+                <v:shape id="图片 14" o:spid="_x0000_s1026" o:spt="75" alt="微信图片_20220215110121" type="#_x0000_t75" style="position:absolute;left:15646;top:7666;height:715;width:1234;" filled="f" o:preferrelative="t" stroked="f" coordsize="21600,21600" o:gfxdata="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">
                   <v:fill on="f" focussize="0,0"/>
                   <v:stroke on="f"/>
-                  <v:imagedata r:id="rId13" chromakey="#FFFFFF" o:title=""/>
+                  <v:imagedata r:id="rId13" grayscale="t" bilevel="t" chromakey="#A09D98" o:title=""/>
                   <o:lock v:ext="edit" aspectratio="t"/>
                 </v:shape>
               </v:group>
@@ -6666,18 +6684,6 @@
           <w:lang w:eastAsia="zh-CN"/>
         </w:rPr>
       </w:pPr>
-      <w:bookmarkStart w:id="104" w:name="_GoBack"/>
-      <w:bookmarkEnd w:id="104"/>
-    </w:p>
-    <w:p>
-      <w:pPr>
-        <w:rPr>
-          <w:rFonts w:ascii="Times New Roman" w:hAnsi="Times New Roman" w:eastAsia="微软雅黑" w:cs="Times New Roman"/>
-          <w:sz w:val="24"/>
-          <w:szCs w:val="24"/>
-          <w:lang w:eastAsia="zh-CN"/>
-        </w:rPr>
-      </w:pPr>
       <w:r>
         <w:rPr>
           <w:sz w:val="24"/>
@@ -6685,18 +6691,18 @@
         <mc:AlternateContent>
           <mc:Choice Requires="wpg">
             <w:drawing>
-              <wp:anchor distT="0" distB="0" distL="114300" distR="114300" simplePos="0" relativeHeight="251668480" behindDoc="0" locked="0" layoutInCell="1" allowOverlap="1">
+              <wp:anchor distT="0" distB="0" distL="114300" distR="114300" simplePos="0" relativeHeight="251669504" behindDoc="0" locked="0" layoutInCell="1" allowOverlap="1">
                 <wp:simplePos x="0" y="0"/>
                 <wp:positionH relativeFrom="column">
-                  <wp:posOffset>2788285</wp:posOffset>
+                  <wp:posOffset>2787650</wp:posOffset>
                 </wp:positionH>
                 <wp:positionV relativeFrom="paragraph">
-                  <wp:posOffset>85090</wp:posOffset>
+                  <wp:posOffset>174625</wp:posOffset>
                 </wp:positionV>
-                <wp:extent cx="2889885" cy="397510"/>
-                <wp:effectExtent l="0" t="0" r="5715" b="13970"/>
+                <wp:extent cx="2803525" cy="453390"/>
+                <wp:effectExtent l="0" t="0" r="635" b="3810"/>
                 <wp:wrapNone/>
-                <wp:docPr id="41" name="组合 27"/>
+                <wp:docPr id="11" name="组合 22"/>
                 <wp:cNvGraphicFramePr/>
                 <a:graphic xmlns:a="http://schemas.openxmlformats.org/drawingml/2006/main">
                   <a:graphicData uri="http://schemas.microsoft.com/office/word/2010/wordprocessingGroup">
@@ -6704,21 +6710,21 @@
                       <wpg:cNvGrpSpPr/>
                       <wpg:grpSpPr>
                         <a:xfrm rot="0">
-                          <a:off x="3435985" y="7406005"/>
-                          <a:ext cx="2889885" cy="397510"/>
-                          <a:chOff x="17976" y="43614"/>
-                          <a:chExt cx="4551" cy="626"/>
+                          <a:off x="3435350" y="4766945"/>
+                          <a:ext cx="2803525" cy="453390"/>
+                          <a:chOff x="12525" y="9562"/>
+                          <a:chExt cx="4415" cy="714"/>
                         </a:xfrm>
                       </wpg:grpSpPr>
                       <pic:pic xmlns:pic="http://schemas.openxmlformats.org/drawingml/2006/picture">
                         <pic:nvPicPr>
-                          <pic:cNvPr id="17" name="图片 29" descr="IMG_256"/>
+                          <pic:cNvPr id="12" name="图片 29" descr="IMG_256"/>
                           <pic:cNvPicPr>
                             <a:picLocks noChangeAspect="1"/>
                           </pic:cNvPicPr>
                         </pic:nvPicPr>
                         <pic:blipFill>
-                          <a:blip r:embed="rId13">
+                          <a:blip r:embed="rId16">
                             <a:clrChange>
                               <a:clrFrom>
                                 <a:srgbClr val="FFFFFF">
@@ -6739,7 +6745,7 @@
                         </pic:blipFill>
                         <pic:spPr>
                           <a:xfrm>
-                            <a:off x="17976" y="43615"/>
+                            <a:off x="12525" y="9698"/>
                             <a:ext cx="975" cy="570"/>
                           </a:xfrm>
                           <a:prstGeom prst="rect">
@@ -6753,29 +6759,40 @@
                       </pic:pic>
                       <pic:pic xmlns:pic="http://schemas.openxmlformats.org/drawingml/2006/picture">
                         <pic:nvPicPr>
-                          <pic:cNvPr id="18" name="图片 59" descr="图片1"/>
+                          <pic:cNvPr id="29" name="图片 20" descr="微信图片_20220215110121"/>
                           <pic:cNvPicPr>
                             <a:picLocks noChangeAspect="1"/>
                           </pic:cNvPicPr>
                         </pic:nvPicPr>
                         <pic:blipFill>
-                          <a:blip r:embed="rId16">
+                          <a:blip r:embed="rId13">
+                            <a:clrChange>
+                              <a:clrFrom>
+                                <a:srgbClr val="A09D98">
+                                  <a:alpha val="100000"/>
+                                </a:srgbClr>
+                              </a:clrFrom>
+                              <a:clrTo>
+                                <a:srgbClr val="A09D98">
+                                  <a:alpha val="100000"/>
+                                  <a:alpha val="0"/>
+                                </a:srgbClr>
+                              </a:clrTo>
+                            </a:clrChange>
                             <a:biLevel thresh="50000"/>
                           </a:blip>
-                          <a:srcRect l="7865" t="11797" r="5322" b="19074"/>
                           <a:stretch>
                             <a:fillRect/>
                           </a:stretch>
                         </pic:blipFill>
                         <pic:spPr>
                           <a:xfrm>
-                            <a:off x="21059" y="43614"/>
-                            <a:ext cx="1468" cy="627"/>
+                            <a:off x="15706" y="9562"/>
+                            <a:ext cx="1234" cy="715"/>
                           </a:xfrm>
                           <a:prstGeom prst="rect">
                             <a:avLst/>
                           </a:prstGeom>
-                          <a:noFill/>
                         </pic:spPr>
                       </pic:pic>
                     </wpg:wgp>
@@ -6786,18 +6803,18 @@
           </mc:Choice>
           <mc:Fallback>
             <w:pict>
-              <v:group id="组合 27" o:spid="_x0000_s1026" o:spt="203" style="position:absolute;left:0pt;margin-left:219.55pt;margin-top:6.7pt;height:31.3pt;width:227.55pt;z-index:251668480;mso-width-relative:page;mso-height-relative:page;" coordorigin="17976,43614" coordsize="4551,626" o:gfxdata="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">
+              <v:group id="组合 22" o:spid="_x0000_s1026" o:spt="203" style="position:absolute;left:0pt;margin-left:219.5pt;margin-top:13.75pt;height:35.7pt;width:220.75pt;z-index:251669504;mso-width-relative:page;mso-height-relative:page;" coordorigin="12525,9562" coordsize="4415,714" o:gfxdata="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">
                 <o:lock v:ext="edit" aspectratio="f"/>
-                <v:shape id="图片 29" o:spid="_x0000_s1026" o:spt="75" alt="IMG_256" type="#_x0000_t75" style="position:absolute;left:17976;top:43615;height:570;width:975;" filled="f" o:preferrelative="t" stroked="f" coordsize="21600,21600" o:gfxdata="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">
+                <v:shape id="图片 29" o:spid="_x0000_s1026" o:spt="75" alt="IMG_256" type="#_x0000_t75" style="position:absolute;left:12525;top:9698;height:570;width:975;" filled="f" o:preferrelative="t" stroked="f" coordsize="21600,21600" o:gfxdata="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">
                   <v:fill on="f" focussize="0,0"/>
                   <v:stroke on="f"/>
-                  <v:imagedata r:id="rId13" chromakey="#FFFFFF" o:title=""/>
+                  <v:imagedata r:id="rId16" chromakey="#FFFFFF" o:title=""/>
                   <o:lock v:ext="edit" aspectratio="t"/>
                 </v:shape>
-                <v:shape id="图片 59" o:spid="_x0000_s1026" o:spt="75" alt="图片1" type="#_x0000_t75" style="position:absolute;left:21059;top:43614;height:627;width:1468;" filled="f" o:preferrelative="t" stroked="f" coordsize="21600,21600" o:gfxdata="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">
+                <v:shape id="图片 20" o:spid="_x0000_s1026" o:spt="75" alt="微信图片_20220215110121" type="#_x0000_t75" style="position:absolute;left:15706;top:9562;height:715;width:1234;" filled="f" o:preferrelative="t" stroked="f" coordsize="21600,21600" o:gfxdata="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">
                   <v:fill on="f" focussize="0,0"/>
                   <v:stroke on="f"/>
-                  <v:imagedata r:id="rId16" cropleft="5154f" croptop="7731f" cropright="3488f" cropbottom="12500f" grayscale="t" bilevel="t" o:title=""/>
+                  <v:imagedata r:id="rId13" grayscale="t" bilevel="t" chromakey="#A09D98" o:title=""/>
                   <o:lock v:ext="edit" aspectratio="t"/>
                 </v:shape>
               </v:group>
@@ -6806,377 +6823,12 @@
         </mc:AlternateContent>
       </w:r>
     </w:p>
-    <w:tbl>
-      <w:tblPr>
-        <w:tblStyle w:val="36"/>
-        <w:tblW w:w="6772" w:type="dxa"/>
-        <w:jc w:val="right"/>
-        <w:tblLayout w:type="fixed"/>
-        <w:tblCellMar>
-          <w:top w:w="0" w:type="dxa"/>
-          <w:left w:w="0" w:type="dxa"/>
-          <w:bottom w:w="0" w:type="dxa"/>
-          <w:right w:w="0" w:type="dxa"/>
-        </w:tblCellMar>
-      </w:tblPr>
-      <w:tblGrid>
-        <w:gridCol w:w="1272"/>
-        <w:gridCol w:w="2040"/>
-        <w:gridCol w:w="1166"/>
-        <w:gridCol w:w="2294"/>
-      </w:tblGrid>
-      <w:tr>
-        <w:tblPrEx>
-          <w:tblCellMar>
-            <w:top w:w="0" w:type="dxa"/>
-            <w:left w:w="0" w:type="dxa"/>
-            <w:bottom w:w="0" w:type="dxa"/>
-            <w:right w:w="0" w:type="dxa"/>
-          </w:tblCellMar>
-        </w:tblPrEx>
-        <w:trPr>
-          <w:trHeight w:val="441" w:hRule="exact"/>
-          <w:jc w:val="right"/>
-        </w:trPr>
-        <w:tc>
-          <w:tcPr>
-            <w:tcW w:w="1272" w:type="dxa"/>
-            <w:vAlign w:val="center"/>
-          </w:tcPr>
-          <w:p>
-            <w:pPr>
-              <w:pStyle w:val="20"/>
-              <w:spacing w:before="13"/>
-              <w:ind w:left="13" w:right="95"/>
-              <w:jc w:val="both"/>
-              <w:rPr>
-                <w:rFonts w:ascii="Times New Roman" w:hAnsi="Times New Roman" w:cs="Times New Roman"/>
-                <w:b/>
-                <w:sz w:val="24"/>
-                <w:szCs w:val="24"/>
-              </w:rPr>
-            </w:pPr>
-            <w:r>
-              <w:rPr>
-                <w:rFonts w:ascii="Times New Roman" w:hAnsi="Times New Roman" w:cs="Times New Roman"/>
-                <w:b/>
-                <w:sz w:val="24"/>
-                <w:szCs w:val="24"/>
-              </w:rPr>
-              <w:t>检测人：</w:t>
-            </w:r>
-          </w:p>
-        </w:tc>
-        <w:tc>
-          <w:tcPr>
-            <w:tcW w:w="2040" w:type="dxa"/>
-            <w:vAlign w:val="center"/>
-          </w:tcPr>
-          <w:p>
-            <w:pPr>
-              <w:pStyle w:val="20"/>
-              <w:spacing w:before="13"/>
-              <w:jc w:val="both"/>
-              <w:rPr>
-                <w:rFonts w:ascii="Times New Roman" w:hAnsi="Times New Roman" w:cs="Times New Roman"/>
-                <w:b/>
-                <w:sz w:val="24"/>
-                <w:szCs w:val="24"/>
-              </w:rPr>
-            </w:pPr>
-          </w:p>
-        </w:tc>
-        <w:tc>
-          <w:tcPr>
-            <w:tcW w:w="1166" w:type="dxa"/>
-            <w:vAlign w:val="center"/>
-          </w:tcPr>
-          <w:p>
-            <w:pPr>
-              <w:pStyle w:val="20"/>
-              <w:spacing w:before="13"/>
-              <w:jc w:val="both"/>
-              <w:rPr>
-                <w:rFonts w:ascii="Times New Roman" w:hAnsi="Times New Roman" w:cs="Times New Roman"/>
-                <w:b/>
-                <w:sz w:val="24"/>
-                <w:szCs w:val="24"/>
-              </w:rPr>
-            </w:pPr>
-            <w:r>
-              <w:rPr>
-                <w:rFonts w:ascii="Times New Roman" w:hAnsi="Times New Roman" w:cs="Times New Roman"/>
-                <w:b/>
-                <w:sz w:val="24"/>
-                <w:szCs w:val="24"/>
-              </w:rPr>
-              <w:t>复核人</w:t>
-            </w:r>
-            <w:r>
-              <w:rPr>
-                <w:rFonts w:ascii="Times New Roman" w:hAnsi="Times New Roman" w:cs="Times New Roman"/>
-                <w:b/>
-                <w:sz w:val="24"/>
-                <w:szCs w:val="24"/>
-                <w:lang w:eastAsia="zh-CN"/>
-              </w:rPr>
-              <w:t>：</w:t>
-            </w:r>
-          </w:p>
-        </w:tc>
-        <w:tc>
-          <w:tcPr>
-            <w:tcW w:w="2294" w:type="dxa"/>
-            <w:vAlign w:val="center"/>
-          </w:tcPr>
-          <w:p>
-            <w:pPr>
-              <w:pStyle w:val="20"/>
-              <w:spacing w:before="13"/>
-              <w:ind w:right="15"/>
-              <w:jc w:val="both"/>
-              <w:rPr>
-                <w:rFonts w:ascii="Times New Roman" w:hAnsi="Times New Roman" w:cs="Times New Roman"/>
-                <w:b/>
-                <w:sz w:val="24"/>
-                <w:szCs w:val="24"/>
-              </w:rPr>
-            </w:pPr>
-          </w:p>
-        </w:tc>
-      </w:tr>
-      <w:tr>
-        <w:tblPrEx>
-          <w:tblCellMar>
-            <w:top w:w="0" w:type="dxa"/>
-            <w:left w:w="0" w:type="dxa"/>
-            <w:bottom w:w="0" w:type="dxa"/>
-            <w:right w:w="0" w:type="dxa"/>
-          </w:tblCellMar>
-        </w:tblPrEx>
-        <w:trPr>
-          <w:trHeight w:val="457" w:hRule="exact"/>
-          <w:jc w:val="right"/>
-        </w:trPr>
-        <w:tc>
-          <w:tcPr>
-            <w:tcW w:w="1272" w:type="dxa"/>
-            <w:vAlign w:val="center"/>
-          </w:tcPr>
-          <w:p>
-            <w:pPr>
-              <w:pStyle w:val="20"/>
-              <w:spacing w:line="341" w:lineRule="exact"/>
-              <w:ind w:left="13" w:right="165"/>
-              <w:jc w:val="both"/>
-              <w:rPr>
-                <w:rFonts w:ascii="Times New Roman" w:hAnsi="Times New Roman" w:cs="Times New Roman"/>
-                <w:b/>
-                <w:sz w:val="24"/>
-                <w:szCs w:val="24"/>
-              </w:rPr>
-            </w:pPr>
-            <w:r>
-              <w:rPr>
-                <w:rFonts w:ascii="Times New Roman" w:hAnsi="Times New Roman" w:cs="Times New Roman"/>
-                <w:b/>
-                <w:sz w:val="24"/>
-                <w:szCs w:val="24"/>
-              </w:rPr>
-              <w:t>日</w:t>
-            </w:r>
-            <w:r>
-              <w:rPr>
-                <w:rFonts w:ascii="Times New Roman" w:hAnsi="Times New Roman" w:cs="Times New Roman"/>
-                <w:b/>
-                <w:sz w:val="24"/>
-                <w:szCs w:val="24"/>
-                <w:lang w:eastAsia="zh-CN"/>
-              </w:rPr>
-              <w:t xml:space="preserve">  </w:t>
-            </w:r>
-            <w:r>
-              <w:rPr>
-                <w:rFonts w:ascii="Times New Roman" w:hAnsi="Times New Roman" w:cs="Times New Roman"/>
-                <w:b/>
-                <w:sz w:val="24"/>
-                <w:szCs w:val="24"/>
-              </w:rPr>
-              <w:t>期：</w:t>
-            </w:r>
-          </w:p>
-        </w:tc>
-        <w:tc>
-          <w:tcPr>
-            <w:tcW w:w="2040" w:type="dxa"/>
-            <w:vAlign w:val="center"/>
-          </w:tcPr>
-          <w:p>
-            <w:pPr>
-              <w:pStyle w:val="20"/>
-              <w:spacing w:line="363" w:lineRule="exact"/>
-              <w:jc w:val="both"/>
-              <w:rPr>
-                <w:rFonts w:ascii="Times New Roman" w:hAnsi="Times New Roman" w:cs="Times New Roman"/>
-                <w:sz w:val="24"/>
-                <w:szCs w:val="24"/>
-              </w:rPr>
-            </w:pPr>
-            <w:r>
-              <w:rPr>
-                <w:rFonts w:ascii="Times New Roman" w:hAnsi="Times New Roman" w:cs="Times New Roman"/>
-                <w:kern w:val="2"/>
-                <w:sz w:val="24"/>
-                <w:szCs w:val="24"/>
-                <w:lang w:eastAsia="zh-CN"/>
-              </w:rPr>
-              <w:t>{{ reportdate }}</w:t>
-            </w:r>
-          </w:p>
-        </w:tc>
-        <w:tc>
-          <w:tcPr>
-            <w:tcW w:w="1166" w:type="dxa"/>
-            <w:vAlign w:val="center"/>
-          </w:tcPr>
-          <w:p>
-            <w:pPr>
-              <w:pStyle w:val="20"/>
-              <w:spacing w:line="341" w:lineRule="exact"/>
-              <w:jc w:val="both"/>
-              <w:rPr>
-                <w:rFonts w:ascii="Times New Roman" w:hAnsi="Times New Roman" w:cs="Times New Roman"/>
-                <w:b/>
-                <w:sz w:val="24"/>
-                <w:szCs w:val="24"/>
-              </w:rPr>
-            </w:pPr>
-            <w:r>
-              <w:rPr>
-                <w:rFonts w:ascii="Times New Roman" w:hAnsi="Times New Roman" w:cs="Times New Roman"/>
-                <w:b/>
-                <w:sz w:val="24"/>
-                <w:szCs w:val="24"/>
-              </w:rPr>
-              <w:t>日</w:t>
-            </w:r>
-            <w:r>
-              <w:rPr>
-                <w:rFonts w:ascii="Times New Roman" w:hAnsi="Times New Roman" w:cs="Times New Roman"/>
-                <w:b/>
-                <w:sz w:val="24"/>
-                <w:szCs w:val="24"/>
-                <w:lang w:eastAsia="zh-CN"/>
-              </w:rPr>
-              <w:t xml:space="preserve">  </w:t>
-            </w:r>
-            <w:r>
-              <w:rPr>
-                <w:rFonts w:ascii="Times New Roman" w:hAnsi="Times New Roman" w:cs="Times New Roman"/>
-                <w:b/>
-                <w:sz w:val="24"/>
-                <w:szCs w:val="24"/>
-              </w:rPr>
-              <w:t>期：</w:t>
-            </w:r>
-          </w:p>
-        </w:tc>
-        <w:tc>
-          <w:tcPr>
-            <w:tcW w:w="2294" w:type="dxa"/>
-            <w:vAlign w:val="center"/>
-          </w:tcPr>
-          <w:p>
-            <w:pPr>
-              <w:pStyle w:val="20"/>
-              <w:spacing w:line="363" w:lineRule="exact"/>
-              <w:ind w:right="15"/>
-              <w:jc w:val="both"/>
-              <w:rPr>
-                <w:rFonts w:ascii="Times New Roman" w:hAnsi="Times New Roman" w:cs="Times New Roman"/>
-                <w:sz w:val="24"/>
-                <w:szCs w:val="24"/>
-              </w:rPr>
-            </w:pPr>
-            <w:r>
-              <w:rPr>
-                <w:rFonts w:ascii="Times New Roman" w:hAnsi="Times New Roman" w:cs="Times New Roman"/>
-                <w:kern w:val="2"/>
-                <w:sz w:val="24"/>
-                <w:szCs w:val="24"/>
-                <w:lang w:eastAsia="zh-CN"/>
-              </w:rPr>
-              <w:t>{{ reportdate }}</w:t>
-            </w:r>
-          </w:p>
-        </w:tc>
-      </w:tr>
-    </w:tbl>
     <w:p>
       <w:pPr>
         <w:rPr>
           <w:rFonts w:ascii="Times New Roman" w:hAnsi="Times New Roman" w:eastAsia="微软雅黑" w:cs="Times New Roman"/>
           <w:sz w:val="24"/>
           <w:szCs w:val="24"/>
-          <w:lang w:eastAsia="zh-CN"/>
-        </w:rPr>
-      </w:pPr>
-      <w:r>
-        <w:rPr>
-          <w:rFonts w:hint="eastAsia" w:ascii="Times New Roman" w:hAnsi="Times New Roman" w:eastAsia="微软雅黑" w:cs="Times New Roman"/>
-          <w:sz w:val="24"/>
-          <w:szCs w:val="24"/>
-          <w:lang w:eastAsia="zh-CN"/>
-        </w:rPr>
-        <w:t xml:space="preserve">{% endif %}{% if testedby == </w:t>
-      </w:r>
-      <w:r>
-        <w:rPr>
-          <w:rFonts w:ascii="Times New Roman" w:hAnsi="Times New Roman" w:eastAsia="微软雅黑" w:cs="Times New Roman"/>
-          <w:sz w:val="24"/>
-          <w:szCs w:val="24"/>
-          <w:lang w:eastAsia="zh-CN"/>
-        </w:rPr>
-        <w:t>“</w:t>
-      </w:r>
-      <w:r>
-        <w:rPr>
-          <w:rFonts w:hint="eastAsia" w:ascii="Times New Roman" w:hAnsi="Times New Roman" w:eastAsia="微软雅黑" w:cs="Times New Roman"/>
-          <w:sz w:val="24"/>
-          <w:szCs w:val="24"/>
-          <w:lang w:eastAsia="zh-CN"/>
-        </w:rPr>
-        <w:t>5</w:t>
-      </w:r>
-      <w:r>
-        <w:rPr>
-          <w:rFonts w:ascii="Times New Roman" w:hAnsi="Times New Roman" w:eastAsia="微软雅黑" w:cs="Times New Roman"/>
-          <w:sz w:val="24"/>
-          <w:szCs w:val="24"/>
-          <w:lang w:eastAsia="zh-CN"/>
-        </w:rPr>
-        <w:t>”</w:t>
-      </w:r>
-      <w:r>
-        <w:rPr>
-          <w:rFonts w:hint="eastAsia" w:ascii="Times New Roman" w:hAnsi="Times New Roman" w:eastAsia="微软雅黑" w:cs="Times New Roman"/>
-          <w:sz w:val="24"/>
-          <w:szCs w:val="24"/>
-          <w:lang w:eastAsia="zh-CN"/>
-        </w:rPr>
-        <w:t xml:space="preserve"> %}</w:t>
-      </w:r>
-    </w:p>
-    <w:p>
-      <w:pPr>
-        <w:rPr>
-          <w:lang w:eastAsia="zh-CN"/>
-        </w:rPr>
-      </w:pPr>
-    </w:p>
-    <w:p>
-      <w:pPr>
-        <w:rPr>
           <w:lang w:eastAsia="zh-CN"/>
         </w:rPr>
       </w:pPr>
@@ -7521,7 +7173,7 @@
           <w:szCs w:val="24"/>
           <w:lang w:eastAsia="zh-CN"/>
         </w:rPr>
-        <w:t>6</w:t>
+        <w:t>5</w:t>
       </w:r>
       <w:r>
         <w:rPr>
@@ -7545,9 +7197,6 @@
     <w:p>
       <w:pPr>
         <w:rPr>
-          <w:rFonts w:ascii="Times New Roman" w:hAnsi="Times New Roman" w:eastAsia="微软雅黑" w:cs="Times New Roman"/>
-          <w:sz w:val="24"/>
-          <w:szCs w:val="24"/>
           <w:lang w:eastAsia="zh-CN"/>
         </w:rPr>
       </w:pPr>
@@ -7555,9 +7204,6 @@
     <w:p>
       <w:pPr>
         <w:rPr>
-          <w:rFonts w:ascii="Times New Roman" w:hAnsi="Times New Roman" w:eastAsia="微软雅黑" w:cs="Times New Roman"/>
-          <w:sz w:val="24"/>
-          <w:szCs w:val="24"/>
           <w:lang w:eastAsia="zh-CN"/>
         </w:rPr>
       </w:pPr>
@@ -7871,6 +7517,526 @@
     <w:p>
       <w:pPr>
         <w:rPr>
+          <w:rFonts w:ascii="Times New Roman" w:hAnsi="Times New Roman" w:eastAsia="微软雅黑" w:cs="Times New Roman"/>
+          <w:sz w:val="24"/>
+          <w:szCs w:val="24"/>
+          <w:lang w:eastAsia="zh-CN"/>
+        </w:rPr>
+      </w:pPr>
+      <w:r>
+        <w:rPr>
+          <w:rFonts w:hint="eastAsia" w:ascii="Times New Roman" w:hAnsi="Times New Roman" w:eastAsia="微软雅黑" w:cs="Times New Roman"/>
+          <w:sz w:val="24"/>
+          <w:szCs w:val="24"/>
+          <w:lang w:eastAsia="zh-CN"/>
+        </w:rPr>
+        <w:t xml:space="preserve">{% endif %}{% if testedby == </w:t>
+      </w:r>
+      <w:r>
+        <w:rPr>
+          <w:rFonts w:ascii="Times New Roman" w:hAnsi="Times New Roman" w:eastAsia="微软雅黑" w:cs="Times New Roman"/>
+          <w:sz w:val="24"/>
+          <w:szCs w:val="24"/>
+          <w:lang w:eastAsia="zh-CN"/>
+        </w:rPr>
+        <w:t>“</w:t>
+      </w:r>
+      <w:r>
+        <w:rPr>
+          <w:rFonts w:hint="eastAsia" w:ascii="Times New Roman" w:hAnsi="Times New Roman" w:eastAsia="微软雅黑" w:cs="Times New Roman"/>
+          <w:sz w:val="24"/>
+          <w:szCs w:val="24"/>
+          <w:lang w:eastAsia="zh-CN"/>
+        </w:rPr>
+        <w:t>6</w:t>
+      </w:r>
+      <w:r>
+        <w:rPr>
+          <w:rFonts w:ascii="Times New Roman" w:hAnsi="Times New Roman" w:eastAsia="微软雅黑" w:cs="Times New Roman"/>
+          <w:sz w:val="24"/>
+          <w:szCs w:val="24"/>
+          <w:lang w:eastAsia="zh-CN"/>
+        </w:rPr>
+        <w:t>”</w:t>
+      </w:r>
+      <w:r>
+        <w:rPr>
+          <w:rFonts w:hint="eastAsia" w:ascii="Times New Roman" w:hAnsi="Times New Roman" w:eastAsia="微软雅黑" w:cs="Times New Roman"/>
+          <w:sz w:val="24"/>
+          <w:szCs w:val="24"/>
+          <w:lang w:eastAsia="zh-CN"/>
+        </w:rPr>
+        <w:t xml:space="preserve"> %}</w:t>
+      </w:r>
+    </w:p>
+    <w:p>
+      <w:pPr>
+        <w:rPr>
+          <w:rFonts w:ascii="Times New Roman" w:hAnsi="Times New Roman" w:eastAsia="微软雅黑" w:cs="Times New Roman"/>
+          <w:sz w:val="24"/>
+          <w:szCs w:val="24"/>
+          <w:lang w:eastAsia="zh-CN"/>
+        </w:rPr>
+      </w:pPr>
+    </w:p>
+    <w:p>
+      <w:pPr>
+        <w:rPr>
+          <w:rFonts w:ascii="Times New Roman" w:hAnsi="Times New Roman" w:eastAsia="微软雅黑" w:cs="Times New Roman"/>
+          <w:sz w:val="24"/>
+          <w:szCs w:val="24"/>
+          <w:lang w:eastAsia="zh-CN"/>
+        </w:rPr>
+      </w:pPr>
+      <w:r>
+        <w:rPr>
+          <w:sz w:val="24"/>
+        </w:rPr>
+        <mc:AlternateContent>
+          <mc:Choice Requires="wpg">
+            <w:drawing>
+              <wp:anchor distT="0" distB="0" distL="114300" distR="114300" simplePos="0" relativeHeight="251670528" behindDoc="0" locked="0" layoutInCell="1" allowOverlap="1">
+                <wp:simplePos x="0" y="0"/>
+                <wp:positionH relativeFrom="column">
+                  <wp:posOffset>2785745</wp:posOffset>
+                </wp:positionH>
+                <wp:positionV relativeFrom="paragraph">
+                  <wp:posOffset>4445</wp:posOffset>
+                </wp:positionV>
+                <wp:extent cx="2757805" cy="627380"/>
+                <wp:effectExtent l="0" t="0" r="635" b="12700"/>
+                <wp:wrapNone/>
+                <wp:docPr id="15" name="组合 34"/>
+                <wp:cNvGraphicFramePr/>
+                <a:graphic xmlns:a="http://schemas.openxmlformats.org/drawingml/2006/main">
+                  <a:graphicData uri="http://schemas.microsoft.com/office/word/2010/wordprocessingGroup">
+                    <wpg:wgp>
+                      <wpg:cNvGrpSpPr/>
+                      <wpg:grpSpPr>
+                        <a:xfrm rot="0">
+                          <a:off x="3534410" y="6900545"/>
+                          <a:ext cx="2757805" cy="627380"/>
+                          <a:chOff x="12609" y="13215"/>
+                          <a:chExt cx="4343" cy="988"/>
+                        </a:xfrm>
+                      </wpg:grpSpPr>
+                      <pic:pic xmlns:pic="http://schemas.openxmlformats.org/drawingml/2006/picture">
+                        <pic:nvPicPr>
+                          <pic:cNvPr id="50" name="图片 1" descr="IMG_256"/>
+                          <pic:cNvPicPr>
+                            <a:picLocks noChangeAspect="1"/>
+                          </pic:cNvPicPr>
+                        </pic:nvPicPr>
+                        <pic:blipFill>
+                          <a:blip r:embed="rId17">
+                            <a:clrChange>
+                              <a:clrFrom>
+                                <a:srgbClr val="AAA9A5">
+                                  <a:alpha val="100000"/>
+                                </a:srgbClr>
+                              </a:clrFrom>
+                              <a:clrTo>
+                                <a:srgbClr val="AAA9A5">
+                                  <a:alpha val="100000"/>
+                                  <a:alpha val="0"/>
+                                </a:srgbClr>
+                              </a:clrTo>
+                            </a:clrChange>
+                          </a:blip>
+                          <a:srcRect l="27431" t="30452" r="31962" b="18126"/>
+                          <a:stretch>
+                            <a:fillRect/>
+                          </a:stretch>
+                        </pic:blipFill>
+                        <pic:spPr>
+                          <a:xfrm>
+                            <a:off x="12609" y="13215"/>
+                            <a:ext cx="781" cy="989"/>
+                          </a:xfrm>
+                          <a:prstGeom prst="rect">
+                            <a:avLst/>
+                          </a:prstGeom>
+                          <a:noFill/>
+                          <a:ln w="9525">
+                            <a:noFill/>
+                          </a:ln>
+                        </pic:spPr>
+                      </pic:pic>
+                      <pic:pic xmlns:pic="http://schemas.openxmlformats.org/drawingml/2006/picture">
+                        <pic:nvPicPr>
+                          <pic:cNvPr id="54" name="图片 31" descr="微信图片_20220215110121"/>
+                          <pic:cNvPicPr>
+                            <a:picLocks noChangeAspect="1"/>
+                          </pic:cNvPicPr>
+                        </pic:nvPicPr>
+                        <pic:blipFill>
+                          <a:blip r:embed="rId13">
+                            <a:clrChange>
+                              <a:clrFrom>
+                                <a:srgbClr val="A09D98">
+                                  <a:alpha val="100000"/>
+                                </a:srgbClr>
+                              </a:clrFrom>
+                              <a:clrTo>
+                                <a:srgbClr val="A09D98">
+                                  <a:alpha val="100000"/>
+                                  <a:alpha val="0"/>
+                                </a:srgbClr>
+                              </a:clrTo>
+                            </a:clrChange>
+                            <a:biLevel thresh="50000"/>
+                          </a:blip>
+                          <a:stretch>
+                            <a:fillRect/>
+                          </a:stretch>
+                        </pic:blipFill>
+                        <pic:spPr>
+                          <a:xfrm>
+                            <a:off x="15718" y="13246"/>
+                            <a:ext cx="1234" cy="715"/>
+                          </a:xfrm>
+                          <a:prstGeom prst="rect">
+                            <a:avLst/>
+                          </a:prstGeom>
+                        </pic:spPr>
+                      </pic:pic>
+                    </wpg:wgp>
+                  </a:graphicData>
+                </a:graphic>
+              </wp:anchor>
+            </w:drawing>
+          </mc:Choice>
+          <mc:Fallback>
+            <w:pict>
+              <v:group id="组合 34" o:spid="_x0000_s1026" o:spt="203" style="position:absolute;left:0pt;margin-left:219.35pt;margin-top:0.35pt;height:49.4pt;width:217.15pt;z-index:251670528;mso-width-relative:page;mso-height-relative:page;" coordorigin="12609,13215" coordsize="4343,988" o:gfxdata="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">
+                <o:lock v:ext="edit" aspectratio="f"/>
+                <v:shape id="图片 1" o:spid="_x0000_s1026" o:spt="75" alt="IMG_256" type="#_x0000_t75" style="position:absolute;left:12609;top:13215;height:989;width:781;" filled="f" o:preferrelative="t" stroked="f" coordsize="21600,21600" o:gfxdata="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">
+                  <v:fill on="f" focussize="0,0"/>
+                  <v:stroke on="f"/>
+                  <v:imagedata r:id="rId17" cropleft="17977f" croptop="19957f" cropright="20947f" cropbottom="11879f" chromakey="#AAA9A5" o:title=""/>
+                  <o:lock v:ext="edit" aspectratio="t"/>
+                </v:shape>
+                <v:shape id="图片 31" o:spid="_x0000_s1026" o:spt="75" alt="微信图片_20220215110121" type="#_x0000_t75" style="position:absolute;left:15718;top:13246;height:715;width:1234;" filled="f" o:preferrelative="t" stroked="f" coordsize="21600,21600" o:gfxdata="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">
+                  <v:fill on="f" focussize="0,0"/>
+                  <v:stroke on="f"/>
+                  <v:imagedata r:id="rId13" grayscale="t" bilevel="t" chromakey="#A09D98" o:title=""/>
+                  <o:lock v:ext="edit" aspectratio="t"/>
+                </v:shape>
+              </v:group>
+            </w:pict>
+          </mc:Fallback>
+        </mc:AlternateContent>
+      </w:r>
+    </w:p>
+    <w:tbl>
+      <w:tblPr>
+        <w:tblStyle w:val="36"/>
+        <w:tblW w:w="6772" w:type="dxa"/>
+        <w:jc w:val="right"/>
+        <w:tblLayout w:type="fixed"/>
+        <w:tblCellMar>
+          <w:top w:w="0" w:type="dxa"/>
+          <w:left w:w="0" w:type="dxa"/>
+          <w:bottom w:w="0" w:type="dxa"/>
+          <w:right w:w="0" w:type="dxa"/>
+        </w:tblCellMar>
+      </w:tblPr>
+      <w:tblGrid>
+        <w:gridCol w:w="1272"/>
+        <w:gridCol w:w="2040"/>
+        <w:gridCol w:w="1166"/>
+        <w:gridCol w:w="2294"/>
+      </w:tblGrid>
+      <w:tr>
+        <w:tblPrEx>
+          <w:tblCellMar>
+            <w:top w:w="0" w:type="dxa"/>
+            <w:left w:w="0" w:type="dxa"/>
+            <w:bottom w:w="0" w:type="dxa"/>
+            <w:right w:w="0" w:type="dxa"/>
+          </w:tblCellMar>
+        </w:tblPrEx>
+        <w:trPr>
+          <w:trHeight w:val="441" w:hRule="exact"/>
+          <w:jc w:val="right"/>
+        </w:trPr>
+        <w:tc>
+          <w:tcPr>
+            <w:tcW w:w="1272" w:type="dxa"/>
+            <w:vAlign w:val="center"/>
+          </w:tcPr>
+          <w:p>
+            <w:pPr>
+              <w:pStyle w:val="20"/>
+              <w:spacing w:before="13"/>
+              <w:ind w:left="13" w:right="95"/>
+              <w:jc w:val="both"/>
+              <w:rPr>
+                <w:rFonts w:ascii="Times New Roman" w:hAnsi="Times New Roman" w:cs="Times New Roman"/>
+                <w:b/>
+                <w:sz w:val="24"/>
+                <w:szCs w:val="24"/>
+              </w:rPr>
+            </w:pPr>
+            <w:r>
+              <w:rPr>
+                <w:rFonts w:ascii="Times New Roman" w:hAnsi="Times New Roman" w:cs="Times New Roman"/>
+                <w:b/>
+                <w:sz w:val="24"/>
+                <w:szCs w:val="24"/>
+              </w:rPr>
+              <w:t>检测人：</w:t>
+            </w:r>
+          </w:p>
+        </w:tc>
+        <w:tc>
+          <w:tcPr>
+            <w:tcW w:w="2040" w:type="dxa"/>
+            <w:vAlign w:val="center"/>
+          </w:tcPr>
+          <w:p>
+            <w:pPr>
+              <w:pStyle w:val="20"/>
+              <w:spacing w:before="13"/>
+              <w:jc w:val="both"/>
+              <w:rPr>
+                <w:rFonts w:ascii="Times New Roman" w:hAnsi="Times New Roman" w:cs="Times New Roman"/>
+                <w:b/>
+                <w:sz w:val="24"/>
+                <w:szCs w:val="24"/>
+              </w:rPr>
+            </w:pPr>
+          </w:p>
+        </w:tc>
+        <w:tc>
+          <w:tcPr>
+            <w:tcW w:w="1166" w:type="dxa"/>
+            <w:vAlign w:val="center"/>
+          </w:tcPr>
+          <w:p>
+            <w:pPr>
+              <w:pStyle w:val="20"/>
+              <w:spacing w:before="13"/>
+              <w:jc w:val="both"/>
+              <w:rPr>
+                <w:rFonts w:ascii="Times New Roman" w:hAnsi="Times New Roman" w:cs="Times New Roman"/>
+                <w:b/>
+                <w:sz w:val="24"/>
+                <w:szCs w:val="24"/>
+              </w:rPr>
+            </w:pPr>
+            <w:r>
+              <w:rPr>
+                <w:rFonts w:ascii="Times New Roman" w:hAnsi="Times New Roman" w:cs="Times New Roman"/>
+                <w:b/>
+                <w:sz w:val="24"/>
+                <w:szCs w:val="24"/>
+              </w:rPr>
+              <w:t>复核人</w:t>
+            </w:r>
+            <w:r>
+              <w:rPr>
+                <w:rFonts w:ascii="Times New Roman" w:hAnsi="Times New Roman" w:cs="Times New Roman"/>
+                <w:b/>
+                <w:sz w:val="24"/>
+                <w:szCs w:val="24"/>
+                <w:lang w:eastAsia="zh-CN"/>
+              </w:rPr>
+              <w:t>：</w:t>
+            </w:r>
+          </w:p>
+        </w:tc>
+        <w:tc>
+          <w:tcPr>
+            <w:tcW w:w="2294" w:type="dxa"/>
+            <w:vAlign w:val="center"/>
+          </w:tcPr>
+          <w:p>
+            <w:pPr>
+              <w:pStyle w:val="20"/>
+              <w:spacing w:before="13"/>
+              <w:ind w:right="15"/>
+              <w:jc w:val="both"/>
+              <w:rPr>
+                <w:rFonts w:ascii="Times New Roman" w:hAnsi="Times New Roman" w:cs="Times New Roman"/>
+                <w:b/>
+                <w:sz w:val="24"/>
+                <w:szCs w:val="24"/>
+              </w:rPr>
+            </w:pPr>
+          </w:p>
+        </w:tc>
+      </w:tr>
+      <w:tr>
+        <w:tblPrEx>
+          <w:tblCellMar>
+            <w:top w:w="0" w:type="dxa"/>
+            <w:left w:w="0" w:type="dxa"/>
+            <w:bottom w:w="0" w:type="dxa"/>
+            <w:right w:w="0" w:type="dxa"/>
+          </w:tblCellMar>
+        </w:tblPrEx>
+        <w:trPr>
+          <w:trHeight w:val="457" w:hRule="exact"/>
+          <w:jc w:val="right"/>
+        </w:trPr>
+        <w:tc>
+          <w:tcPr>
+            <w:tcW w:w="1272" w:type="dxa"/>
+            <w:vAlign w:val="center"/>
+          </w:tcPr>
+          <w:p>
+            <w:pPr>
+              <w:pStyle w:val="20"/>
+              <w:spacing w:line="341" w:lineRule="exact"/>
+              <w:ind w:left="13" w:right="165"/>
+              <w:jc w:val="both"/>
+              <w:rPr>
+                <w:rFonts w:ascii="Times New Roman" w:hAnsi="Times New Roman" w:cs="Times New Roman"/>
+                <w:b/>
+                <w:sz w:val="24"/>
+                <w:szCs w:val="24"/>
+              </w:rPr>
+            </w:pPr>
+            <w:r>
+              <w:rPr>
+                <w:rFonts w:ascii="Times New Roman" w:hAnsi="Times New Roman" w:cs="Times New Roman"/>
+                <w:b/>
+                <w:sz w:val="24"/>
+                <w:szCs w:val="24"/>
+              </w:rPr>
+              <w:t>日</w:t>
+            </w:r>
+            <w:r>
+              <w:rPr>
+                <w:rFonts w:ascii="Times New Roman" w:hAnsi="Times New Roman" w:cs="Times New Roman"/>
+                <w:b/>
+                <w:sz w:val="24"/>
+                <w:szCs w:val="24"/>
+                <w:lang w:eastAsia="zh-CN"/>
+              </w:rPr>
+              <w:t xml:space="preserve">  </w:t>
+            </w:r>
+            <w:r>
+              <w:rPr>
+                <w:rFonts w:ascii="Times New Roman" w:hAnsi="Times New Roman" w:cs="Times New Roman"/>
+                <w:b/>
+                <w:sz w:val="24"/>
+                <w:szCs w:val="24"/>
+              </w:rPr>
+              <w:t>期：</w:t>
+            </w:r>
+          </w:p>
+        </w:tc>
+        <w:tc>
+          <w:tcPr>
+            <w:tcW w:w="2040" w:type="dxa"/>
+            <w:vAlign w:val="center"/>
+          </w:tcPr>
+          <w:p>
+            <w:pPr>
+              <w:pStyle w:val="20"/>
+              <w:spacing w:line="363" w:lineRule="exact"/>
+              <w:jc w:val="both"/>
+              <w:rPr>
+                <w:rFonts w:ascii="Times New Roman" w:hAnsi="Times New Roman" w:cs="Times New Roman"/>
+                <w:sz w:val="24"/>
+                <w:szCs w:val="24"/>
+              </w:rPr>
+            </w:pPr>
+            <w:r>
+              <w:rPr>
+                <w:rFonts w:ascii="Times New Roman" w:hAnsi="Times New Roman" w:cs="Times New Roman"/>
+                <w:kern w:val="2"/>
+                <w:sz w:val="24"/>
+                <w:szCs w:val="24"/>
+                <w:lang w:eastAsia="zh-CN"/>
+              </w:rPr>
+              <w:t>{{ reportdate }}</w:t>
+            </w:r>
+          </w:p>
+        </w:tc>
+        <w:tc>
+          <w:tcPr>
+            <w:tcW w:w="1166" w:type="dxa"/>
+            <w:vAlign w:val="center"/>
+          </w:tcPr>
+          <w:p>
+            <w:pPr>
+              <w:pStyle w:val="20"/>
+              <w:spacing w:line="341" w:lineRule="exact"/>
+              <w:jc w:val="both"/>
+              <w:rPr>
+                <w:rFonts w:ascii="Times New Roman" w:hAnsi="Times New Roman" w:cs="Times New Roman"/>
+                <w:b/>
+                <w:sz w:val="24"/>
+                <w:szCs w:val="24"/>
+              </w:rPr>
+            </w:pPr>
+            <w:r>
+              <w:rPr>
+                <w:rFonts w:ascii="Times New Roman" w:hAnsi="Times New Roman" w:cs="Times New Roman"/>
+                <w:b/>
+                <w:sz w:val="24"/>
+                <w:szCs w:val="24"/>
+              </w:rPr>
+              <w:t>日</w:t>
+            </w:r>
+            <w:r>
+              <w:rPr>
+                <w:rFonts w:ascii="Times New Roman" w:hAnsi="Times New Roman" w:cs="Times New Roman"/>
+                <w:b/>
+                <w:sz w:val="24"/>
+                <w:szCs w:val="24"/>
+                <w:lang w:eastAsia="zh-CN"/>
+              </w:rPr>
+              <w:t xml:space="preserve">  </w:t>
+            </w:r>
+            <w:r>
+              <w:rPr>
+                <w:rFonts w:ascii="Times New Roman" w:hAnsi="Times New Roman" w:cs="Times New Roman"/>
+                <w:b/>
+                <w:sz w:val="24"/>
+                <w:szCs w:val="24"/>
+              </w:rPr>
+              <w:t>期：</w:t>
+            </w:r>
+          </w:p>
+        </w:tc>
+        <w:tc>
+          <w:tcPr>
+            <w:tcW w:w="2294" w:type="dxa"/>
+            <w:vAlign w:val="center"/>
+          </w:tcPr>
+          <w:p>
+            <w:pPr>
+              <w:pStyle w:val="20"/>
+              <w:spacing w:line="363" w:lineRule="exact"/>
+              <w:ind w:right="15"/>
+              <w:jc w:val="both"/>
+              <w:rPr>
+                <w:rFonts w:ascii="Times New Roman" w:hAnsi="Times New Roman" w:cs="Times New Roman"/>
+                <w:sz w:val="24"/>
+                <w:szCs w:val="24"/>
+              </w:rPr>
+            </w:pPr>
+            <w:r>
+              <w:rPr>
+                <w:rFonts w:ascii="Times New Roman" w:hAnsi="Times New Roman" w:cs="Times New Roman"/>
+                <w:kern w:val="2"/>
+                <w:sz w:val="24"/>
+                <w:szCs w:val="24"/>
+                <w:lang w:eastAsia="zh-CN"/>
+              </w:rPr>
+              <w:t>{{ reportdate }}</w:t>
+            </w:r>
+          </w:p>
+        </w:tc>
+      </w:tr>
+    </w:tbl>
+    <w:p>
+      <w:pPr>
+        <w:rPr>
           <w:rFonts w:ascii="Times New Roman" w:hAnsi="Times New Roman" w:eastAsia="微软雅黑" w:cs="黑体"/>
           <w:b/>
           <w:bCs/>
@@ -7889,6 +8055,8 @@
         </w:rPr>
         <w:t>{% endif %}</w:t>
       </w:r>
+      <w:bookmarkStart w:id="47" w:name="_Toc14270"/>
+      <w:bookmarkStart w:id="48" w:name="_Toc21059"/>
       <w:r>
         <w:rPr>
           <w:rFonts w:ascii="Times New Roman" w:hAnsi="Times New Roman" w:eastAsia="微软雅黑" w:cs="黑体"/>
@@ -11889,8 +12057,8 @@
           <w:lang w:eastAsia="zh-CN"/>
         </w:rPr>
       </w:pPr>
-      <w:bookmarkStart w:id="50" w:name="_Toc81251351"/>
-      <w:bookmarkStart w:id="51" w:name="_Toc81326589"/>
+      <w:bookmarkStart w:id="50" w:name="_Toc81326589"/>
+      <w:bookmarkStart w:id="51" w:name="_Toc81251351"/>
       <w:r>
         <w:rPr>
           <w:rFonts w:hint="eastAsia" w:ascii="Times New Roman" w:hAnsi="Times New Roman" w:eastAsia="微软雅黑" w:cs="Times New Roman"/>
@@ -11954,11 +12122,11 @@
           <w:lang w:val="en-US" w:eastAsia="zh-CN"/>
         </w:rPr>
       </w:pPr>
-      <w:bookmarkStart w:id="52" w:name="_Toc10223"/>
+      <w:bookmarkStart w:id="52" w:name="_Toc25849"/>
       <w:bookmarkStart w:id="53" w:name="_Toc20034"/>
-      <w:bookmarkStart w:id="54" w:name="_Toc6972"/>
-      <w:bookmarkStart w:id="55" w:name="_Toc25849"/>
-      <w:bookmarkStart w:id="56" w:name="_Toc106719764"/>
+      <w:bookmarkStart w:id="54" w:name="_Toc106719764"/>
+      <w:bookmarkStart w:id="55" w:name="_Toc6972"/>
+      <w:bookmarkStart w:id="56" w:name="_Toc10223"/>
       <w:bookmarkStart w:id="57" w:name="_Toc2290"/>
       <w:r>
         <w:rPr>
@@ -14442,6 +14610,12 @@
             <w:insideH w:val="single" w:color="62B541" w:sz="4" w:space="0"/>
             <w:insideV w:val="single" w:color="62B541" w:sz="4" w:space="0"/>
           </w:tblBorders>
+          <w:tblCellMar>
+            <w:top w:w="0" w:type="dxa"/>
+            <w:left w:w="0" w:type="dxa"/>
+            <w:bottom w:w="0" w:type="dxa"/>
+            <w:right w:w="0" w:type="dxa"/>
+          </w:tblCellMar>
         </w:tblPrEx>
         <w:trPr>
           <w:trHeight w:val="510" w:hRule="atLeast"/>
@@ -15272,12 +15446,12 @@
           <w:lang w:val="en-US" w:eastAsia="zh-CN" w:bidi="ar"/>
         </w:rPr>
       </w:pPr>
-      <w:bookmarkStart w:id="59" w:name="_Toc15964"/>
-      <w:bookmarkStart w:id="60" w:name="_Toc21629"/>
-      <w:bookmarkStart w:id="61" w:name="_Toc22229"/>
-      <w:bookmarkStart w:id="62" w:name="_Toc6632"/>
+      <w:bookmarkStart w:id="59" w:name="_Toc22229"/>
+      <w:bookmarkStart w:id="60" w:name="_Toc15964"/>
+      <w:bookmarkStart w:id="61" w:name="_Toc21629"/>
+      <w:bookmarkStart w:id="62" w:name="_Toc663"/>
       <w:bookmarkStart w:id="63" w:name="_Toc27020"/>
-      <w:bookmarkStart w:id="64" w:name="_Toc663"/>
+      <w:bookmarkStart w:id="64" w:name="_Toc6632"/>
       <w:r>
         <w:rPr>
           <w:rFonts w:hint="eastAsia" w:ascii="微软雅黑" w:hAnsi="微软雅黑" w:eastAsia="微软雅黑" w:cs="微软雅黑"/>
@@ -15568,11 +15742,11 @@
         </w:rPr>
       </w:pPr>
       <w:bookmarkStart w:id="65" w:name="_Toc8282"/>
-      <w:bookmarkStart w:id="66" w:name="_Toc30450"/>
-      <w:bookmarkStart w:id="67" w:name="_Toc6779"/>
-      <w:bookmarkStart w:id="68" w:name="_Toc8902"/>
-      <w:bookmarkStart w:id="69" w:name="_Toc30210"/>
-      <w:bookmarkStart w:id="70" w:name="_Toc17032"/>
+      <w:bookmarkStart w:id="66" w:name="_Toc17032"/>
+      <w:bookmarkStart w:id="67" w:name="_Toc30210"/>
+      <w:bookmarkStart w:id="68" w:name="_Toc30450"/>
+      <w:bookmarkStart w:id="69" w:name="_Toc6779"/>
+      <w:bookmarkStart w:id="70" w:name="_Toc8902"/>
       <w:r>
         <w:rPr>
           <w:rFonts w:hint="eastAsia" w:ascii="微软雅黑" w:hAnsi="微软雅黑" w:eastAsia="微软雅黑" w:cs="微软雅黑"/>
@@ -15631,12 +15805,6 @@
             <w:insideH w:val="single" w:color="A4A4A4" w:sz="4" w:space="0"/>
             <w:insideV w:val="single" w:color="A4A4A4" w:sz="4" w:space="0"/>
           </w:tblBorders>
-          <w:tblCellMar>
-            <w:top w:w="0" w:type="dxa"/>
-            <w:left w:w="108" w:type="dxa"/>
-            <w:bottom w:w="0" w:type="dxa"/>
-            <w:right w:w="108" w:type="dxa"/>
-          </w:tblCellMar>
         </w:tblPrEx>
         <w:trPr>
           <w:trHeight w:val="258" w:hRule="atLeast"/>
@@ -17144,8 +17312,8 @@
           </w14:shadow>
         </w:rPr>
       </w:pPr>
-      <w:bookmarkStart w:id="71" w:name="_Toc81326590"/>
-      <w:bookmarkStart w:id="72" w:name="_Toc28332"/>
+      <w:bookmarkStart w:id="71" w:name="_Toc28332"/>
+      <w:bookmarkStart w:id="72" w:name="_Toc81326590"/>
       <w:r>
         <w:rPr>
           <w:rFonts w:hint="eastAsia" w:ascii="Times New Roman" w:hAnsi="Times New Roman" w:eastAsia="微软雅黑" w:cs="黑体"/>
@@ -17185,12 +17353,12 @@
           <w:lang w:val="en-US" w:eastAsia="zh-CN" w:bidi="ar"/>
         </w:rPr>
       </w:pPr>
-      <w:bookmarkStart w:id="73" w:name="_Toc7994"/>
-      <w:bookmarkStart w:id="74" w:name="_Toc24511"/>
-      <w:bookmarkStart w:id="75" w:name="_Toc14341"/>
-      <w:bookmarkStart w:id="76" w:name="_Toc32156"/>
-      <w:bookmarkStart w:id="77" w:name="_Toc7932"/>
-      <w:bookmarkStart w:id="78" w:name="_Toc19396"/>
+      <w:bookmarkStart w:id="73" w:name="_Toc14341"/>
+      <w:bookmarkStart w:id="74" w:name="_Toc32156"/>
+      <w:bookmarkStart w:id="75" w:name="_Toc7932"/>
+      <w:bookmarkStart w:id="76" w:name="_Toc19396"/>
+      <w:bookmarkStart w:id="77" w:name="_Toc7994"/>
+      <w:bookmarkStart w:id="78" w:name="_Toc24511"/>
       <w:r>
         <w:rPr>
           <w:rFonts w:hint="eastAsia" w:ascii="微软雅黑" w:hAnsi="微软雅黑" w:eastAsia="微软雅黑" w:cs="微软雅黑"/>
@@ -18729,6 +18897,8 @@
               </w:rPr>
               <w:t>pT1-3和pN1 (1-3淋巴结阳性)且RS &lt;26的绝经前肿瘤患者，与内分泌单一疗法相比，内分泌疗结合化疗可降低远期复发率，但尚不清楚这种疗效改善是否是由于化疗促进了卵巢抑制作用而引起的。对于这类患者，可考虑化疗结合内分泌治疗，或者卵巢功能抑制剂联合他莫昔芬或AI。</w:t>
             </w:r>
+            <w:bookmarkStart w:id="104" w:name="_GoBack"/>
+            <w:bookmarkEnd w:id="104"/>
           </w:p>
         </w:tc>
       </w:tr>
@@ -19741,14 +19911,14 @@
       </w:pPr>
       <w:bookmarkStart w:id="88" w:name="_Toc19584_WPSOffice_Level1"/>
       <w:bookmarkStart w:id="89" w:name="_Toc22623"/>
-      <w:bookmarkStart w:id="90" w:name="_Toc107825571"/>
-      <w:bookmarkStart w:id="91" w:name="_Toc21361"/>
-      <w:bookmarkStart w:id="92" w:name="_Toc17792_WPSOffice_Level2"/>
-      <w:bookmarkStart w:id="93" w:name="_Toc9662"/>
-      <w:bookmarkStart w:id="94" w:name="_Toc22162_WPSOffice_Level1"/>
-      <w:bookmarkStart w:id="95" w:name="_Toc16927"/>
-      <w:bookmarkStart w:id="96" w:name="_Toc24017"/>
-      <w:bookmarkStart w:id="97" w:name="_Toc13275"/>
+      <w:bookmarkStart w:id="90" w:name="_Toc21361"/>
+      <w:bookmarkStart w:id="91" w:name="_Toc17792_WPSOffice_Level2"/>
+      <w:bookmarkStart w:id="92" w:name="_Toc9662"/>
+      <w:bookmarkStart w:id="93" w:name="_Toc22162_WPSOffice_Level1"/>
+      <w:bookmarkStart w:id="94" w:name="_Toc16927"/>
+      <w:bookmarkStart w:id="95" w:name="_Toc24017"/>
+      <w:bookmarkStart w:id="96" w:name="_Toc13275"/>
+      <w:bookmarkStart w:id="97" w:name="_Toc107825571"/>
       <w:bookmarkStart w:id="98" w:name="_Toc14611_WPSOffice_Level1"/>
       <w:r>
         <w:rPr>
@@ -19788,11 +19958,11 @@
           <w:lang w:eastAsia="zh-CN"/>
         </w:rPr>
       </w:pPr>
-      <w:bookmarkStart w:id="99" w:name="_Toc27691"/>
-      <w:bookmarkStart w:id="100" w:name="_Toc11768"/>
+      <w:bookmarkStart w:id="99" w:name="_Toc4053"/>
+      <w:bookmarkStart w:id="100" w:name="_Toc8814"/>
       <w:bookmarkStart w:id="101" w:name="_Toc18033"/>
-      <w:bookmarkStart w:id="102" w:name="_Toc4053"/>
-      <w:bookmarkStart w:id="103" w:name="_Toc8814"/>
+      <w:bookmarkStart w:id="102" w:name="_Toc27691"/>
+      <w:bookmarkStart w:id="103" w:name="_Toc11768"/>
       <w:r>
         <w:rPr>
           <w:rFonts w:hint="default" w:ascii="Times New Roman" w:hAnsi="Times New Roman" w:eastAsia="微软雅黑" w:cs="Times New Roman"/>
@@ -20050,7 +20220,7 @@
                     </pic:cNvPicPr>
                   </pic:nvPicPr>
                   <pic:blipFill>
-                    <a:blip r:embed="rId17"/>
+                    <a:blip r:embed="rId18"/>
                     <a:stretch>
                       <a:fillRect/>
                     </a:stretch>
@@ -22495,10 +22665,20 @@
 </s:customData>
 </file>
 
+<file path=customXml/item2.xml><?xml version="1.0" encoding="utf-8"?>
+<b:Sources xmlns:b="http://schemas.openxmlformats.org/officeDocument/2006/bibliography" xmlns="http://schemas.openxmlformats.org/officeDocument/2006/bibliography" SelectedStyle="\APA.XSL" StyleName="APA"/>
+</file>
+
 <file path=customXml/itemProps1.xml><?xml version="1.0" encoding="utf-8"?>
 <ds:datastoreItem xmlns:ds="http://schemas.openxmlformats.org/officeDocument/2006/customXml" ds:itemID="{B1977F7D-205B-4081-913C-38D41E755F92}">
   <ds:schemaRefs>
     <ds:schemaRef ds:uri="http://www.wps.cn/officeDocument/2013/wpsCustomData"/>
   </ds:schemaRefs>
 </ds:datastoreItem>
+</file>
+
+<file path=customXml/itemProps2.xml><?xml version="1.0" encoding="utf-8"?>
+<ds:datastoreItem xmlns:ds="http://schemas.openxmlformats.org/officeDocument/2006/customXml" ds:itemID="{AF0FCD33-2FD2-40CF-9CDF-F2193CE32997}">
+  <ds:schemaRefs/>
+</ds:datastoreItem>
 </file>
--- a/WebContent/docx/乳腺癌21基因检测报告-武汉平安好医.docx
+++ b/WebContent/docx/乳腺癌21基因检测报告-武汉平安好医.docx
@@ -1499,7 +1499,7 @@
               <w:szCs w:val="32"/>
               <w:lang w:eastAsia="zh-CN"/>
             </w:rPr>
-            <w:instrText xml:space="preserve"> HYPERLINK \l _Toc4217 </w:instrText>
+            <w:instrText xml:space="preserve"> HYPERLINK \l _Toc20686 </w:instrText>
           </w:r>
           <w:r>
             <w:rPr>
@@ -1564,7 +1564,7 @@
               <w:szCs w:val="32"/>
               <w:lang w:eastAsia="zh-CN"/>
             </w:rPr>
-            <w:instrText xml:space="preserve"> PAGEREF _Toc4217 \h </w:instrText>
+            <w:instrText xml:space="preserve"> PAGEREF _Toc20686 \h </w:instrText>
           </w:r>
           <w:r>
             <w:rPr>
@@ -1660,7 +1660,7 @@
               <w:szCs w:val="32"/>
               <w:lang w:eastAsia="zh-CN"/>
             </w:rPr>
-            <w:instrText xml:space="preserve"> HYPERLINK \l _Toc5540 </w:instrText>
+            <w:instrText xml:space="preserve"> HYPERLINK \l _Toc26415 </w:instrText>
           </w:r>
           <w:r>
             <w:rPr>
@@ -1725,7 +1725,7 @@
               <w:szCs w:val="32"/>
               <w:lang w:eastAsia="zh-CN"/>
             </w:rPr>
-            <w:instrText xml:space="preserve"> PAGEREF _Toc5540 \h </w:instrText>
+            <w:instrText xml:space="preserve"> PAGEREF _Toc26415 \h </w:instrText>
           </w:r>
           <w:r>
             <w:rPr>
@@ -1821,7 +1821,7 @@
               <w:szCs w:val="32"/>
               <w:lang w:eastAsia="zh-CN"/>
             </w:rPr>
-            <w:instrText xml:space="preserve"> HYPERLINK \l _Toc25890 </w:instrText>
+            <w:instrText xml:space="preserve"> HYPERLINK \l _Toc17484 </w:instrText>
           </w:r>
           <w:r>
             <w:rPr>
@@ -1886,7 +1886,7 @@
               <w:szCs w:val="32"/>
               <w:lang w:eastAsia="zh-CN"/>
             </w:rPr>
-            <w:instrText xml:space="preserve"> PAGEREF _Toc25890 \h </w:instrText>
+            <w:instrText xml:space="preserve"> PAGEREF _Toc17484 \h </w:instrText>
           </w:r>
           <w:r>
             <w:rPr>
@@ -1952,7 +1952,7 @@
               <w:rFonts w:hint="eastAsia" w:ascii="Times New Roman" w:hAnsi="Times New Roman" w:eastAsia="微软雅黑" w:cs="Times New Roman"/>
               <w:sz w:val="28"/>
               <w:szCs w:val="28"/>
-              <w:lang w:eastAsia="zh-CN"/>
+              <w:lang w:val="en-US" w:eastAsia="zh-CN"/>
             </w:rPr>
           </w:pPr>
           <w:r>
@@ -1960,7 +1960,7 @@
               <w:rFonts w:hint="eastAsia" w:ascii="Times New Roman" w:hAnsi="Times New Roman" w:eastAsia="微软雅黑" w:cs="Times New Roman"/>
               <w:sz w:val="28"/>
               <w:szCs w:val="28"/>
-              <w:lang w:eastAsia="zh-CN"/>
+              <w:lang w:val="en-US" w:eastAsia="zh-CN"/>
             </w:rPr>
             <w:fldChar w:fldCharType="begin"/>
           </w:r>
@@ -1969,16 +1969,16 @@
               <w:rFonts w:hint="eastAsia" w:ascii="Times New Roman" w:hAnsi="Times New Roman" w:eastAsia="微软雅黑" w:cs="Times New Roman"/>
               <w:sz w:val="28"/>
               <w:szCs w:val="28"/>
-              <w:lang w:eastAsia="zh-CN"/>
+              <w:lang w:val="en-US" w:eastAsia="zh-CN"/>
             </w:rPr>
-            <w:instrText xml:space="preserve"> HYPERLINK \l _Toc4889 </w:instrText>
+            <w:instrText xml:space="preserve"> HYPERLINK \l _Toc6120 </w:instrText>
           </w:r>
           <w:r>
             <w:rPr>
               <w:rFonts w:hint="eastAsia" w:ascii="Times New Roman" w:hAnsi="Times New Roman" w:eastAsia="微软雅黑" w:cs="Times New Roman"/>
               <w:sz w:val="28"/>
               <w:szCs w:val="28"/>
-              <w:lang w:eastAsia="zh-CN"/>
+              <w:lang w:val="en-US" w:eastAsia="zh-CN"/>
             </w:rPr>
             <w:fldChar w:fldCharType="separate"/>
           </w:r>
@@ -1987,7 +1987,7 @@
               <w:rFonts w:hint="eastAsia" w:ascii="Times New Roman" w:hAnsi="Times New Roman" w:eastAsia="微软雅黑" w:cs="Times New Roman"/>
               <w:sz w:val="28"/>
               <w:szCs w:val="28"/>
-              <w:lang w:eastAsia="zh-CN"/>
+              <w:lang w:val="en-US" w:eastAsia="zh-CN"/>
             </w:rPr>
             <w:t>检测结果小结</w:t>
           </w:r>
@@ -1996,7 +1996,7 @@
               <w:rFonts w:hint="eastAsia" w:ascii="Times New Roman" w:hAnsi="Times New Roman" w:eastAsia="微软雅黑" w:cs="Times New Roman"/>
               <w:sz w:val="28"/>
               <w:szCs w:val="28"/>
-              <w:lang w:eastAsia="zh-CN"/>
+              <w:lang w:val="en-US" w:eastAsia="zh-CN"/>
             </w:rPr>
             <w:tab/>
           </w:r>
@@ -2005,7 +2005,7 @@
               <w:rFonts w:hint="eastAsia" w:ascii="Times New Roman" w:hAnsi="Times New Roman" w:eastAsia="微软雅黑" w:cs="Times New Roman"/>
               <w:sz w:val="28"/>
               <w:szCs w:val="28"/>
-              <w:lang w:eastAsia="zh-CN"/>
+              <w:lang w:val="en-US" w:eastAsia="zh-CN"/>
             </w:rPr>
             <w:fldChar w:fldCharType="begin"/>
           </w:r>
@@ -2014,16 +2014,16 @@
               <w:rFonts w:hint="eastAsia" w:ascii="Times New Roman" w:hAnsi="Times New Roman" w:eastAsia="微软雅黑" w:cs="Times New Roman"/>
               <w:sz w:val="28"/>
               <w:szCs w:val="28"/>
-              <w:lang w:eastAsia="zh-CN"/>
+              <w:lang w:val="en-US" w:eastAsia="zh-CN"/>
             </w:rPr>
-            <w:instrText xml:space="preserve"> PAGEREF _Toc4889 \h </w:instrText>
+            <w:instrText xml:space="preserve"> PAGEREF _Toc6120 \h </w:instrText>
           </w:r>
           <w:r>
             <w:rPr>
               <w:rFonts w:hint="eastAsia" w:ascii="Times New Roman" w:hAnsi="Times New Roman" w:eastAsia="微软雅黑" w:cs="Times New Roman"/>
               <w:sz w:val="28"/>
               <w:szCs w:val="28"/>
-              <w:lang w:eastAsia="zh-CN"/>
+              <w:lang w:val="en-US" w:eastAsia="zh-CN"/>
             </w:rPr>
             <w:fldChar w:fldCharType="separate"/>
           </w:r>
@@ -2032,7 +2032,7 @@
               <w:rFonts w:hint="eastAsia" w:ascii="Times New Roman" w:hAnsi="Times New Roman" w:eastAsia="微软雅黑" w:cs="Times New Roman"/>
               <w:sz w:val="28"/>
               <w:szCs w:val="28"/>
-              <w:lang w:eastAsia="zh-CN"/>
+              <w:lang w:val="en-US" w:eastAsia="zh-CN"/>
             </w:rPr>
             <w:t>1</w:t>
           </w:r>
@@ -2041,7 +2041,7 @@
               <w:rFonts w:hint="eastAsia" w:ascii="Times New Roman" w:hAnsi="Times New Roman" w:eastAsia="微软雅黑" w:cs="Times New Roman"/>
               <w:sz w:val="28"/>
               <w:szCs w:val="28"/>
-              <w:lang w:eastAsia="zh-CN"/>
+              <w:lang w:val="en-US" w:eastAsia="zh-CN"/>
             </w:rPr>
             <w:fldChar w:fldCharType="end"/>
           </w:r>
@@ -2050,7 +2050,7 @@
               <w:rFonts w:hint="eastAsia" w:ascii="Times New Roman" w:hAnsi="Times New Roman" w:eastAsia="微软雅黑" w:cs="Times New Roman"/>
               <w:sz w:val="28"/>
               <w:szCs w:val="28"/>
-              <w:lang w:eastAsia="zh-CN"/>
+              <w:lang w:val="en-US" w:eastAsia="zh-CN"/>
             </w:rPr>
             <w:fldChar w:fldCharType="end"/>
           </w:r>
@@ -2066,7 +2066,7 @@
               <w:rFonts w:hint="eastAsia" w:ascii="Times New Roman" w:hAnsi="Times New Roman" w:eastAsia="微软雅黑" w:cs="Times New Roman"/>
               <w:sz w:val="28"/>
               <w:szCs w:val="28"/>
-              <w:lang w:eastAsia="zh-CN"/>
+              <w:lang w:val="en-US" w:eastAsia="zh-CN"/>
             </w:rPr>
           </w:pPr>
           <w:r>
@@ -2074,7 +2074,7 @@
               <w:rFonts w:hint="eastAsia" w:ascii="Times New Roman" w:hAnsi="Times New Roman" w:eastAsia="微软雅黑" w:cs="Times New Roman"/>
               <w:sz w:val="28"/>
               <w:szCs w:val="28"/>
-              <w:lang w:eastAsia="zh-CN"/>
+              <w:lang w:val="en-US" w:eastAsia="zh-CN"/>
             </w:rPr>
             <w:fldChar w:fldCharType="begin"/>
           </w:r>
@@ -2083,16 +2083,16 @@
               <w:rFonts w:hint="eastAsia" w:ascii="Times New Roman" w:hAnsi="Times New Roman" w:eastAsia="微软雅黑" w:cs="Times New Roman"/>
               <w:sz w:val="28"/>
               <w:szCs w:val="28"/>
-              <w:lang w:eastAsia="zh-CN"/>
+              <w:lang w:val="en-US" w:eastAsia="zh-CN"/>
             </w:rPr>
-            <w:instrText xml:space="preserve"> HYPERLINK \l _Toc29698 </w:instrText>
+            <w:instrText xml:space="preserve"> HYPERLINK \l _Toc10823 </w:instrText>
           </w:r>
           <w:r>
             <w:rPr>
               <w:rFonts w:hint="eastAsia" w:ascii="Times New Roman" w:hAnsi="Times New Roman" w:eastAsia="微软雅黑" w:cs="Times New Roman"/>
               <w:sz w:val="28"/>
               <w:szCs w:val="28"/>
-              <w:lang w:eastAsia="zh-CN"/>
+              <w:lang w:val="en-US" w:eastAsia="zh-CN"/>
             </w:rPr>
             <w:fldChar w:fldCharType="separate"/>
           </w:r>
@@ -2110,7 +2110,7 @@
               <w:rFonts w:hint="eastAsia" w:ascii="Times New Roman" w:hAnsi="Times New Roman" w:eastAsia="微软雅黑" w:cs="Times New Roman"/>
               <w:sz w:val="28"/>
               <w:szCs w:val="28"/>
-              <w:lang w:eastAsia="zh-CN"/>
+              <w:lang w:val="en-US" w:eastAsia="zh-CN"/>
             </w:rPr>
             <w:tab/>
           </w:r>
@@ -2119,7 +2119,7 @@
               <w:rFonts w:hint="eastAsia" w:ascii="Times New Roman" w:hAnsi="Times New Roman" w:eastAsia="微软雅黑" w:cs="Times New Roman"/>
               <w:sz w:val="28"/>
               <w:szCs w:val="28"/>
-              <w:lang w:eastAsia="zh-CN"/>
+              <w:lang w:val="en-US" w:eastAsia="zh-CN"/>
             </w:rPr>
             <w:fldChar w:fldCharType="begin"/>
           </w:r>
@@ -2128,16 +2128,16 @@
               <w:rFonts w:hint="eastAsia" w:ascii="Times New Roman" w:hAnsi="Times New Roman" w:eastAsia="微软雅黑" w:cs="Times New Roman"/>
               <w:sz w:val="28"/>
               <w:szCs w:val="28"/>
-              <w:lang w:eastAsia="zh-CN"/>
+              <w:lang w:val="en-US" w:eastAsia="zh-CN"/>
             </w:rPr>
-            <w:instrText xml:space="preserve"> PAGEREF _Toc29698 \h </w:instrText>
+            <w:instrText xml:space="preserve"> PAGEREF _Toc10823 \h </w:instrText>
           </w:r>
           <w:r>
             <w:rPr>
               <w:rFonts w:hint="eastAsia" w:ascii="Times New Roman" w:hAnsi="Times New Roman" w:eastAsia="微软雅黑" w:cs="Times New Roman"/>
               <w:sz w:val="28"/>
               <w:szCs w:val="28"/>
-              <w:lang w:eastAsia="zh-CN"/>
+              <w:lang w:val="en-US" w:eastAsia="zh-CN"/>
             </w:rPr>
             <w:fldChar w:fldCharType="separate"/>
           </w:r>
@@ -2146,16 +2146,16 @@
               <w:rFonts w:hint="eastAsia" w:ascii="Times New Roman" w:hAnsi="Times New Roman" w:eastAsia="微软雅黑" w:cs="Times New Roman"/>
               <w:sz w:val="28"/>
               <w:szCs w:val="28"/>
-              <w:lang w:eastAsia="zh-CN"/>
+              <w:lang w:val="en-US" w:eastAsia="zh-CN"/>
             </w:rPr>
-            <w:t>3</w:t>
+            <w:t>2</w:t>
           </w:r>
           <w:r>
             <w:rPr>
               <w:rFonts w:hint="eastAsia" w:ascii="Times New Roman" w:hAnsi="Times New Roman" w:eastAsia="微软雅黑" w:cs="Times New Roman"/>
               <w:sz w:val="28"/>
               <w:szCs w:val="28"/>
-              <w:lang w:eastAsia="zh-CN"/>
+              <w:lang w:val="en-US" w:eastAsia="zh-CN"/>
             </w:rPr>
             <w:fldChar w:fldCharType="end"/>
           </w:r>
@@ -2164,7 +2164,7 @@
               <w:rFonts w:hint="eastAsia" w:ascii="Times New Roman" w:hAnsi="Times New Roman" w:eastAsia="微软雅黑" w:cs="Times New Roman"/>
               <w:sz w:val="28"/>
               <w:szCs w:val="28"/>
-              <w:lang w:eastAsia="zh-CN"/>
+              <w:lang w:val="en-US" w:eastAsia="zh-CN"/>
             </w:rPr>
             <w:fldChar w:fldCharType="end"/>
           </w:r>
@@ -2180,7 +2180,7 @@
               <w:rFonts w:hint="eastAsia" w:ascii="Times New Roman" w:hAnsi="Times New Roman" w:eastAsia="微软雅黑" w:cs="Times New Roman"/>
               <w:sz w:val="28"/>
               <w:szCs w:val="28"/>
-              <w:lang w:eastAsia="zh-CN"/>
+              <w:lang w:val="en-US" w:eastAsia="zh-CN"/>
             </w:rPr>
           </w:pPr>
           <w:r>
@@ -2188,7 +2188,7 @@
               <w:rFonts w:hint="eastAsia" w:ascii="Times New Roman" w:hAnsi="Times New Roman" w:eastAsia="微软雅黑" w:cs="Times New Roman"/>
               <w:sz w:val="28"/>
               <w:szCs w:val="28"/>
-              <w:lang w:eastAsia="zh-CN"/>
+              <w:lang w:val="en-US" w:eastAsia="zh-CN"/>
             </w:rPr>
             <w:fldChar w:fldCharType="begin"/>
           </w:r>
@@ -2197,16 +2197,16 @@
               <w:rFonts w:hint="eastAsia" w:ascii="Times New Roman" w:hAnsi="Times New Roman" w:eastAsia="微软雅黑" w:cs="Times New Roman"/>
               <w:sz w:val="28"/>
               <w:szCs w:val="28"/>
-              <w:lang w:eastAsia="zh-CN"/>
+              <w:lang w:val="en-US" w:eastAsia="zh-CN"/>
             </w:rPr>
-            <w:instrText xml:space="preserve"> HYPERLINK \l _Toc16977 </w:instrText>
+            <w:instrText xml:space="preserve"> HYPERLINK \l _Toc7348 </w:instrText>
           </w:r>
           <w:r>
             <w:rPr>
               <w:rFonts w:hint="eastAsia" w:ascii="Times New Roman" w:hAnsi="Times New Roman" w:eastAsia="微软雅黑" w:cs="Times New Roman"/>
               <w:sz w:val="28"/>
               <w:szCs w:val="28"/>
-              <w:lang w:eastAsia="zh-CN"/>
+              <w:lang w:val="en-US" w:eastAsia="zh-CN"/>
             </w:rPr>
             <w:fldChar w:fldCharType="separate"/>
           </w:r>
@@ -2224,7 +2224,7 @@
               <w:rFonts w:hint="eastAsia" w:ascii="Times New Roman" w:hAnsi="Times New Roman" w:eastAsia="微软雅黑" w:cs="Times New Roman"/>
               <w:sz w:val="28"/>
               <w:szCs w:val="28"/>
-              <w:lang w:eastAsia="zh-CN"/>
+              <w:lang w:val="en-US" w:eastAsia="zh-CN"/>
             </w:rPr>
             <w:tab/>
           </w:r>
@@ -2233,7 +2233,7 @@
               <w:rFonts w:hint="eastAsia" w:ascii="Times New Roman" w:hAnsi="Times New Roman" w:eastAsia="微软雅黑" w:cs="Times New Roman"/>
               <w:sz w:val="28"/>
               <w:szCs w:val="28"/>
-              <w:lang w:eastAsia="zh-CN"/>
+              <w:lang w:val="en-US" w:eastAsia="zh-CN"/>
             </w:rPr>
             <w:fldChar w:fldCharType="begin"/>
           </w:r>
@@ -2242,16 +2242,16 @@
               <w:rFonts w:hint="eastAsia" w:ascii="Times New Roman" w:hAnsi="Times New Roman" w:eastAsia="微软雅黑" w:cs="Times New Roman"/>
               <w:sz w:val="28"/>
               <w:szCs w:val="28"/>
-              <w:lang w:eastAsia="zh-CN"/>
+              <w:lang w:val="en-US" w:eastAsia="zh-CN"/>
             </w:rPr>
-            <w:instrText xml:space="preserve"> PAGEREF _Toc16977 \h </w:instrText>
+            <w:instrText xml:space="preserve"> PAGEREF _Toc7348 \h </w:instrText>
           </w:r>
           <w:r>
             <w:rPr>
               <w:rFonts w:hint="eastAsia" w:ascii="Times New Roman" w:hAnsi="Times New Roman" w:eastAsia="微软雅黑" w:cs="Times New Roman"/>
               <w:sz w:val="28"/>
               <w:szCs w:val="28"/>
-              <w:lang w:eastAsia="zh-CN"/>
+              <w:lang w:val="en-US" w:eastAsia="zh-CN"/>
             </w:rPr>
             <w:fldChar w:fldCharType="separate"/>
           </w:r>
@@ -2260,16 +2260,16 @@
               <w:rFonts w:hint="eastAsia" w:ascii="Times New Roman" w:hAnsi="Times New Roman" w:eastAsia="微软雅黑" w:cs="Times New Roman"/>
               <w:sz w:val="28"/>
               <w:szCs w:val="28"/>
-              <w:lang w:eastAsia="zh-CN"/>
+              <w:lang w:val="en-US" w:eastAsia="zh-CN"/>
             </w:rPr>
-            <w:t>4</w:t>
+            <w:t>3</w:t>
           </w:r>
           <w:r>
             <w:rPr>
               <w:rFonts w:hint="eastAsia" w:ascii="Times New Roman" w:hAnsi="Times New Roman" w:eastAsia="微软雅黑" w:cs="Times New Roman"/>
               <w:sz w:val="28"/>
               <w:szCs w:val="28"/>
-              <w:lang w:eastAsia="zh-CN"/>
+              <w:lang w:val="en-US" w:eastAsia="zh-CN"/>
             </w:rPr>
             <w:fldChar w:fldCharType="end"/>
           </w:r>
@@ -2278,7 +2278,7 @@
               <w:rFonts w:hint="eastAsia" w:ascii="Times New Roman" w:hAnsi="Times New Roman" w:eastAsia="微软雅黑" w:cs="Times New Roman"/>
               <w:sz w:val="28"/>
               <w:szCs w:val="28"/>
-              <w:lang w:eastAsia="zh-CN"/>
+              <w:lang w:val="en-US" w:eastAsia="zh-CN"/>
             </w:rPr>
             <w:fldChar w:fldCharType="end"/>
           </w:r>
@@ -2339,7 +2339,7 @@
               <w:rFonts w:hint="eastAsia" w:ascii="Times New Roman" w:hAnsi="Times New Roman" w:eastAsia="微软雅黑" w:cs="Times New Roman"/>
               <w:sz w:val="28"/>
               <w:szCs w:val="28"/>
-              <w:lang w:eastAsia="zh-CN"/>
+              <w:lang w:val="en-US" w:eastAsia="zh-CN"/>
             </w:rPr>
           </w:pPr>
           <w:r>
@@ -2347,7 +2347,7 @@
               <w:rFonts w:hint="eastAsia" w:ascii="Times New Roman" w:hAnsi="Times New Roman" w:eastAsia="微软雅黑" w:cs="Times New Roman"/>
               <w:sz w:val="28"/>
               <w:szCs w:val="28"/>
-              <w:lang w:eastAsia="zh-CN"/>
+              <w:lang w:val="en-US" w:eastAsia="zh-CN"/>
             </w:rPr>
             <w:fldChar w:fldCharType="begin"/>
           </w:r>
@@ -2356,16 +2356,16 @@
               <w:rFonts w:hint="eastAsia" w:ascii="Times New Roman" w:hAnsi="Times New Roman" w:eastAsia="微软雅黑" w:cs="Times New Roman"/>
               <w:sz w:val="28"/>
               <w:szCs w:val="28"/>
-              <w:lang w:eastAsia="zh-CN"/>
+              <w:lang w:val="en-US" w:eastAsia="zh-CN"/>
             </w:rPr>
-            <w:instrText xml:space="preserve"> HYPERLINK \l _Toc2290 </w:instrText>
+            <w:instrText xml:space="preserve"> HYPERLINK \l _Toc26341 </w:instrText>
           </w:r>
           <w:r>
             <w:rPr>
               <w:rFonts w:hint="eastAsia" w:ascii="Times New Roman" w:hAnsi="Times New Roman" w:eastAsia="微软雅黑" w:cs="Times New Roman"/>
               <w:sz w:val="28"/>
               <w:szCs w:val="28"/>
-              <w:lang w:eastAsia="zh-CN"/>
+              <w:lang w:val="en-US" w:eastAsia="zh-CN"/>
             </w:rPr>
             <w:fldChar w:fldCharType="separate"/>
           </w:r>
@@ -2383,7 +2383,7 @@
               <w:rFonts w:hint="eastAsia" w:ascii="Times New Roman" w:hAnsi="Times New Roman" w:eastAsia="微软雅黑" w:cs="Times New Roman"/>
               <w:sz w:val="28"/>
               <w:szCs w:val="28"/>
-              <w:lang w:eastAsia="zh-CN"/>
+              <w:lang w:val="en-US" w:eastAsia="zh-CN"/>
             </w:rPr>
             <w:tab/>
           </w:r>
@@ -2392,7 +2392,7 @@
               <w:rFonts w:hint="eastAsia" w:ascii="Times New Roman" w:hAnsi="Times New Roman" w:eastAsia="微软雅黑" w:cs="Times New Roman"/>
               <w:sz w:val="28"/>
               <w:szCs w:val="28"/>
-              <w:lang w:eastAsia="zh-CN"/>
+              <w:lang w:val="en-US" w:eastAsia="zh-CN"/>
             </w:rPr>
             <w:fldChar w:fldCharType="begin"/>
           </w:r>
@@ -2401,16 +2401,16 @@
               <w:rFonts w:hint="eastAsia" w:ascii="Times New Roman" w:hAnsi="Times New Roman" w:eastAsia="微软雅黑" w:cs="Times New Roman"/>
               <w:sz w:val="28"/>
               <w:szCs w:val="28"/>
-              <w:lang w:eastAsia="zh-CN"/>
+              <w:lang w:val="en-US" w:eastAsia="zh-CN"/>
             </w:rPr>
-            <w:instrText xml:space="preserve"> PAGEREF _Toc2290 \h </w:instrText>
+            <w:instrText xml:space="preserve"> PAGEREF _Toc26341 \h </w:instrText>
           </w:r>
           <w:r>
             <w:rPr>
               <w:rFonts w:hint="eastAsia" w:ascii="Times New Roman" w:hAnsi="Times New Roman" w:eastAsia="微软雅黑" w:cs="Times New Roman"/>
               <w:sz w:val="28"/>
               <w:szCs w:val="28"/>
-              <w:lang w:eastAsia="zh-CN"/>
+              <w:lang w:val="en-US" w:eastAsia="zh-CN"/>
             </w:rPr>
             <w:fldChar w:fldCharType="separate"/>
           </w:r>
@@ -2419,16 +2419,16 @@
               <w:rFonts w:hint="eastAsia" w:ascii="Times New Roman" w:hAnsi="Times New Roman" w:eastAsia="微软雅黑" w:cs="Times New Roman"/>
               <w:sz w:val="28"/>
               <w:szCs w:val="28"/>
-              <w:lang w:eastAsia="zh-CN"/>
+              <w:lang w:val="en-US" w:eastAsia="zh-CN"/>
             </w:rPr>
-            <w:t>5</w:t>
+            <w:t>4</w:t>
           </w:r>
           <w:r>
             <w:rPr>
               <w:rFonts w:hint="eastAsia" w:ascii="Times New Roman" w:hAnsi="Times New Roman" w:eastAsia="微软雅黑" w:cs="Times New Roman"/>
               <w:sz w:val="28"/>
               <w:szCs w:val="28"/>
-              <w:lang w:eastAsia="zh-CN"/>
+              <w:lang w:val="en-US" w:eastAsia="zh-CN"/>
             </w:rPr>
             <w:fldChar w:fldCharType="end"/>
           </w:r>
@@ -2437,7 +2437,7 @@
               <w:rFonts w:hint="eastAsia" w:ascii="Times New Roman" w:hAnsi="Times New Roman" w:eastAsia="微软雅黑" w:cs="Times New Roman"/>
               <w:sz w:val="28"/>
               <w:szCs w:val="28"/>
-              <w:lang w:eastAsia="zh-CN"/>
+              <w:lang w:val="en-US" w:eastAsia="zh-CN"/>
             </w:rPr>
             <w:fldChar w:fldCharType="end"/>
           </w:r>
@@ -2492,7 +2492,7 @@
               <w:szCs w:val="32"/>
               <w:lang w:eastAsia="zh-CN"/>
             </w:rPr>
-            <w:instrText xml:space="preserve"> HYPERLINK \l _Toc23315 </w:instrText>
+            <w:instrText xml:space="preserve"> HYPERLINK \l _Toc3029 </w:instrText>
           </w:r>
           <w:r>
             <w:rPr>
@@ -2557,7 +2557,168 @@
               <w:szCs w:val="32"/>
               <w:lang w:eastAsia="zh-CN"/>
             </w:rPr>
-            <w:instrText xml:space="preserve"> PAGEREF _Toc23315 \h </w:instrText>
+            <w:instrText xml:space="preserve"> PAGEREF _Toc3029 \h </w:instrText>
+          </w:r>
+          <w:r>
+            <w:rPr>
+              <w:rStyle w:val="18"/>
+              <w:rFonts w:hint="eastAsia" w:ascii="Times New Roman" w:hAnsi="Times New Roman" w:eastAsia="微软雅黑" w:cs="微软雅黑"/>
+              <w:b/>
+              <w:bCs/>
+              <w:color w:val="62B541"/>
+              <w:sz w:val="32"/>
+              <w:szCs w:val="32"/>
+              <w:lang w:eastAsia="zh-CN"/>
+            </w:rPr>
+            <w:fldChar w:fldCharType="separate"/>
+          </w:r>
+          <w:r>
+            <w:rPr>
+              <w:rStyle w:val="18"/>
+              <w:rFonts w:hint="eastAsia" w:ascii="Times New Roman" w:hAnsi="Times New Roman" w:eastAsia="微软雅黑" w:cs="微软雅黑"/>
+              <w:b/>
+              <w:bCs/>
+              <w:color w:val="62B541"/>
+              <w:sz w:val="32"/>
+              <w:szCs w:val="32"/>
+              <w:lang w:eastAsia="zh-CN"/>
+            </w:rPr>
+            <w:t>6</w:t>
+          </w:r>
+          <w:r>
+            <w:rPr>
+              <w:rStyle w:val="18"/>
+              <w:rFonts w:hint="eastAsia" w:ascii="Times New Roman" w:hAnsi="Times New Roman" w:eastAsia="微软雅黑" w:cs="微软雅黑"/>
+              <w:b/>
+              <w:bCs/>
+              <w:color w:val="62B541"/>
+              <w:sz w:val="32"/>
+              <w:szCs w:val="32"/>
+              <w:lang w:eastAsia="zh-CN"/>
+            </w:rPr>
+            <w:fldChar w:fldCharType="end"/>
+          </w:r>
+          <w:r>
+            <w:rPr>
+              <w:rStyle w:val="18"/>
+              <w:rFonts w:hint="eastAsia" w:ascii="Times New Roman" w:hAnsi="Times New Roman" w:eastAsia="微软雅黑" w:cs="微软雅黑"/>
+              <w:b/>
+              <w:bCs/>
+              <w:color w:val="62B541"/>
+              <w:sz w:val="32"/>
+              <w:szCs w:val="32"/>
+              <w:lang w:eastAsia="zh-CN"/>
+            </w:rPr>
+            <w:fldChar w:fldCharType="end"/>
+          </w:r>
+        </w:p>
+        <w:p>
+          <w:pPr>
+            <w:pStyle w:val="11"/>
+            <w:tabs>
+              <w:tab w:val="right" w:leader="dot" w:pos="9870"/>
+            </w:tabs>
+            <w:rPr>
+              <w:rStyle w:val="18"/>
+              <w:rFonts w:hint="eastAsia" w:ascii="Times New Roman" w:hAnsi="Times New Roman" w:eastAsia="微软雅黑" w:cs="微软雅黑"/>
+              <w:b/>
+              <w:bCs/>
+              <w:color w:val="62B541"/>
+              <w:sz w:val="32"/>
+              <w:szCs w:val="32"/>
+              <w:lang w:eastAsia="zh-CN"/>
+            </w:rPr>
+          </w:pPr>
+          <w:r>
+            <w:rPr>
+              <w:rStyle w:val="18"/>
+              <w:rFonts w:hint="eastAsia" w:ascii="Times New Roman" w:hAnsi="Times New Roman" w:eastAsia="微软雅黑" w:cs="微软雅黑"/>
+              <w:b/>
+              <w:bCs/>
+              <w:color w:val="62B541"/>
+              <w:sz w:val="32"/>
+              <w:szCs w:val="32"/>
+              <w:lang w:eastAsia="zh-CN"/>
+            </w:rPr>
+            <w:fldChar w:fldCharType="begin"/>
+          </w:r>
+          <w:r>
+            <w:rPr>
+              <w:rStyle w:val="18"/>
+              <w:rFonts w:hint="eastAsia" w:ascii="Times New Roman" w:hAnsi="Times New Roman" w:eastAsia="微软雅黑" w:cs="微软雅黑"/>
+              <w:b/>
+              <w:bCs/>
+              <w:color w:val="62B541"/>
+              <w:sz w:val="32"/>
+              <w:szCs w:val="32"/>
+              <w:lang w:eastAsia="zh-CN"/>
+            </w:rPr>
+            <w:instrText xml:space="preserve"> HYPERLINK \l _Toc21685 </w:instrText>
+          </w:r>
+          <w:r>
+            <w:rPr>
+              <w:rStyle w:val="18"/>
+              <w:rFonts w:hint="eastAsia" w:ascii="Times New Roman" w:hAnsi="Times New Roman" w:eastAsia="微软雅黑" w:cs="微软雅黑"/>
+              <w:b/>
+              <w:bCs/>
+              <w:color w:val="62B541"/>
+              <w:sz w:val="32"/>
+              <w:szCs w:val="32"/>
+              <w:lang w:eastAsia="zh-CN"/>
+            </w:rPr>
+            <w:fldChar w:fldCharType="separate"/>
+          </w:r>
+          <w:r>
+            <w:rPr>
+              <w:rStyle w:val="18"/>
+              <w:rFonts w:hint="eastAsia" w:ascii="Times New Roman" w:hAnsi="Times New Roman" w:eastAsia="微软雅黑" w:cs="微软雅黑"/>
+              <w:b/>
+              <w:bCs/>
+              <w:color w:val="62B541"/>
+              <w:sz w:val="32"/>
+              <w:szCs w:val="32"/>
+              <w:lang w:val="en-US" w:eastAsia="zh-CN"/>
+            </w:rPr>
+            <w:t>结果解释说明</w:t>
+          </w:r>
+          <w:r>
+            <w:rPr>
+              <w:rStyle w:val="18"/>
+              <w:rFonts w:hint="eastAsia" w:ascii="Times New Roman" w:hAnsi="Times New Roman" w:eastAsia="微软雅黑" w:cs="微软雅黑"/>
+              <w:b/>
+              <w:bCs/>
+              <w:color w:val="62B541"/>
+              <w:sz w:val="32"/>
+              <w:szCs w:val="32"/>
+              <w:lang w:eastAsia="zh-CN"/>
+            </w:rPr>
+            <w:tab/>
+          </w:r>
+          <w:r>
+            <w:rPr>
+              <w:rStyle w:val="18"/>
+              <w:rFonts w:hint="eastAsia" w:ascii="Times New Roman" w:hAnsi="Times New Roman" w:eastAsia="微软雅黑" w:cs="微软雅黑"/>
+              <w:b/>
+              <w:bCs/>
+              <w:color w:val="62B541"/>
+              <w:sz w:val="32"/>
+              <w:szCs w:val="32"/>
+              <w:lang w:eastAsia="zh-CN"/>
+            </w:rPr>
+            <w:fldChar w:fldCharType="begin"/>
+          </w:r>
+          <w:r>
+            <w:rPr>
+              <w:rStyle w:val="18"/>
+              <w:rFonts w:hint="eastAsia" w:ascii="Times New Roman" w:hAnsi="Times New Roman" w:eastAsia="微软雅黑" w:cs="微软雅黑"/>
+              <w:b/>
+              <w:bCs/>
+              <w:color w:val="62B541"/>
+              <w:sz w:val="32"/>
+              <w:szCs w:val="32"/>
+              <w:lang w:eastAsia="zh-CN"/>
+            </w:rPr>
+            <w:instrText xml:space="preserve"> PAGEREF _Toc21685 \h </w:instrText>
           </w:r>
           <w:r>
             <w:rPr>
@@ -2653,7 +2814,7 @@
               <w:szCs w:val="32"/>
               <w:lang w:eastAsia="zh-CN"/>
             </w:rPr>
-            <w:instrText xml:space="preserve"> HYPERLINK \l _Toc28332 </w:instrText>
+            <w:instrText xml:space="preserve"> HYPERLINK \l _Toc16489 </w:instrText>
           </w:r>
           <w:r>
             <w:rPr>
@@ -2677,9 +2838,9 @@
               <w:color w:val="62B541"/>
               <w:sz w:val="32"/>
               <w:szCs w:val="32"/>
-              <w:lang w:val="en-US" w:eastAsia="zh-CN"/>
+              <w:lang w:eastAsia="zh-CN"/>
             </w:rPr>
-            <w:t>结果解释说明</w:t>
+            <w:t>检测基因列表</w:t>
           </w:r>
           <w:r>
             <w:rPr>
@@ -2718,7 +2879,7 @@
               <w:szCs w:val="32"/>
               <w:lang w:eastAsia="zh-CN"/>
             </w:rPr>
-            <w:instrText xml:space="preserve"> PAGEREF _Toc28332 \h </w:instrText>
+            <w:instrText xml:space="preserve"> PAGEREF _Toc16489 \h </w:instrText>
           </w:r>
           <w:r>
             <w:rPr>
@@ -2744,7 +2905,7 @@
               <w:szCs w:val="32"/>
               <w:lang w:eastAsia="zh-CN"/>
             </w:rPr>
-            <w:t>8</w:t>
+            <w:t>9</w:t>
           </w:r>
           <w:r>
             <w:rPr>
@@ -2814,168 +2975,7 @@
               <w:szCs w:val="32"/>
               <w:lang w:eastAsia="zh-CN"/>
             </w:rPr>
-            <w:instrText xml:space="preserve"> HYPERLINK \l _Toc26420 </w:instrText>
-          </w:r>
-          <w:r>
-            <w:rPr>
-              <w:rStyle w:val="18"/>
-              <w:rFonts w:hint="eastAsia" w:ascii="Times New Roman" w:hAnsi="Times New Roman" w:eastAsia="微软雅黑" w:cs="微软雅黑"/>
-              <w:b/>
-              <w:bCs/>
-              <w:color w:val="62B541"/>
-              <w:sz w:val="32"/>
-              <w:szCs w:val="32"/>
-              <w:lang w:eastAsia="zh-CN"/>
-            </w:rPr>
-            <w:fldChar w:fldCharType="separate"/>
-          </w:r>
-          <w:r>
-            <w:rPr>
-              <w:rStyle w:val="18"/>
-              <w:rFonts w:hint="eastAsia" w:ascii="Times New Roman" w:hAnsi="Times New Roman" w:eastAsia="微软雅黑" w:cs="微软雅黑"/>
-              <w:b/>
-              <w:bCs/>
-              <w:color w:val="62B541"/>
-              <w:sz w:val="32"/>
-              <w:szCs w:val="32"/>
-              <w:lang w:eastAsia="zh-CN"/>
-            </w:rPr>
-            <w:t>检测基因列表</w:t>
-          </w:r>
-          <w:r>
-            <w:rPr>
-              <w:rStyle w:val="18"/>
-              <w:rFonts w:hint="eastAsia" w:ascii="Times New Roman" w:hAnsi="Times New Roman" w:eastAsia="微软雅黑" w:cs="微软雅黑"/>
-              <w:b/>
-              <w:bCs/>
-              <w:color w:val="62B541"/>
-              <w:sz w:val="32"/>
-              <w:szCs w:val="32"/>
-              <w:lang w:eastAsia="zh-CN"/>
-            </w:rPr>
-            <w:tab/>
-          </w:r>
-          <w:r>
-            <w:rPr>
-              <w:rStyle w:val="18"/>
-              <w:rFonts w:hint="eastAsia" w:ascii="Times New Roman" w:hAnsi="Times New Roman" w:eastAsia="微软雅黑" w:cs="微软雅黑"/>
-              <w:b/>
-              <w:bCs/>
-              <w:color w:val="62B541"/>
-              <w:sz w:val="32"/>
-              <w:szCs w:val="32"/>
-              <w:lang w:eastAsia="zh-CN"/>
-            </w:rPr>
-            <w:fldChar w:fldCharType="begin"/>
-          </w:r>
-          <w:r>
-            <w:rPr>
-              <w:rStyle w:val="18"/>
-              <w:rFonts w:hint="eastAsia" w:ascii="Times New Roman" w:hAnsi="Times New Roman" w:eastAsia="微软雅黑" w:cs="微软雅黑"/>
-              <w:b/>
-              <w:bCs/>
-              <w:color w:val="62B541"/>
-              <w:sz w:val="32"/>
-              <w:szCs w:val="32"/>
-              <w:lang w:eastAsia="zh-CN"/>
-            </w:rPr>
-            <w:instrText xml:space="preserve"> PAGEREF _Toc26420 \h </w:instrText>
-          </w:r>
-          <w:r>
-            <w:rPr>
-              <w:rStyle w:val="18"/>
-              <w:rFonts w:hint="eastAsia" w:ascii="Times New Roman" w:hAnsi="Times New Roman" w:eastAsia="微软雅黑" w:cs="微软雅黑"/>
-              <w:b/>
-              <w:bCs/>
-              <w:color w:val="62B541"/>
-              <w:sz w:val="32"/>
-              <w:szCs w:val="32"/>
-              <w:lang w:eastAsia="zh-CN"/>
-            </w:rPr>
-            <w:fldChar w:fldCharType="separate"/>
-          </w:r>
-          <w:r>
-            <w:rPr>
-              <w:rStyle w:val="18"/>
-              <w:rFonts w:hint="eastAsia" w:ascii="Times New Roman" w:hAnsi="Times New Roman" w:eastAsia="微软雅黑" w:cs="微软雅黑"/>
-              <w:b/>
-              <w:bCs/>
-              <w:color w:val="62B541"/>
-              <w:sz w:val="32"/>
-              <w:szCs w:val="32"/>
-              <w:lang w:eastAsia="zh-CN"/>
-            </w:rPr>
-            <w:t>10</w:t>
-          </w:r>
-          <w:r>
-            <w:rPr>
-              <w:rStyle w:val="18"/>
-              <w:rFonts w:hint="eastAsia" w:ascii="Times New Roman" w:hAnsi="Times New Roman" w:eastAsia="微软雅黑" w:cs="微软雅黑"/>
-              <w:b/>
-              <w:bCs/>
-              <w:color w:val="62B541"/>
-              <w:sz w:val="32"/>
-              <w:szCs w:val="32"/>
-              <w:lang w:eastAsia="zh-CN"/>
-            </w:rPr>
-            <w:fldChar w:fldCharType="end"/>
-          </w:r>
-          <w:r>
-            <w:rPr>
-              <w:rStyle w:val="18"/>
-              <w:rFonts w:hint="eastAsia" w:ascii="Times New Roman" w:hAnsi="Times New Roman" w:eastAsia="微软雅黑" w:cs="微软雅黑"/>
-              <w:b/>
-              <w:bCs/>
-              <w:color w:val="62B541"/>
-              <w:sz w:val="32"/>
-              <w:szCs w:val="32"/>
-              <w:lang w:eastAsia="zh-CN"/>
-            </w:rPr>
-            <w:fldChar w:fldCharType="end"/>
-          </w:r>
-        </w:p>
-        <w:p>
-          <w:pPr>
-            <w:pStyle w:val="11"/>
-            <w:tabs>
-              <w:tab w:val="right" w:leader="dot" w:pos="9870"/>
-            </w:tabs>
-            <w:rPr>
-              <w:rStyle w:val="18"/>
-              <w:rFonts w:hint="eastAsia" w:ascii="Times New Roman" w:hAnsi="Times New Roman" w:eastAsia="微软雅黑" w:cs="微软雅黑"/>
-              <w:b/>
-              <w:bCs/>
-              <w:color w:val="62B541"/>
-              <w:sz w:val="32"/>
-              <w:szCs w:val="32"/>
-              <w:lang w:eastAsia="zh-CN"/>
-            </w:rPr>
-          </w:pPr>
-          <w:r>
-            <w:rPr>
-              <w:rStyle w:val="18"/>
-              <w:rFonts w:hint="eastAsia" w:ascii="Times New Roman" w:hAnsi="Times New Roman" w:eastAsia="微软雅黑" w:cs="微软雅黑"/>
-              <w:b/>
-              <w:bCs/>
-              <w:color w:val="62B541"/>
-              <w:sz w:val="32"/>
-              <w:szCs w:val="32"/>
-              <w:lang w:eastAsia="zh-CN"/>
-            </w:rPr>
-            <w:fldChar w:fldCharType="begin"/>
-          </w:r>
-          <w:r>
-            <w:rPr>
-              <w:rStyle w:val="18"/>
-              <w:rFonts w:hint="eastAsia" w:ascii="Times New Roman" w:hAnsi="Times New Roman" w:eastAsia="微软雅黑" w:cs="微软雅黑"/>
-              <w:b/>
-              <w:bCs/>
-              <w:color w:val="62B541"/>
-              <w:sz w:val="32"/>
-              <w:szCs w:val="32"/>
-              <w:lang w:eastAsia="zh-CN"/>
-            </w:rPr>
-            <w:instrText xml:space="preserve"> HYPERLINK \l _Toc24017 </w:instrText>
+            <w:instrText xml:space="preserve"> HYPERLINK \l _Toc15230 </w:instrText>
           </w:r>
           <w:r>
             <w:rPr>
@@ -3040,7 +3040,7 @@
               <w:szCs w:val="32"/>
               <w:lang w:eastAsia="zh-CN"/>
             </w:rPr>
-            <w:instrText xml:space="preserve"> PAGEREF _Toc24017 \h </w:instrText>
+            <w:instrText xml:space="preserve"> PAGEREF _Toc15230 \h </w:instrText>
           </w:r>
           <w:r>
             <w:rPr>
@@ -3066,7 +3066,7 @@
               <w:szCs w:val="32"/>
               <w:lang w:eastAsia="zh-CN"/>
             </w:rPr>
-            <w:t>11</w:t>
+            <w:t>10</w:t>
           </w:r>
           <w:r>
             <w:rPr>
@@ -3171,15 +3171,15 @@
         </w:rPr>
       </w:pPr>
       <w:bookmarkStart w:id="2" w:name="_Toc21009_WPSOffice_Level1"/>
-      <w:bookmarkStart w:id="3" w:name="_Toc107825547"/>
-      <w:bookmarkStart w:id="4" w:name="_Toc3619"/>
-      <w:bookmarkStart w:id="5" w:name="_Toc30143_WPSOffice_Level1"/>
-      <w:bookmarkStart w:id="6" w:name="_Toc14459"/>
-      <w:bookmarkStart w:id="7" w:name="_Toc24178_WPSOffice_Level1"/>
-      <w:bookmarkStart w:id="8" w:name="_Toc21669"/>
+      <w:bookmarkStart w:id="3" w:name="_Toc3619"/>
+      <w:bookmarkStart w:id="4" w:name="_Toc30143_WPSOffice_Level1"/>
+      <w:bookmarkStart w:id="5" w:name="_Toc20686"/>
+      <w:bookmarkStart w:id="6" w:name="_Toc14123"/>
+      <w:bookmarkStart w:id="7" w:name="_Toc14459"/>
+      <w:bookmarkStart w:id="8" w:name="_Toc107825547"/>
       <w:bookmarkStart w:id="9" w:name="_Toc13806"/>
-      <w:bookmarkStart w:id="10" w:name="_Toc4217"/>
-      <w:bookmarkStart w:id="11" w:name="_Toc14123"/>
+      <w:bookmarkStart w:id="10" w:name="_Toc21669"/>
+      <w:bookmarkStart w:id="11" w:name="_Toc24178_WPSOffice_Level1"/>
       <w:r>
         <w:rPr>
           <w:rFonts w:ascii="Times New Roman" w:hAnsi="Times New Roman"/>
@@ -4056,14 +4056,14 @@
           </w14:shadow>
         </w:rPr>
       </w:pPr>
-      <w:bookmarkStart w:id="12" w:name="_Toc17451"/>
-      <w:bookmarkStart w:id="13" w:name="_Toc29272"/>
-      <w:bookmarkStart w:id="14" w:name="_Toc7021_WPSOffice_Level1"/>
-      <w:bookmarkStart w:id="15" w:name="_Toc11015_WPSOffice_Level1"/>
-      <w:bookmarkStart w:id="16" w:name="_Toc107825548"/>
-      <w:bookmarkStart w:id="17" w:name="_Toc26731"/>
-      <w:bookmarkStart w:id="18" w:name="_Toc5540"/>
-      <w:bookmarkStart w:id="19" w:name="_Toc18062_WPSOffice_Level1"/>
+      <w:bookmarkStart w:id="12" w:name="_Toc11015_WPSOffice_Level1"/>
+      <w:bookmarkStart w:id="13" w:name="_Toc107825548"/>
+      <w:bookmarkStart w:id="14" w:name="_Toc29272"/>
+      <w:bookmarkStart w:id="15" w:name="_Toc7021_WPSOffice_Level1"/>
+      <w:bookmarkStart w:id="16" w:name="_Toc18062_WPSOffice_Level1"/>
+      <w:bookmarkStart w:id="17" w:name="_Toc17451"/>
+      <w:bookmarkStart w:id="18" w:name="_Toc26731"/>
+      <w:bookmarkStart w:id="19" w:name="_Toc26415"/>
       <w:bookmarkStart w:id="20" w:name="_Toc14797"/>
       <w:bookmarkStart w:id="21" w:name="_Toc3823"/>
       <w:r>
@@ -4209,16 +4209,16 @@
           </w14:shadow>
         </w:rPr>
       </w:pPr>
-      <w:bookmarkStart w:id="23" w:name="_Toc6221_WPSOffice_Level1"/>
-      <w:bookmarkStart w:id="24" w:name="_Toc18058"/>
-      <w:bookmarkStart w:id="25" w:name="_Toc16576"/>
+      <w:bookmarkStart w:id="23" w:name="_Toc16576"/>
+      <w:bookmarkStart w:id="24" w:name="_Toc6221_WPSOffice_Level1"/>
+      <w:bookmarkStart w:id="25" w:name="_Toc18058"/>
       <w:bookmarkStart w:id="26" w:name="_Toc25920"/>
       <w:bookmarkStart w:id="27" w:name="_Toc23369_WPSOffice_Level1"/>
       <w:bookmarkStart w:id="28" w:name="_Toc149837253"/>
-      <w:bookmarkStart w:id="29" w:name="_Toc25890"/>
-      <w:bookmarkStart w:id="30" w:name="_Toc29826"/>
-      <w:bookmarkStart w:id="31" w:name="_Toc81251350"/>
-      <w:bookmarkStart w:id="32" w:name="_Toc81326588"/>
+      <w:bookmarkStart w:id="29" w:name="_Toc29826"/>
+      <w:bookmarkStart w:id="30" w:name="_Toc17484"/>
+      <w:bookmarkStart w:id="31" w:name="_Toc81326588"/>
+      <w:bookmarkStart w:id="32" w:name="_Toc81251350"/>
       <w:r>
         <w:rPr>
           <w:rStyle w:val="37"/>
@@ -4274,9 +4274,9 @@
           <w:szCs w:val="30"/>
         </w:rPr>
       </w:pPr>
-      <w:bookmarkStart w:id="33" w:name="_Toc15649"/>
-      <w:bookmarkStart w:id="34" w:name="_Toc4889"/>
-      <w:bookmarkStart w:id="35" w:name="_Toc149837254"/>
+      <w:bookmarkStart w:id="33" w:name="_Toc149837254"/>
+      <w:bookmarkStart w:id="34" w:name="_Toc15649"/>
+      <w:bookmarkStart w:id="35" w:name="_Toc6120"/>
       <w:r>
         <w:rPr>
           <w:rFonts w:hint="eastAsia"/>
@@ -5005,13 +5005,14 @@
           <w:lang w:eastAsia="zh-CN"/>
         </w:rPr>
       </w:pPr>
-      <w:bookmarkStart w:id="36" w:name="_Toc18321"/>
-      <w:bookmarkStart w:id="37" w:name="_Toc18552"/>
+      <w:bookmarkStart w:id="36" w:name="_Toc25603"/>
+      <w:bookmarkStart w:id="37" w:name="_Toc3372"/>
       <w:bookmarkStart w:id="38" w:name="_Toc14264"/>
-      <w:bookmarkStart w:id="39" w:name="_Toc19024"/>
-      <w:bookmarkStart w:id="40" w:name="_Toc3372"/>
-      <w:bookmarkStart w:id="41" w:name="_Toc25603"/>
-      <w:bookmarkStart w:id="42" w:name="_Toc8800"/>
+      <w:bookmarkStart w:id="39" w:name="_Toc14636"/>
+      <w:bookmarkStart w:id="40" w:name="_Toc19024"/>
+      <w:bookmarkStart w:id="41" w:name="_Toc18552"/>
+      <w:bookmarkStart w:id="42" w:name="_Toc18321"/>
+      <w:bookmarkStart w:id="43" w:name="_Toc8800"/>
       <w:r>
         <w:rPr>
           <w:rFonts w:ascii="微软雅黑" w:hAnsi="微软雅黑" w:eastAsia="微软雅黑" w:cs="微软雅黑"/>
@@ -5028,6 +5029,7 @@
       <w:bookmarkEnd w:id="40"/>
       <w:bookmarkEnd w:id="41"/>
       <w:bookmarkEnd w:id="42"/>
+      <w:bookmarkEnd w:id="43"/>
     </w:p>
     <w:p>
       <w:pPr>
@@ -5092,112 +5094,51 @@
     <w:p>
       <w:pPr>
         <w:rPr>
-          <w:rFonts w:ascii="Times New Roman" w:hAnsi="Times New Roman" w:eastAsia="微软雅黑" w:cs="Times New Roman"/>
+          <w:lang w:eastAsia="zh-CN"/>
+        </w:rPr>
+      </w:pPr>
+      <w:bookmarkStart w:id="109" w:name="_GoBack"/>
+      <w:bookmarkEnd w:id="109"/>
+      <w:bookmarkStart w:id="44" w:name="_Toc21059"/>
+      <w:bookmarkStart w:id="45" w:name="_Toc14270"/>
+      <w:bookmarkStart w:id="46" w:name="_Toc7030"/>
+      <w:bookmarkStart w:id="47" w:name="_Toc23941"/>
+      <w:bookmarkStart w:id="48" w:name="_Toc31071"/>
+      <w:r>
+        <w:rPr>
           <w:sz w:val="24"/>
-          <w:szCs w:val="24"/>
-          <w:lang w:eastAsia="zh-CN"/>
-        </w:rPr>
-      </w:pPr>
-      <w:bookmarkStart w:id="43" w:name="_Toc23941"/>
-      <w:bookmarkStart w:id="44" w:name="_Toc7030"/>
-      <w:bookmarkStart w:id="45" w:name="_Toc29698"/>
-      <w:bookmarkStart w:id="46" w:name="_Toc31071"/>
-      <w:r>
-        <w:rPr>
-          <w:rFonts w:hint="eastAsia" w:ascii="Times New Roman" w:hAnsi="Times New Roman" w:eastAsia="微软雅黑" w:cs="Times New Roman"/>
-          <w:sz w:val="24"/>
-          <w:szCs w:val="24"/>
-          <w:lang w:eastAsia="zh-CN"/>
-        </w:rPr>
-        <w:t xml:space="preserve">{% if testedby == </w:t>
-      </w:r>
-      <w:r>
-        <w:rPr>
-          <w:rFonts w:ascii="Times New Roman" w:hAnsi="Times New Roman" w:eastAsia="微软雅黑" w:cs="Times New Roman"/>
-          <w:sz w:val="24"/>
-          <w:szCs w:val="24"/>
-          <w:lang w:eastAsia="zh-CN"/>
-        </w:rPr>
-        <w:t>“</w:t>
-      </w:r>
-      <w:r>
-        <w:rPr>
-          <w:rFonts w:hint="eastAsia" w:ascii="Times New Roman" w:hAnsi="Times New Roman" w:eastAsia="微软雅黑" w:cs="Times New Roman"/>
-          <w:sz w:val="24"/>
-          <w:szCs w:val="24"/>
-          <w:lang w:eastAsia="zh-CN"/>
-        </w:rPr>
-        <w:t>1</w:t>
-      </w:r>
-      <w:r>
-        <w:rPr>
-          <w:rFonts w:ascii="Times New Roman" w:hAnsi="Times New Roman" w:eastAsia="微软雅黑" w:cs="Times New Roman"/>
-          <w:sz w:val="24"/>
-          <w:szCs w:val="24"/>
-          <w:lang w:eastAsia="zh-CN"/>
-        </w:rPr>
-        <w:t>”</w:t>
-      </w:r>
-      <w:r>
-        <w:rPr>
-          <w:rFonts w:hint="eastAsia" w:ascii="Times New Roman" w:hAnsi="Times New Roman" w:eastAsia="微软雅黑" w:cs="Times New Roman"/>
-          <w:sz w:val="24"/>
-          <w:szCs w:val="24"/>
-          <w:lang w:eastAsia="zh-CN"/>
-        </w:rPr>
-        <w:t xml:space="preserve"> %}</w:t>
-      </w:r>
-    </w:p>
-    <w:p>
-      <w:pPr>
-        <w:rPr>
-          <w:lang w:eastAsia="zh-CN"/>
-        </w:rPr>
-      </w:pPr>
-      <w:bookmarkStart w:id="47" w:name="_Toc14270"/>
-      <w:bookmarkStart w:id="48" w:name="_Toc21059"/>
-    </w:p>
-    <w:p>
-      <w:pPr>
-        <w:rPr>
-          <w:lang w:eastAsia="zh-CN"/>
-        </w:rPr>
-      </w:pPr>
-      <w:r>
-        <w:rPr>
-          <w:sz w:val="22"/>
         </w:rPr>
         <mc:AlternateContent>
           <mc:Choice Requires="wpg">
             <w:drawing>
-              <wp:anchor distT="0" distB="0" distL="114300" distR="114300" simplePos="0" relativeHeight="251669504" behindDoc="0" locked="0" layoutInCell="1" allowOverlap="1">
+              <wp:anchor distT="0" distB="0" distL="114300" distR="114300" simplePos="0" relativeHeight="251666432" behindDoc="0" locked="0" layoutInCell="1" allowOverlap="1">
                 <wp:simplePos x="0" y="0"/>
                 <wp:positionH relativeFrom="column">
-                  <wp:posOffset>2775585</wp:posOffset>
+                  <wp:posOffset>2774950</wp:posOffset>
                 </wp:positionH>
                 <wp:positionV relativeFrom="paragraph">
-                  <wp:posOffset>80010</wp:posOffset>
+                  <wp:posOffset>90805</wp:posOffset>
                 </wp:positionV>
-                <wp:extent cx="2571115" cy="410210"/>
-                <wp:effectExtent l="0" t="0" r="4445" b="1270"/>
+                <wp:extent cx="3558540" cy="452755"/>
+                <wp:effectExtent l="0" t="0" r="0" b="0"/>
                 <wp:wrapNone/>
-                <wp:docPr id="35" name="组合 16"/>
+                <wp:docPr id="15" name="组合 15"/>
                 <wp:cNvGraphicFramePr/>
                 <a:graphic xmlns:a="http://schemas.openxmlformats.org/drawingml/2006/main">
                   <a:graphicData uri="http://schemas.microsoft.com/office/word/2010/wordprocessingGroup">
                     <wpg:wgp>
                       <wpg:cNvGrpSpPr/>
                       <wpg:grpSpPr>
-                        <a:xfrm rot="0">
-                          <a:off x="3423285" y="4040505"/>
-                          <a:ext cx="2571115" cy="410210"/>
-                          <a:chOff x="17956" y="38313"/>
-                          <a:chExt cx="4049" cy="646"/>
+                        <a:xfrm>
+                          <a:off x="0" y="0"/>
+                          <a:ext cx="3558540" cy="452755"/>
+                          <a:chOff x="7006" y="31430"/>
+                          <a:chExt cx="5604" cy="713"/>
                         </a:xfrm>
                       </wpg:grpSpPr>
                       <pic:pic xmlns:pic="http://schemas.openxmlformats.org/drawingml/2006/picture">
                         <pic:nvPicPr>
-                          <pic:cNvPr id="12" name="图片 29" descr="IMG_256"/>
+                          <pic:cNvPr id="12" name="图片 4" descr="王建丽"/>
                           <pic:cNvPicPr>
                             <a:picLocks noChangeAspect="1"/>
                           </pic:cNvPicPr>
@@ -5224,497 +5165,8 @@
                         </pic:blipFill>
                         <pic:spPr>
                           <a:xfrm>
-                            <a:off x="21031" y="38313"/>
-                            <a:ext cx="975" cy="570"/>
-                          </a:xfrm>
-                          <a:prstGeom prst="rect">
-                            <a:avLst/>
-                          </a:prstGeom>
-                          <a:noFill/>
-                          <a:ln w="9525">
-                            <a:noFill/>
-                          </a:ln>
-                        </pic:spPr>
-                      </pic:pic>
-                      <pic:pic xmlns:pic="http://schemas.openxmlformats.org/drawingml/2006/picture">
-                        <pic:nvPicPr>
-                          <pic:cNvPr id="13" name="图片 15" descr="c9514d16fd70679bf0495aeebb03c72d_compress"/>
-                          <pic:cNvPicPr>
-                            <a:picLocks noChangeAspect="1"/>
-                          </pic:cNvPicPr>
-                        </pic:nvPicPr>
-                        <pic:blipFill>
-                          <a:blip r:embed="rId14"/>
-                          <a:srcRect l="21003" t="56913" r="27176" b="26386"/>
-                          <a:stretch>
-                            <a:fillRect/>
-                          </a:stretch>
-                        </pic:blipFill>
-                        <pic:spPr>
-                          <a:xfrm>
-                            <a:off x="17956" y="38485"/>
-                            <a:ext cx="1550" cy="475"/>
-                          </a:xfrm>
-                          <a:prstGeom prst="rect">
-                            <a:avLst/>
-                          </a:prstGeom>
-                        </pic:spPr>
-                      </pic:pic>
-                    </wpg:wgp>
-                  </a:graphicData>
-                </a:graphic>
-              </wp:anchor>
-            </w:drawing>
-          </mc:Choice>
-          <mc:Fallback>
-            <w:pict>
-              <v:group id="组合 16" o:spid="_x0000_s1026" o:spt="203" style="position:absolute;left:0pt;margin-left:218.55pt;margin-top:6.3pt;height:32.3pt;width:202.45pt;z-index:251669504;mso-width-relative:page;mso-height-relative:page;" coordorigin="17956,38313" coordsize="4049,646" o:gfxdata="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">
-                <o:lock v:ext="edit" aspectratio="f"/>
-                <v:shape id="图片 29" o:spid="_x0000_s1026" o:spt="75" alt="IMG_256" type="#_x0000_t75" style="position:absolute;left:21031;top:38313;height:570;width:975;" filled="f" o:preferrelative="t" stroked="f" coordsize="21600,21600" o:gfxdata="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">
-                  <v:fill on="f" focussize="0,0"/>
-                  <v:stroke on="f"/>
-                  <v:imagedata r:id="rId13" chromakey="#FFFFFF" o:title=""/>
-                  <o:lock v:ext="edit" aspectratio="t"/>
-                </v:shape>
-                <v:shape id="图片 15" o:spid="_x0000_s1026" o:spt="75" alt="c9514d16fd70679bf0495aeebb03c72d_compress" type="#_x0000_t75" style="position:absolute;left:17956;top:38485;height:475;width:1550;" filled="f" o:preferrelative="t" stroked="f" coordsize="21600,21600" o:gfxdata="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">
-                  <v:fill on="f" focussize="0,0"/>
-                  <v:stroke on="f"/>
-                  <v:imagedata r:id="rId14" cropleft="13765f" croptop="37299f" cropright="17810f" cropbottom="17292f" o:title=""/>
-                  <o:lock v:ext="edit" aspectratio="t"/>
-                </v:shape>
-              </v:group>
-            </w:pict>
-          </mc:Fallback>
-        </mc:AlternateContent>
-      </w:r>
-    </w:p>
-    <w:tbl>
-      <w:tblPr>
-        <w:tblStyle w:val="36"/>
-        <w:tblW w:w="6772" w:type="dxa"/>
-        <w:jc w:val="right"/>
-        <w:tblLayout w:type="fixed"/>
-        <w:tblCellMar>
-          <w:top w:w="0" w:type="dxa"/>
-          <w:left w:w="0" w:type="dxa"/>
-          <w:bottom w:w="0" w:type="dxa"/>
-          <w:right w:w="0" w:type="dxa"/>
-        </w:tblCellMar>
-      </w:tblPr>
-      <w:tblGrid>
-        <w:gridCol w:w="1272"/>
-        <w:gridCol w:w="2040"/>
-        <w:gridCol w:w="1166"/>
-        <w:gridCol w:w="2294"/>
-      </w:tblGrid>
-      <w:tr>
-        <w:tblPrEx>
-          <w:tblCellMar>
-            <w:top w:w="0" w:type="dxa"/>
-            <w:left w:w="0" w:type="dxa"/>
-            <w:bottom w:w="0" w:type="dxa"/>
-            <w:right w:w="0" w:type="dxa"/>
-          </w:tblCellMar>
-        </w:tblPrEx>
-        <w:trPr>
-          <w:trHeight w:val="441" w:hRule="exact"/>
-          <w:jc w:val="right"/>
-        </w:trPr>
-        <w:tc>
-          <w:tcPr>
-            <w:tcW w:w="1272" w:type="dxa"/>
-            <w:vAlign w:val="center"/>
-          </w:tcPr>
-          <w:p>
-            <w:pPr>
-              <w:pStyle w:val="20"/>
-              <w:spacing w:before="13"/>
-              <w:ind w:left="13" w:right="95"/>
-              <w:jc w:val="both"/>
-              <w:rPr>
-                <w:rFonts w:ascii="Times New Roman" w:hAnsi="Times New Roman" w:cs="Times New Roman"/>
-                <w:b/>
-                <w:sz w:val="24"/>
-                <w:szCs w:val="24"/>
-              </w:rPr>
-            </w:pPr>
-            <w:r>
-              <w:rPr>
-                <w:rFonts w:ascii="Times New Roman" w:hAnsi="Times New Roman" w:cs="Times New Roman"/>
-                <w:b/>
-                <w:sz w:val="24"/>
-                <w:szCs w:val="24"/>
-              </w:rPr>
-              <w:t>检测人：</w:t>
-            </w:r>
-          </w:p>
-        </w:tc>
-        <w:tc>
-          <w:tcPr>
-            <w:tcW w:w="2040" w:type="dxa"/>
-            <w:vAlign w:val="center"/>
-          </w:tcPr>
-          <w:p>
-            <w:pPr>
-              <w:pStyle w:val="20"/>
-              <w:spacing w:before="13"/>
-              <w:jc w:val="both"/>
-              <w:rPr>
-                <w:rFonts w:ascii="Times New Roman" w:hAnsi="Times New Roman" w:cs="Times New Roman"/>
-                <w:b/>
-                <w:sz w:val="24"/>
-                <w:szCs w:val="24"/>
-              </w:rPr>
-            </w:pPr>
-          </w:p>
-        </w:tc>
-        <w:tc>
-          <w:tcPr>
-            <w:tcW w:w="1166" w:type="dxa"/>
-            <w:vAlign w:val="center"/>
-          </w:tcPr>
-          <w:p>
-            <w:pPr>
-              <w:pStyle w:val="20"/>
-              <w:spacing w:before="13"/>
-              <w:jc w:val="both"/>
-              <w:rPr>
-                <w:rFonts w:ascii="Times New Roman" w:hAnsi="Times New Roman" w:cs="Times New Roman"/>
-                <w:b/>
-                <w:sz w:val="24"/>
-                <w:szCs w:val="24"/>
-              </w:rPr>
-            </w:pPr>
-            <w:r>
-              <w:rPr>
-                <w:rFonts w:ascii="Times New Roman" w:hAnsi="Times New Roman" w:cs="Times New Roman"/>
-                <w:b/>
-                <w:sz w:val="24"/>
-                <w:szCs w:val="24"/>
-              </w:rPr>
-              <w:t>复核人</w:t>
-            </w:r>
-            <w:r>
-              <w:rPr>
-                <w:rFonts w:ascii="Times New Roman" w:hAnsi="Times New Roman" w:cs="Times New Roman"/>
-                <w:b/>
-                <w:sz w:val="24"/>
-                <w:szCs w:val="24"/>
-                <w:lang w:eastAsia="zh-CN"/>
-              </w:rPr>
-              <w:t>：</w:t>
-            </w:r>
-          </w:p>
-        </w:tc>
-        <w:tc>
-          <w:tcPr>
-            <w:tcW w:w="2294" w:type="dxa"/>
-            <w:vAlign w:val="center"/>
-          </w:tcPr>
-          <w:p>
-            <w:pPr>
-              <w:pStyle w:val="20"/>
-              <w:spacing w:before="13"/>
-              <w:ind w:right="15"/>
-              <w:jc w:val="both"/>
-              <w:rPr>
-                <w:rFonts w:ascii="Times New Roman" w:hAnsi="Times New Roman" w:cs="Times New Roman"/>
-                <w:b/>
-                <w:sz w:val="24"/>
-                <w:szCs w:val="24"/>
-              </w:rPr>
-            </w:pPr>
-          </w:p>
-        </w:tc>
-      </w:tr>
-      <w:tr>
-        <w:tblPrEx>
-          <w:tblCellMar>
-            <w:top w:w="0" w:type="dxa"/>
-            <w:left w:w="0" w:type="dxa"/>
-            <w:bottom w:w="0" w:type="dxa"/>
-            <w:right w:w="0" w:type="dxa"/>
-          </w:tblCellMar>
-        </w:tblPrEx>
-        <w:trPr>
-          <w:trHeight w:val="457" w:hRule="exact"/>
-          <w:jc w:val="right"/>
-        </w:trPr>
-        <w:tc>
-          <w:tcPr>
-            <w:tcW w:w="1272" w:type="dxa"/>
-            <w:vAlign w:val="center"/>
-          </w:tcPr>
-          <w:p>
-            <w:pPr>
-              <w:pStyle w:val="20"/>
-              <w:spacing w:line="341" w:lineRule="exact"/>
-              <w:ind w:left="13" w:right="165"/>
-              <w:jc w:val="both"/>
-              <w:rPr>
-                <w:rFonts w:ascii="Times New Roman" w:hAnsi="Times New Roman" w:cs="Times New Roman"/>
-                <w:b/>
-                <w:sz w:val="24"/>
-                <w:szCs w:val="24"/>
-              </w:rPr>
-            </w:pPr>
-            <w:r>
-              <w:rPr>
-                <w:rFonts w:ascii="Times New Roman" w:hAnsi="Times New Roman" w:cs="Times New Roman"/>
-                <w:b/>
-                <w:sz w:val="24"/>
-                <w:szCs w:val="24"/>
-              </w:rPr>
-              <w:t>日</w:t>
-            </w:r>
-            <w:r>
-              <w:rPr>
-                <w:rFonts w:ascii="Times New Roman" w:hAnsi="Times New Roman" w:cs="Times New Roman"/>
-                <w:b/>
-                <w:sz w:val="24"/>
-                <w:szCs w:val="24"/>
-                <w:lang w:eastAsia="zh-CN"/>
-              </w:rPr>
-              <w:t xml:space="preserve">  </w:t>
-            </w:r>
-            <w:r>
-              <w:rPr>
-                <w:rFonts w:ascii="Times New Roman" w:hAnsi="Times New Roman" w:cs="Times New Roman"/>
-                <w:b/>
-                <w:sz w:val="24"/>
-                <w:szCs w:val="24"/>
-              </w:rPr>
-              <w:t>期：</w:t>
-            </w:r>
-          </w:p>
-        </w:tc>
-        <w:tc>
-          <w:tcPr>
-            <w:tcW w:w="2040" w:type="dxa"/>
-            <w:vAlign w:val="center"/>
-          </w:tcPr>
-          <w:p>
-            <w:pPr>
-              <w:pStyle w:val="20"/>
-              <w:spacing w:line="363" w:lineRule="exact"/>
-              <w:jc w:val="both"/>
-              <w:rPr>
-                <w:rFonts w:ascii="Times New Roman" w:hAnsi="Times New Roman" w:cs="Times New Roman"/>
-                <w:sz w:val="24"/>
-                <w:szCs w:val="24"/>
-              </w:rPr>
-            </w:pPr>
-            <w:r>
-              <w:rPr>
-                <w:rFonts w:ascii="Times New Roman" w:hAnsi="Times New Roman" w:cs="Times New Roman"/>
-                <w:kern w:val="2"/>
-                <w:sz w:val="24"/>
-                <w:szCs w:val="24"/>
-                <w:lang w:eastAsia="zh-CN"/>
-              </w:rPr>
-              <w:t>{{ reportdate }}</w:t>
-            </w:r>
-          </w:p>
-        </w:tc>
-        <w:tc>
-          <w:tcPr>
-            <w:tcW w:w="1166" w:type="dxa"/>
-            <w:vAlign w:val="center"/>
-          </w:tcPr>
-          <w:p>
-            <w:pPr>
-              <w:pStyle w:val="20"/>
-              <w:spacing w:line="341" w:lineRule="exact"/>
-              <w:jc w:val="both"/>
-              <w:rPr>
-                <w:rFonts w:ascii="Times New Roman" w:hAnsi="Times New Roman" w:cs="Times New Roman"/>
-                <w:b/>
-                <w:sz w:val="24"/>
-                <w:szCs w:val="24"/>
-              </w:rPr>
-            </w:pPr>
-            <w:r>
-              <w:rPr>
-                <w:rFonts w:ascii="Times New Roman" w:hAnsi="Times New Roman" w:cs="Times New Roman"/>
-                <w:b/>
-                <w:sz w:val="24"/>
-                <w:szCs w:val="24"/>
-              </w:rPr>
-              <w:t>日</w:t>
-            </w:r>
-            <w:r>
-              <w:rPr>
-                <w:rFonts w:ascii="Times New Roman" w:hAnsi="Times New Roman" w:cs="Times New Roman"/>
-                <w:b/>
-                <w:sz w:val="24"/>
-                <w:szCs w:val="24"/>
-                <w:lang w:eastAsia="zh-CN"/>
-              </w:rPr>
-              <w:t xml:space="preserve">  </w:t>
-            </w:r>
-            <w:r>
-              <w:rPr>
-                <w:rFonts w:ascii="Times New Roman" w:hAnsi="Times New Roman" w:cs="Times New Roman"/>
-                <w:b/>
-                <w:sz w:val="24"/>
-                <w:szCs w:val="24"/>
-              </w:rPr>
-              <w:t>期：</w:t>
-            </w:r>
-          </w:p>
-        </w:tc>
-        <w:tc>
-          <w:tcPr>
-            <w:tcW w:w="2294" w:type="dxa"/>
-            <w:vAlign w:val="center"/>
-          </w:tcPr>
-          <w:p>
-            <w:pPr>
-              <w:pStyle w:val="20"/>
-              <w:spacing w:line="363" w:lineRule="exact"/>
-              <w:ind w:right="15"/>
-              <w:jc w:val="both"/>
-              <w:rPr>
-                <w:rFonts w:ascii="Times New Roman" w:hAnsi="Times New Roman" w:cs="Times New Roman"/>
-                <w:sz w:val="24"/>
-                <w:szCs w:val="24"/>
-              </w:rPr>
-            </w:pPr>
-            <w:r>
-              <w:rPr>
-                <w:rFonts w:ascii="Times New Roman" w:hAnsi="Times New Roman" w:cs="Times New Roman"/>
-                <w:kern w:val="2"/>
-                <w:sz w:val="24"/>
-                <w:szCs w:val="24"/>
-                <w:lang w:eastAsia="zh-CN"/>
-              </w:rPr>
-              <w:t>{{ reportdate }}</w:t>
-            </w:r>
-          </w:p>
-        </w:tc>
-      </w:tr>
-    </w:tbl>
-    <w:p>
-      <w:pPr>
-        <w:rPr>
-          <w:rFonts w:ascii="Times New Roman" w:hAnsi="Times New Roman" w:eastAsia="微软雅黑" w:cs="Times New Roman"/>
-          <w:sz w:val="24"/>
-          <w:szCs w:val="24"/>
-          <w:lang w:eastAsia="zh-CN"/>
-        </w:rPr>
-      </w:pPr>
-      <w:r>
-        <w:rPr>
-          <w:rFonts w:hint="eastAsia" w:ascii="Times New Roman" w:hAnsi="Times New Roman" w:eastAsia="微软雅黑" w:cs="Times New Roman"/>
-          <w:sz w:val="24"/>
-          <w:szCs w:val="24"/>
-          <w:lang w:eastAsia="zh-CN"/>
-        </w:rPr>
-        <w:t xml:space="preserve">{% endif %}{% if testedby == </w:t>
-      </w:r>
-      <w:r>
-        <w:rPr>
-          <w:rFonts w:ascii="Times New Roman" w:hAnsi="Times New Roman" w:eastAsia="微软雅黑" w:cs="Times New Roman"/>
-          <w:sz w:val="24"/>
-          <w:szCs w:val="24"/>
-          <w:lang w:eastAsia="zh-CN"/>
-        </w:rPr>
-        <w:t>“</w:t>
-      </w:r>
-      <w:r>
-        <w:rPr>
-          <w:rFonts w:hint="eastAsia" w:ascii="Times New Roman" w:hAnsi="Times New Roman" w:eastAsia="微软雅黑" w:cs="Times New Roman"/>
-          <w:sz w:val="24"/>
-          <w:szCs w:val="24"/>
-          <w:lang w:eastAsia="zh-CN"/>
-        </w:rPr>
-        <w:t>2</w:t>
-      </w:r>
-      <w:r>
-        <w:rPr>
-          <w:rFonts w:ascii="Times New Roman" w:hAnsi="Times New Roman" w:eastAsia="微软雅黑" w:cs="Times New Roman"/>
-          <w:sz w:val="24"/>
-          <w:szCs w:val="24"/>
-          <w:lang w:eastAsia="zh-CN"/>
-        </w:rPr>
-        <w:t>”</w:t>
-      </w:r>
-      <w:r>
-        <w:rPr>
-          <w:rFonts w:hint="eastAsia" w:ascii="Times New Roman" w:hAnsi="Times New Roman" w:eastAsia="微软雅黑" w:cs="Times New Roman"/>
-          <w:sz w:val="24"/>
-          <w:szCs w:val="24"/>
-          <w:lang w:eastAsia="zh-CN"/>
-        </w:rPr>
-        <w:t xml:space="preserve"> %}</w:t>
-      </w:r>
-    </w:p>
-    <w:p>
-      <w:pPr>
-        <w:rPr>
-          <w:rFonts w:hint="default"/>
-          <w:sz w:val="24"/>
-          <w:lang w:val="en-US" w:eastAsia="zh-CN"/>
-        </w:rPr>
-      </w:pPr>
-    </w:p>
-    <w:p>
-      <w:pPr>
-        <w:rPr>
-          <w:sz w:val="24"/>
-          <w:lang w:eastAsia="zh-CN"/>
-        </w:rPr>
-      </w:pPr>
-      <w:r>
-        <w:rPr>
-          <w:sz w:val="24"/>
-        </w:rPr>
-        <mc:AlternateContent>
-          <mc:Choice Requires="wpg">
-            <w:drawing>
-              <wp:anchor distT="0" distB="0" distL="114300" distR="114300" simplePos="0" relativeHeight="251666432" behindDoc="0" locked="0" layoutInCell="1" allowOverlap="1">
-                <wp:simplePos x="0" y="0"/>
-                <wp:positionH relativeFrom="column">
-                  <wp:posOffset>2775585</wp:posOffset>
-                </wp:positionH>
-                <wp:positionV relativeFrom="paragraph">
-                  <wp:posOffset>88900</wp:posOffset>
-                </wp:positionV>
-                <wp:extent cx="2675255" cy="361950"/>
-                <wp:effectExtent l="0" t="0" r="0" b="3810"/>
-                <wp:wrapNone/>
-                <wp:docPr id="14" name="组合 30"/>
-                <wp:cNvGraphicFramePr/>
-                <a:graphic xmlns:a="http://schemas.openxmlformats.org/drawingml/2006/main">
-                  <a:graphicData uri="http://schemas.microsoft.com/office/word/2010/wordprocessingGroup">
-                    <wpg:wgp>
-                      <wpg:cNvGrpSpPr/>
-                      <wpg:grpSpPr>
-                        <a:xfrm rot="0">
-                          <a:off x="3423285" y="5173345"/>
-                          <a:ext cx="2675255" cy="361950"/>
-                          <a:chOff x="17956" y="40098"/>
-                          <a:chExt cx="4213" cy="570"/>
-                        </a:xfrm>
-                      </wpg:grpSpPr>
-                      <pic:pic xmlns:pic="http://schemas.openxmlformats.org/drawingml/2006/picture">
-                        <pic:nvPicPr>
-                          <pic:cNvPr id="16" name="图片 1" descr="24f613a0-66be-430b-9e80-270d3393fac5"/>
-                          <pic:cNvPicPr>
-                            <a:picLocks noChangeAspect="1"/>
-                          </pic:cNvPicPr>
-                        </pic:nvPicPr>
-                        <pic:blipFill>
-                          <a:blip r:embed="rId15"/>
-                          <a:srcRect l="43292" t="26660" r="21693" b="24394"/>
-                          <a:stretch>
-                            <a:fillRect/>
-                          </a:stretch>
-                        </pic:blipFill>
-                        <pic:spPr>
-                          <a:xfrm rot="16200000">
-                            <a:off x="18366" y="39740"/>
-                            <a:ext cx="506" cy="1327"/>
+                            <a:off x="11352" y="31430"/>
+                            <a:ext cx="1258" cy="713"/>
                           </a:xfrm>
                           <a:prstGeom prst="rect">
                             <a:avLst/>
@@ -5723,35 +5175,22 @@
                       </pic:pic>
                       <pic:pic xmlns:pic="http://schemas.openxmlformats.org/drawingml/2006/picture">
                         <pic:nvPicPr>
-                          <pic:cNvPr id="29" name="图片 29" descr="IMG_256"/>
+                          <pic:cNvPr id="13" name="图片 1" descr="IMG_256"/>
                           <pic:cNvPicPr>
                             <a:picLocks noChangeAspect="1"/>
                           </pic:cNvPicPr>
                         </pic:nvPicPr>
                         <pic:blipFill>
-                          <a:blip r:embed="rId13">
-                            <a:clrChange>
-                              <a:clrFrom>
-                                <a:srgbClr val="FFFFFF">
-                                  <a:alpha val="100000"/>
-                                </a:srgbClr>
-                              </a:clrFrom>
-                              <a:clrTo>
-                                <a:srgbClr val="FFFFFF">
-                                  <a:alpha val="100000"/>
-                                  <a:alpha val="0"/>
-                                </a:srgbClr>
-                              </a:clrTo>
-                            </a:clrChange>
-                          </a:blip>
+                          <a:blip r:embed="rId14"/>
+                          <a:srcRect t="6992" r="30292"/>
                           <a:stretch>
                             <a:fillRect/>
                           </a:stretch>
                         </pic:blipFill>
                         <pic:spPr>
                           <a:xfrm>
-                            <a:off x="21195" y="40098"/>
-                            <a:ext cx="975" cy="570"/>
+                            <a:off x="7006" y="31454"/>
+                            <a:ext cx="1192" cy="572"/>
                           </a:xfrm>
                           <a:prstGeom prst="rect">
                             <a:avLst/>
@@ -5770,18 +5209,18 @@
           </mc:Choice>
           <mc:Fallback>
             <w:pict>
-              <v:group id="组合 30" o:spid="_x0000_s1026" o:spt="203" style="position:absolute;left:0pt;margin-left:218.55pt;margin-top:7pt;height:28.5pt;width:210.65pt;z-index:251666432;mso-width-relative:page;mso-height-relative:page;" coordorigin="17956,40098" coordsize="4213,570" o:gfxdata="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">
+              <v:group id="_x0000_s1026" o:spid="_x0000_s1026" o:spt="203" style="position:absolute;left:0pt;margin-left:218.5pt;margin-top:7.15pt;height:35.65pt;width:280.2pt;z-index:251666432;mso-width-relative:page;mso-height-relative:page;" coordorigin="7006,31430" coordsize="5604,713" o:gfxdata="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">
                 <o:lock v:ext="edit" aspectratio="f"/>
-                <v:shape id="图片 1" o:spid="_x0000_s1026" o:spt="75" alt="24f613a0-66be-430b-9e80-270d3393fac5" type="#_x0000_t75" style="position:absolute;left:18366;top:39740;height:1327;width:506;rotation:-5898240f;" filled="f" o:preferrelative="t" stroked="f" coordsize="21600,21600" o:gfxdata="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">
-                  <v:fill on="f" focussize="0,0"/>
-                  <v:stroke on="f"/>
-                  <v:imagedata r:id="rId15" cropleft="28372f" croptop="17472f" cropright="14217f" cropbottom="15987f" o:title=""/>
-                  <o:lock v:ext="edit" aspectratio="t"/>
-                </v:shape>
-                <v:shape id="_x0000_s1026" o:spid="_x0000_s1026" o:spt="75" alt="IMG_256" type="#_x0000_t75" style="position:absolute;left:21195;top:40098;height:570;width:975;" filled="f" o:preferrelative="t" stroked="f" coordsize="21600,21600" o:gfxdata="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">
+                <v:shape id="图片 4" o:spid="_x0000_s1026" o:spt="75" alt="王建丽" type="#_x0000_t75" style="position:absolute;left:11352;top:31430;height:713;width:1258;" filled="f" o:preferrelative="t" stroked="f" coordsize="21600,21600" o:gfxdata="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">
                   <v:fill on="f" focussize="0,0"/>
                   <v:stroke on="f"/>
                   <v:imagedata r:id="rId13" chromakey="#FFFFFF" o:title=""/>
+                  <o:lock v:ext="edit" aspectratio="t"/>
+                </v:shape>
+                <v:shape id="图片 1" o:spid="_x0000_s1026" o:spt="75" alt="IMG_256" type="#_x0000_t75" style="position:absolute;left:7006;top:31454;height:572;width:1192;" filled="f" o:preferrelative="t" stroked="f" coordsize="21600,21600" o:gfxdata="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">
+                  <v:fill on="f" focussize="0,0"/>
+                  <v:stroke on="f"/>
+                  <v:imagedata r:id="rId14" croptop="4582f" cropright="19852f" o:title=""/>
                   <o:lock v:ext="edit" aspectratio="t"/>
                 </v:shape>
               </v:group>
@@ -5793,7 +5232,7 @@
     <w:tbl>
       <w:tblPr>
         <w:tblStyle w:val="36"/>
-        <w:tblW w:w="6772" w:type="dxa"/>
+        <w:tblW w:w="7224" w:type="dxa"/>
         <w:jc w:val="right"/>
         <w:tblLayout w:type="fixed"/>
         <w:tblCellMar>
@@ -5807,7 +5246,7 @@
         <w:gridCol w:w="1272"/>
         <w:gridCol w:w="2040"/>
         <w:gridCol w:w="1166"/>
-        <w:gridCol w:w="2294"/>
+        <w:gridCol w:w="2746"/>
       </w:tblGrid>
       <w:tr>
         <w:tblPrEx>
@@ -5910,7 +5349,7 @@
         </w:tc>
         <w:tc>
           <w:tcPr>
-            <w:tcW w:w="2294" w:type="dxa"/>
+            <w:tcW w:w="2746" w:type="dxa"/>
             <w:vAlign w:val="center"/>
           </w:tcPr>
           <w:p>
@@ -5926,6 +5365,16 @@
                 <w:szCs w:val="24"/>
               </w:rPr>
             </w:pPr>
+            <w:r>
+              <w:rPr>
+                <w:rFonts w:hint="eastAsia" w:ascii="Times New Roman" w:hAnsi="Times New Roman" w:cs="Times New Roman"/>
+                <w:b w:val="0"/>
+                <w:bCs/>
+                <w:sz w:val="24"/>
+                <w:szCs w:val="24"/>
+              </w:rPr>
+              <w:t>临检所复核人，</w:t>
+            </w:r>
           </w:p>
         </w:tc>
       </w:tr>
@@ -6067,7 +5516,7 @@
         </w:tc>
         <w:tc>
           <w:tcPr>
-            <w:tcW w:w="2294" w:type="dxa"/>
+            <w:tcW w:w="2746" w:type="dxa"/>
             <w:vAlign w:val="center"/>
           </w:tcPr>
           <w:p>
@@ -6099,1775 +5548,10 @@
     <w:p>
       <w:pPr>
         <w:rPr>
-          <w:rFonts w:ascii="Times New Roman" w:hAnsi="Times New Roman" w:eastAsia="微软雅黑" w:cs="Times New Roman"/>
-          <w:sz w:val="24"/>
-          <w:szCs w:val="24"/>
-          <w:lang w:eastAsia="zh-CN"/>
-        </w:rPr>
-      </w:pPr>
-      <w:r>
-        <w:rPr>
-          <w:rFonts w:hint="eastAsia" w:ascii="Times New Roman" w:hAnsi="Times New Roman" w:eastAsia="微软雅黑" w:cs="Times New Roman"/>
-          <w:sz w:val="24"/>
-          <w:szCs w:val="24"/>
-          <w:lang w:eastAsia="zh-CN"/>
-        </w:rPr>
-        <w:t xml:space="preserve">{% endif %}{% if testedby == </w:t>
-      </w:r>
-      <w:r>
-        <w:rPr>
-          <w:rFonts w:ascii="Times New Roman" w:hAnsi="Times New Roman" w:eastAsia="微软雅黑" w:cs="Times New Roman"/>
-          <w:sz w:val="24"/>
-          <w:szCs w:val="24"/>
-          <w:lang w:eastAsia="zh-CN"/>
-        </w:rPr>
-        <w:t>“</w:t>
-      </w:r>
-      <w:r>
-        <w:rPr>
-          <w:rFonts w:hint="eastAsia" w:ascii="Times New Roman" w:hAnsi="Times New Roman" w:eastAsia="微软雅黑" w:cs="Times New Roman"/>
-          <w:sz w:val="24"/>
-          <w:szCs w:val="24"/>
-          <w:lang w:eastAsia="zh-CN"/>
-        </w:rPr>
-        <w:t>3</w:t>
-      </w:r>
-      <w:r>
-        <w:rPr>
-          <w:rFonts w:ascii="Times New Roman" w:hAnsi="Times New Roman" w:eastAsia="微软雅黑" w:cs="Times New Roman"/>
-          <w:sz w:val="24"/>
-          <w:szCs w:val="24"/>
-          <w:lang w:eastAsia="zh-CN"/>
-        </w:rPr>
-        <w:t>”</w:t>
-      </w:r>
-      <w:r>
-        <w:rPr>
-          <w:rFonts w:hint="eastAsia" w:ascii="Times New Roman" w:hAnsi="Times New Roman" w:eastAsia="微软雅黑" w:cs="Times New Roman"/>
-          <w:sz w:val="24"/>
-          <w:szCs w:val="24"/>
-          <w:lang w:eastAsia="zh-CN"/>
-        </w:rPr>
-        <w:t xml:space="preserve"> %}</w:t>
-      </w:r>
-    </w:p>
-    <w:p>
-      <w:pPr>
-        <w:rPr>
-          <w:rFonts w:ascii="Times New Roman" w:hAnsi="Times New Roman" w:eastAsia="微软雅黑" w:cs="Times New Roman"/>
-          <w:sz w:val="24"/>
-          <w:szCs w:val="24"/>
           <w:lang w:eastAsia="zh-CN"/>
         </w:rPr>
       </w:pPr>
     </w:p>
-    <w:p>
-      <w:pPr>
-        <w:rPr>
-          <w:sz w:val="24"/>
-          <w:lang w:eastAsia="zh-CN"/>
-        </w:rPr>
-      </w:pPr>
-      <w:r>
-        <w:rPr>
-          <w:sz w:val="24"/>
-        </w:rPr>
-        <mc:AlternateContent>
-          <mc:Choice Requires="wpg">
-            <w:drawing>
-              <wp:anchor distT="0" distB="0" distL="114300" distR="114300" simplePos="0" relativeHeight="251667456" behindDoc="0" locked="0" layoutInCell="1" allowOverlap="1">
-                <wp:simplePos x="0" y="0"/>
-                <wp:positionH relativeFrom="column">
-                  <wp:posOffset>2715895</wp:posOffset>
-                </wp:positionH>
-                <wp:positionV relativeFrom="paragraph">
-                  <wp:posOffset>79375</wp:posOffset>
-                </wp:positionV>
-                <wp:extent cx="2672080" cy="414020"/>
-                <wp:effectExtent l="0" t="0" r="10160" b="12700"/>
-                <wp:wrapNone/>
-                <wp:docPr id="39" name="组合 23"/>
-                <wp:cNvGraphicFramePr/>
-                <a:graphic xmlns:a="http://schemas.openxmlformats.org/drawingml/2006/main">
-                  <a:graphicData uri="http://schemas.microsoft.com/office/word/2010/wordprocessingGroup">
-                    <wpg:wgp>
-                      <wpg:cNvGrpSpPr/>
-                      <wpg:grpSpPr>
-                        <a:xfrm rot="0">
-                          <a:off x="3363595" y="6282055"/>
-                          <a:ext cx="2672080" cy="414020"/>
-                          <a:chOff x="17862" y="41843"/>
-                          <a:chExt cx="4208" cy="652"/>
-                        </a:xfrm>
-                      </wpg:grpSpPr>
-                      <pic:pic xmlns:pic="http://schemas.openxmlformats.org/drawingml/2006/picture">
-                        <pic:nvPicPr>
-                          <pic:cNvPr id="22" name="图片 59" descr="图片1"/>
-                          <pic:cNvPicPr>
-                            <a:picLocks noChangeAspect="1"/>
-                          </pic:cNvPicPr>
-                        </pic:nvPicPr>
-                        <pic:blipFill>
-                          <a:blip r:embed="rId16">
-                            <a:biLevel thresh="50000"/>
-                          </a:blip>
-                          <a:srcRect l="7865" t="11797" r="5322" b="19074"/>
-                          <a:stretch>
-                            <a:fillRect/>
-                          </a:stretch>
-                        </pic:blipFill>
-                        <pic:spPr>
-                          <a:xfrm>
-                            <a:off x="17862" y="41869"/>
-                            <a:ext cx="1468" cy="627"/>
-                          </a:xfrm>
-                          <a:prstGeom prst="rect">
-                            <a:avLst/>
-                          </a:prstGeom>
-                          <a:noFill/>
-                        </pic:spPr>
-                      </pic:pic>
-                      <pic:pic xmlns:pic="http://schemas.openxmlformats.org/drawingml/2006/picture">
-                        <pic:nvPicPr>
-                          <pic:cNvPr id="21" name="图片 29" descr="IMG_256"/>
-                          <pic:cNvPicPr>
-                            <a:picLocks noChangeAspect="1"/>
-                          </pic:cNvPicPr>
-                        </pic:nvPicPr>
-                        <pic:blipFill>
-                          <a:blip r:embed="rId13">
-                            <a:clrChange>
-                              <a:clrFrom>
-                                <a:srgbClr val="FFFFFF">
-                                  <a:alpha val="100000"/>
-                                </a:srgbClr>
-                              </a:clrFrom>
-                              <a:clrTo>
-                                <a:srgbClr val="FFFFFF">
-                                  <a:alpha val="100000"/>
-                                  <a:alpha val="0"/>
-                                </a:srgbClr>
-                              </a:clrTo>
-                            </a:clrChange>
-                          </a:blip>
-                          <a:stretch>
-                            <a:fillRect/>
-                          </a:stretch>
-                        </pic:blipFill>
-                        <pic:spPr>
-                          <a:xfrm>
-                            <a:off x="21096" y="41843"/>
-                            <a:ext cx="975" cy="570"/>
-                          </a:xfrm>
-                          <a:prstGeom prst="rect">
-                            <a:avLst/>
-                          </a:prstGeom>
-                          <a:noFill/>
-                          <a:ln w="9525">
-                            <a:noFill/>
-                          </a:ln>
-                        </pic:spPr>
-                      </pic:pic>
-                    </wpg:wgp>
-                  </a:graphicData>
-                </a:graphic>
-              </wp:anchor>
-            </w:drawing>
-          </mc:Choice>
-          <mc:Fallback>
-            <w:pict>
-              <v:group id="组合 23" o:spid="_x0000_s1026" o:spt="203" style="position:absolute;left:0pt;margin-left:213.85pt;margin-top:6.25pt;height:32.6pt;width:210.4pt;z-index:251667456;mso-width-relative:page;mso-height-relative:page;" coordorigin="17862,41843" coordsize="4208,652" o:gfxdata="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">
-                <o:lock v:ext="edit" aspectratio="f"/>
-                <v:shape id="图片 59" o:spid="_x0000_s1026" o:spt="75" alt="图片1" type="#_x0000_t75" style="position:absolute;left:17862;top:41869;height:627;width:1468;" filled="f" o:preferrelative="t" stroked="f" coordsize="21600,21600" o:gfxdata="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">
-                  <v:fill on="f" focussize="0,0"/>
-                  <v:stroke on="f"/>
-                  <v:imagedata r:id="rId16" cropleft="5154f" croptop="7731f" cropright="3488f" cropbottom="12500f" grayscale="t" bilevel="t" o:title=""/>
-                  <o:lock v:ext="edit" aspectratio="t"/>
-                </v:shape>
-                <v:shape id="图片 29" o:spid="_x0000_s1026" o:spt="75" alt="IMG_256" type="#_x0000_t75" style="position:absolute;left:21096;top:41843;height:570;width:975;" filled="f" o:preferrelative="t" stroked="f" coordsize="21600,21600" o:gfxdata="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">
-                  <v:fill on="f" focussize="0,0"/>
-                  <v:stroke on="f"/>
-                  <v:imagedata r:id="rId13" chromakey="#FFFFFF" o:title=""/>
-                  <o:lock v:ext="edit" aspectratio="t"/>
-                </v:shape>
-              </v:group>
-            </w:pict>
-          </mc:Fallback>
-        </mc:AlternateContent>
-      </w:r>
-    </w:p>
-    <w:tbl>
-      <w:tblPr>
-        <w:tblStyle w:val="36"/>
-        <w:tblW w:w="6772" w:type="dxa"/>
-        <w:jc w:val="right"/>
-        <w:tblLayout w:type="fixed"/>
-        <w:tblCellMar>
-          <w:top w:w="0" w:type="dxa"/>
-          <w:left w:w="0" w:type="dxa"/>
-          <w:bottom w:w="0" w:type="dxa"/>
-          <w:right w:w="0" w:type="dxa"/>
-        </w:tblCellMar>
-      </w:tblPr>
-      <w:tblGrid>
-        <w:gridCol w:w="1272"/>
-        <w:gridCol w:w="2040"/>
-        <w:gridCol w:w="1166"/>
-        <w:gridCol w:w="2294"/>
-      </w:tblGrid>
-      <w:tr>
-        <w:tblPrEx>
-          <w:tblCellMar>
-            <w:top w:w="0" w:type="dxa"/>
-            <w:left w:w="0" w:type="dxa"/>
-            <w:bottom w:w="0" w:type="dxa"/>
-            <w:right w:w="0" w:type="dxa"/>
-          </w:tblCellMar>
-        </w:tblPrEx>
-        <w:trPr>
-          <w:trHeight w:val="441" w:hRule="exact"/>
-          <w:jc w:val="right"/>
-        </w:trPr>
-        <w:tc>
-          <w:tcPr>
-            <w:tcW w:w="1272" w:type="dxa"/>
-            <w:vAlign w:val="center"/>
-          </w:tcPr>
-          <w:p>
-            <w:pPr>
-              <w:pStyle w:val="20"/>
-              <w:spacing w:before="13"/>
-              <w:ind w:left="13" w:right="95"/>
-              <w:jc w:val="both"/>
-              <w:rPr>
-                <w:rFonts w:ascii="Times New Roman" w:hAnsi="Times New Roman" w:cs="Times New Roman"/>
-                <w:b/>
-                <w:sz w:val="24"/>
-                <w:szCs w:val="24"/>
-              </w:rPr>
-            </w:pPr>
-            <w:r>
-              <w:rPr>
-                <w:rFonts w:ascii="Times New Roman" w:hAnsi="Times New Roman" w:cs="Times New Roman"/>
-                <w:b/>
-                <w:sz w:val="24"/>
-                <w:szCs w:val="24"/>
-              </w:rPr>
-              <w:t>检测人：</w:t>
-            </w:r>
-          </w:p>
-        </w:tc>
-        <w:tc>
-          <w:tcPr>
-            <w:tcW w:w="2040" w:type="dxa"/>
-            <w:vAlign w:val="center"/>
-          </w:tcPr>
-          <w:p>
-            <w:pPr>
-              <w:pStyle w:val="20"/>
-              <w:spacing w:before="13"/>
-              <w:jc w:val="both"/>
-              <w:rPr>
-                <w:rFonts w:ascii="Times New Roman" w:hAnsi="Times New Roman" w:cs="Times New Roman"/>
-                <w:b/>
-                <w:sz w:val="24"/>
-                <w:szCs w:val="24"/>
-              </w:rPr>
-            </w:pPr>
-          </w:p>
-        </w:tc>
-        <w:tc>
-          <w:tcPr>
-            <w:tcW w:w="1166" w:type="dxa"/>
-            <w:vAlign w:val="center"/>
-          </w:tcPr>
-          <w:p>
-            <w:pPr>
-              <w:pStyle w:val="20"/>
-              <w:spacing w:before="13"/>
-              <w:jc w:val="both"/>
-              <w:rPr>
-                <w:rFonts w:ascii="Times New Roman" w:hAnsi="Times New Roman" w:cs="Times New Roman"/>
-                <w:b/>
-                <w:sz w:val="24"/>
-                <w:szCs w:val="24"/>
-              </w:rPr>
-            </w:pPr>
-            <w:r>
-              <w:rPr>
-                <w:rFonts w:ascii="Times New Roman" w:hAnsi="Times New Roman" w:cs="Times New Roman"/>
-                <w:b/>
-                <w:sz w:val="24"/>
-                <w:szCs w:val="24"/>
-              </w:rPr>
-              <w:t>复核人</w:t>
-            </w:r>
-            <w:r>
-              <w:rPr>
-                <w:rFonts w:ascii="Times New Roman" w:hAnsi="Times New Roman" w:cs="Times New Roman"/>
-                <w:b/>
-                <w:sz w:val="24"/>
-                <w:szCs w:val="24"/>
-                <w:lang w:eastAsia="zh-CN"/>
-              </w:rPr>
-              <w:t>：</w:t>
-            </w:r>
-          </w:p>
-        </w:tc>
-        <w:tc>
-          <w:tcPr>
-            <w:tcW w:w="2294" w:type="dxa"/>
-            <w:vAlign w:val="center"/>
-          </w:tcPr>
-          <w:p>
-            <w:pPr>
-              <w:pStyle w:val="20"/>
-              <w:spacing w:before="13"/>
-              <w:ind w:right="15"/>
-              <w:jc w:val="both"/>
-              <w:rPr>
-                <w:rFonts w:ascii="Times New Roman" w:hAnsi="Times New Roman" w:cs="Times New Roman"/>
-                <w:b/>
-                <w:sz w:val="24"/>
-                <w:szCs w:val="24"/>
-              </w:rPr>
-            </w:pPr>
-          </w:p>
-        </w:tc>
-      </w:tr>
-      <w:tr>
-        <w:tblPrEx>
-          <w:tblCellMar>
-            <w:top w:w="0" w:type="dxa"/>
-            <w:left w:w="0" w:type="dxa"/>
-            <w:bottom w:w="0" w:type="dxa"/>
-            <w:right w:w="0" w:type="dxa"/>
-          </w:tblCellMar>
-        </w:tblPrEx>
-        <w:trPr>
-          <w:trHeight w:val="457" w:hRule="exact"/>
-          <w:jc w:val="right"/>
-        </w:trPr>
-        <w:tc>
-          <w:tcPr>
-            <w:tcW w:w="1272" w:type="dxa"/>
-            <w:vAlign w:val="center"/>
-          </w:tcPr>
-          <w:p>
-            <w:pPr>
-              <w:pStyle w:val="20"/>
-              <w:spacing w:line="341" w:lineRule="exact"/>
-              <w:ind w:left="13" w:right="165"/>
-              <w:jc w:val="both"/>
-              <w:rPr>
-                <w:rFonts w:ascii="Times New Roman" w:hAnsi="Times New Roman" w:cs="Times New Roman"/>
-                <w:b/>
-                <w:sz w:val="24"/>
-                <w:szCs w:val="24"/>
-              </w:rPr>
-            </w:pPr>
-            <w:r>
-              <w:rPr>
-                <w:rFonts w:ascii="Times New Roman" w:hAnsi="Times New Roman" w:cs="Times New Roman"/>
-                <w:b/>
-                <w:sz w:val="24"/>
-                <w:szCs w:val="24"/>
-              </w:rPr>
-              <w:t>日</w:t>
-            </w:r>
-            <w:r>
-              <w:rPr>
-                <w:rFonts w:ascii="Times New Roman" w:hAnsi="Times New Roman" w:cs="Times New Roman"/>
-                <w:b/>
-                <w:sz w:val="24"/>
-                <w:szCs w:val="24"/>
-                <w:lang w:eastAsia="zh-CN"/>
-              </w:rPr>
-              <w:t xml:space="preserve">  </w:t>
-            </w:r>
-            <w:r>
-              <w:rPr>
-                <w:rFonts w:ascii="Times New Roman" w:hAnsi="Times New Roman" w:cs="Times New Roman"/>
-                <w:b/>
-                <w:sz w:val="24"/>
-                <w:szCs w:val="24"/>
-              </w:rPr>
-              <w:t>期：</w:t>
-            </w:r>
-          </w:p>
-        </w:tc>
-        <w:tc>
-          <w:tcPr>
-            <w:tcW w:w="2040" w:type="dxa"/>
-            <w:vAlign w:val="center"/>
-          </w:tcPr>
-          <w:p>
-            <w:pPr>
-              <w:pStyle w:val="20"/>
-              <w:spacing w:line="363" w:lineRule="exact"/>
-              <w:jc w:val="both"/>
-              <w:rPr>
-                <w:rFonts w:ascii="Times New Roman" w:hAnsi="Times New Roman" w:cs="Times New Roman"/>
-                <w:sz w:val="24"/>
-                <w:szCs w:val="24"/>
-              </w:rPr>
-            </w:pPr>
-            <w:r>
-              <w:rPr>
-                <w:rFonts w:ascii="Times New Roman" w:hAnsi="Times New Roman" w:cs="Times New Roman"/>
-                <w:kern w:val="2"/>
-                <w:sz w:val="24"/>
-                <w:szCs w:val="24"/>
-                <w:lang w:eastAsia="zh-CN"/>
-              </w:rPr>
-              <w:t>{{ reportdate }}</w:t>
-            </w:r>
-          </w:p>
-        </w:tc>
-        <w:tc>
-          <w:tcPr>
-            <w:tcW w:w="1166" w:type="dxa"/>
-            <w:vAlign w:val="center"/>
-          </w:tcPr>
-          <w:p>
-            <w:pPr>
-              <w:pStyle w:val="20"/>
-              <w:spacing w:line="341" w:lineRule="exact"/>
-              <w:jc w:val="both"/>
-              <w:rPr>
-                <w:rFonts w:ascii="Times New Roman" w:hAnsi="Times New Roman" w:cs="Times New Roman"/>
-                <w:b/>
-                <w:sz w:val="24"/>
-                <w:szCs w:val="24"/>
-              </w:rPr>
-            </w:pPr>
-            <w:r>
-              <w:rPr>
-                <w:rFonts w:ascii="Times New Roman" w:hAnsi="Times New Roman" w:cs="Times New Roman"/>
-                <w:b/>
-                <w:sz w:val="24"/>
-                <w:szCs w:val="24"/>
-              </w:rPr>
-              <w:t>日</w:t>
-            </w:r>
-            <w:r>
-              <w:rPr>
-                <w:rFonts w:ascii="Times New Roman" w:hAnsi="Times New Roman" w:cs="Times New Roman"/>
-                <w:b/>
-                <w:sz w:val="24"/>
-                <w:szCs w:val="24"/>
-                <w:lang w:eastAsia="zh-CN"/>
-              </w:rPr>
-              <w:t xml:space="preserve">  </w:t>
-            </w:r>
-            <w:r>
-              <w:rPr>
-                <w:rFonts w:ascii="Times New Roman" w:hAnsi="Times New Roman" w:cs="Times New Roman"/>
-                <w:b/>
-                <w:sz w:val="24"/>
-                <w:szCs w:val="24"/>
-              </w:rPr>
-              <w:t>期：</w:t>
-            </w:r>
-          </w:p>
-        </w:tc>
-        <w:tc>
-          <w:tcPr>
-            <w:tcW w:w="2294" w:type="dxa"/>
-            <w:vAlign w:val="center"/>
-          </w:tcPr>
-          <w:p>
-            <w:pPr>
-              <w:pStyle w:val="20"/>
-              <w:spacing w:line="363" w:lineRule="exact"/>
-              <w:ind w:right="15"/>
-              <w:jc w:val="both"/>
-              <w:rPr>
-                <w:rFonts w:ascii="Times New Roman" w:hAnsi="Times New Roman" w:cs="Times New Roman"/>
-                <w:sz w:val="24"/>
-                <w:szCs w:val="24"/>
-              </w:rPr>
-            </w:pPr>
-            <w:r>
-              <w:rPr>
-                <w:rFonts w:ascii="Times New Roman" w:hAnsi="Times New Roman" w:cs="Times New Roman"/>
-                <w:kern w:val="2"/>
-                <w:sz w:val="24"/>
-                <w:szCs w:val="24"/>
-                <w:lang w:eastAsia="zh-CN"/>
-              </w:rPr>
-              <w:t>{{ reportdate }}</w:t>
-            </w:r>
-          </w:p>
-        </w:tc>
-      </w:tr>
-    </w:tbl>
-    <w:p>
-      <w:pPr>
-        <w:rPr>
-          <w:rFonts w:ascii="Times New Roman" w:hAnsi="Times New Roman" w:eastAsia="微软雅黑" w:cs="Times New Roman"/>
-          <w:sz w:val="24"/>
-          <w:szCs w:val="24"/>
-          <w:lang w:eastAsia="zh-CN"/>
-        </w:rPr>
-      </w:pPr>
-      <w:r>
-        <w:rPr>
-          <w:rFonts w:hint="eastAsia" w:ascii="Times New Roman" w:hAnsi="Times New Roman" w:eastAsia="微软雅黑" w:cs="Times New Roman"/>
-          <w:sz w:val="24"/>
-          <w:szCs w:val="24"/>
-          <w:lang w:eastAsia="zh-CN"/>
-        </w:rPr>
-        <w:t xml:space="preserve">{% endif %}{% if testedby == </w:t>
-      </w:r>
-      <w:r>
-        <w:rPr>
-          <w:rFonts w:ascii="Times New Roman" w:hAnsi="Times New Roman" w:eastAsia="微软雅黑" w:cs="Times New Roman"/>
-          <w:sz w:val="24"/>
-          <w:szCs w:val="24"/>
-          <w:lang w:eastAsia="zh-CN"/>
-        </w:rPr>
-        <w:t>“</w:t>
-      </w:r>
-      <w:r>
-        <w:rPr>
-          <w:rFonts w:hint="eastAsia" w:ascii="Times New Roman" w:hAnsi="Times New Roman" w:eastAsia="微软雅黑" w:cs="Times New Roman"/>
-          <w:sz w:val="24"/>
-          <w:szCs w:val="24"/>
-          <w:lang w:eastAsia="zh-CN"/>
-        </w:rPr>
-        <w:t>4</w:t>
-      </w:r>
-      <w:r>
-        <w:rPr>
-          <w:rFonts w:ascii="Times New Roman" w:hAnsi="Times New Roman" w:eastAsia="微软雅黑" w:cs="Times New Roman"/>
-          <w:sz w:val="24"/>
-          <w:szCs w:val="24"/>
-          <w:lang w:eastAsia="zh-CN"/>
-        </w:rPr>
-        <w:t>”</w:t>
-      </w:r>
-      <w:r>
-        <w:rPr>
-          <w:rFonts w:hint="eastAsia" w:ascii="Times New Roman" w:hAnsi="Times New Roman" w:eastAsia="微软雅黑" w:cs="Times New Roman"/>
-          <w:sz w:val="24"/>
-          <w:szCs w:val="24"/>
-          <w:lang w:eastAsia="zh-CN"/>
-        </w:rPr>
-        <w:t xml:space="preserve"> %}</w:t>
-      </w:r>
-    </w:p>
-    <w:p>
-      <w:pPr>
-        <w:rPr>
-          <w:rFonts w:ascii="Times New Roman" w:hAnsi="Times New Roman" w:eastAsia="微软雅黑" w:cs="Times New Roman"/>
-          <w:sz w:val="24"/>
-          <w:szCs w:val="24"/>
-          <w:lang w:eastAsia="zh-CN"/>
-        </w:rPr>
-      </w:pPr>
-      <w:bookmarkStart w:id="104" w:name="_GoBack"/>
-      <w:bookmarkEnd w:id="104"/>
-    </w:p>
-    <w:p>
-      <w:pPr>
-        <w:rPr>
-          <w:rFonts w:ascii="Times New Roman" w:hAnsi="Times New Roman" w:eastAsia="微软雅黑" w:cs="Times New Roman"/>
-          <w:sz w:val="24"/>
-          <w:szCs w:val="24"/>
-          <w:lang w:eastAsia="zh-CN"/>
-        </w:rPr>
-      </w:pPr>
-      <w:r>
-        <w:rPr>
-          <w:sz w:val="24"/>
-        </w:rPr>
-        <mc:AlternateContent>
-          <mc:Choice Requires="wpg">
-            <w:drawing>
-              <wp:anchor distT="0" distB="0" distL="114300" distR="114300" simplePos="0" relativeHeight="251668480" behindDoc="0" locked="0" layoutInCell="1" allowOverlap="1">
-                <wp:simplePos x="0" y="0"/>
-                <wp:positionH relativeFrom="column">
-                  <wp:posOffset>2788285</wp:posOffset>
-                </wp:positionH>
-                <wp:positionV relativeFrom="paragraph">
-                  <wp:posOffset>85090</wp:posOffset>
-                </wp:positionV>
-                <wp:extent cx="2889885" cy="397510"/>
-                <wp:effectExtent l="0" t="0" r="5715" b="13970"/>
-                <wp:wrapNone/>
-                <wp:docPr id="41" name="组合 27"/>
-                <wp:cNvGraphicFramePr/>
-                <a:graphic xmlns:a="http://schemas.openxmlformats.org/drawingml/2006/main">
-                  <a:graphicData uri="http://schemas.microsoft.com/office/word/2010/wordprocessingGroup">
-                    <wpg:wgp>
-                      <wpg:cNvGrpSpPr/>
-                      <wpg:grpSpPr>
-                        <a:xfrm rot="0">
-                          <a:off x="3435985" y="7406005"/>
-                          <a:ext cx="2889885" cy="397510"/>
-                          <a:chOff x="17976" y="43614"/>
-                          <a:chExt cx="4551" cy="626"/>
-                        </a:xfrm>
-                      </wpg:grpSpPr>
-                      <pic:pic xmlns:pic="http://schemas.openxmlformats.org/drawingml/2006/picture">
-                        <pic:nvPicPr>
-                          <pic:cNvPr id="17" name="图片 29" descr="IMG_256"/>
-                          <pic:cNvPicPr>
-                            <a:picLocks noChangeAspect="1"/>
-                          </pic:cNvPicPr>
-                        </pic:nvPicPr>
-                        <pic:blipFill>
-                          <a:blip r:embed="rId13">
-                            <a:clrChange>
-                              <a:clrFrom>
-                                <a:srgbClr val="FFFFFF">
-                                  <a:alpha val="100000"/>
-                                </a:srgbClr>
-                              </a:clrFrom>
-                              <a:clrTo>
-                                <a:srgbClr val="FFFFFF">
-                                  <a:alpha val="100000"/>
-                                  <a:alpha val="0"/>
-                                </a:srgbClr>
-                              </a:clrTo>
-                            </a:clrChange>
-                          </a:blip>
-                          <a:stretch>
-                            <a:fillRect/>
-                          </a:stretch>
-                        </pic:blipFill>
-                        <pic:spPr>
-                          <a:xfrm>
-                            <a:off x="17976" y="43615"/>
-                            <a:ext cx="975" cy="570"/>
-                          </a:xfrm>
-                          <a:prstGeom prst="rect">
-                            <a:avLst/>
-                          </a:prstGeom>
-                          <a:noFill/>
-                          <a:ln w="9525">
-                            <a:noFill/>
-                          </a:ln>
-                        </pic:spPr>
-                      </pic:pic>
-                      <pic:pic xmlns:pic="http://schemas.openxmlformats.org/drawingml/2006/picture">
-                        <pic:nvPicPr>
-                          <pic:cNvPr id="18" name="图片 59" descr="图片1"/>
-                          <pic:cNvPicPr>
-                            <a:picLocks noChangeAspect="1"/>
-                          </pic:cNvPicPr>
-                        </pic:nvPicPr>
-                        <pic:blipFill>
-                          <a:blip r:embed="rId16">
-                            <a:biLevel thresh="50000"/>
-                          </a:blip>
-                          <a:srcRect l="7865" t="11797" r="5322" b="19074"/>
-                          <a:stretch>
-                            <a:fillRect/>
-                          </a:stretch>
-                        </pic:blipFill>
-                        <pic:spPr>
-                          <a:xfrm>
-                            <a:off x="21059" y="43614"/>
-                            <a:ext cx="1468" cy="627"/>
-                          </a:xfrm>
-                          <a:prstGeom prst="rect">
-                            <a:avLst/>
-                          </a:prstGeom>
-                          <a:noFill/>
-                        </pic:spPr>
-                      </pic:pic>
-                    </wpg:wgp>
-                  </a:graphicData>
-                </a:graphic>
-              </wp:anchor>
-            </w:drawing>
-          </mc:Choice>
-          <mc:Fallback>
-            <w:pict>
-              <v:group id="组合 27" o:spid="_x0000_s1026" o:spt="203" style="position:absolute;left:0pt;margin-left:219.55pt;margin-top:6.7pt;height:31.3pt;width:227.55pt;z-index:251668480;mso-width-relative:page;mso-height-relative:page;" coordorigin="17976,43614" coordsize="4551,626" o:gfxdata="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">
-                <o:lock v:ext="edit" aspectratio="f"/>
-                <v:shape id="图片 29" o:spid="_x0000_s1026" o:spt="75" alt="IMG_256" type="#_x0000_t75" style="position:absolute;left:17976;top:43615;height:570;width:975;" filled="f" o:preferrelative="t" stroked="f" coordsize="21600,21600" o:gfxdata="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">
-                  <v:fill on="f" focussize="0,0"/>
-                  <v:stroke on="f"/>
-                  <v:imagedata r:id="rId13" chromakey="#FFFFFF" o:title=""/>
-                  <o:lock v:ext="edit" aspectratio="t"/>
-                </v:shape>
-                <v:shape id="图片 59" o:spid="_x0000_s1026" o:spt="75" alt="图片1" type="#_x0000_t75" style="position:absolute;left:21059;top:43614;height:627;width:1468;" filled="f" o:preferrelative="t" stroked="f" coordsize="21600,21600" o:gfxdata="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">
-                  <v:fill on="f" focussize="0,0"/>
-                  <v:stroke on="f"/>
-                  <v:imagedata r:id="rId16" cropleft="5154f" croptop="7731f" cropright="3488f" cropbottom="12500f" grayscale="t" bilevel="t" o:title=""/>
-                  <o:lock v:ext="edit" aspectratio="t"/>
-                </v:shape>
-              </v:group>
-            </w:pict>
-          </mc:Fallback>
-        </mc:AlternateContent>
-      </w:r>
-    </w:p>
-    <w:tbl>
-      <w:tblPr>
-        <w:tblStyle w:val="36"/>
-        <w:tblW w:w="6772" w:type="dxa"/>
-        <w:jc w:val="right"/>
-        <w:tblLayout w:type="fixed"/>
-        <w:tblCellMar>
-          <w:top w:w="0" w:type="dxa"/>
-          <w:left w:w="0" w:type="dxa"/>
-          <w:bottom w:w="0" w:type="dxa"/>
-          <w:right w:w="0" w:type="dxa"/>
-        </w:tblCellMar>
-      </w:tblPr>
-      <w:tblGrid>
-        <w:gridCol w:w="1272"/>
-        <w:gridCol w:w="2040"/>
-        <w:gridCol w:w="1166"/>
-        <w:gridCol w:w="2294"/>
-      </w:tblGrid>
-      <w:tr>
-        <w:tblPrEx>
-          <w:tblCellMar>
-            <w:top w:w="0" w:type="dxa"/>
-            <w:left w:w="0" w:type="dxa"/>
-            <w:bottom w:w="0" w:type="dxa"/>
-            <w:right w:w="0" w:type="dxa"/>
-          </w:tblCellMar>
-        </w:tblPrEx>
-        <w:trPr>
-          <w:trHeight w:val="441" w:hRule="exact"/>
-          <w:jc w:val="right"/>
-        </w:trPr>
-        <w:tc>
-          <w:tcPr>
-            <w:tcW w:w="1272" w:type="dxa"/>
-            <w:vAlign w:val="center"/>
-          </w:tcPr>
-          <w:p>
-            <w:pPr>
-              <w:pStyle w:val="20"/>
-              <w:spacing w:before="13"/>
-              <w:ind w:left="13" w:right="95"/>
-              <w:jc w:val="both"/>
-              <w:rPr>
-                <w:rFonts w:ascii="Times New Roman" w:hAnsi="Times New Roman" w:cs="Times New Roman"/>
-                <w:b/>
-                <w:sz w:val="24"/>
-                <w:szCs w:val="24"/>
-              </w:rPr>
-            </w:pPr>
-            <w:r>
-              <w:rPr>
-                <w:rFonts w:ascii="Times New Roman" w:hAnsi="Times New Roman" w:cs="Times New Roman"/>
-                <w:b/>
-                <w:sz w:val="24"/>
-                <w:szCs w:val="24"/>
-              </w:rPr>
-              <w:t>检测人：</w:t>
-            </w:r>
-          </w:p>
-        </w:tc>
-        <w:tc>
-          <w:tcPr>
-            <w:tcW w:w="2040" w:type="dxa"/>
-            <w:vAlign w:val="center"/>
-          </w:tcPr>
-          <w:p>
-            <w:pPr>
-              <w:pStyle w:val="20"/>
-              <w:spacing w:before="13"/>
-              <w:jc w:val="both"/>
-              <w:rPr>
-                <w:rFonts w:ascii="Times New Roman" w:hAnsi="Times New Roman" w:cs="Times New Roman"/>
-                <w:b/>
-                <w:sz w:val="24"/>
-                <w:szCs w:val="24"/>
-              </w:rPr>
-            </w:pPr>
-          </w:p>
-        </w:tc>
-        <w:tc>
-          <w:tcPr>
-            <w:tcW w:w="1166" w:type="dxa"/>
-            <w:vAlign w:val="center"/>
-          </w:tcPr>
-          <w:p>
-            <w:pPr>
-              <w:pStyle w:val="20"/>
-              <w:spacing w:before="13"/>
-              <w:jc w:val="both"/>
-              <w:rPr>
-                <w:rFonts w:ascii="Times New Roman" w:hAnsi="Times New Roman" w:cs="Times New Roman"/>
-                <w:b/>
-                <w:sz w:val="24"/>
-                <w:szCs w:val="24"/>
-              </w:rPr>
-            </w:pPr>
-            <w:r>
-              <w:rPr>
-                <w:rFonts w:ascii="Times New Roman" w:hAnsi="Times New Roman" w:cs="Times New Roman"/>
-                <w:b/>
-                <w:sz w:val="24"/>
-                <w:szCs w:val="24"/>
-              </w:rPr>
-              <w:t>复核人</w:t>
-            </w:r>
-            <w:r>
-              <w:rPr>
-                <w:rFonts w:ascii="Times New Roman" w:hAnsi="Times New Roman" w:cs="Times New Roman"/>
-                <w:b/>
-                <w:sz w:val="24"/>
-                <w:szCs w:val="24"/>
-                <w:lang w:eastAsia="zh-CN"/>
-              </w:rPr>
-              <w:t>：</w:t>
-            </w:r>
-          </w:p>
-        </w:tc>
-        <w:tc>
-          <w:tcPr>
-            <w:tcW w:w="2294" w:type="dxa"/>
-            <w:vAlign w:val="center"/>
-          </w:tcPr>
-          <w:p>
-            <w:pPr>
-              <w:pStyle w:val="20"/>
-              <w:spacing w:before="13"/>
-              <w:ind w:right="15"/>
-              <w:jc w:val="both"/>
-              <w:rPr>
-                <w:rFonts w:ascii="Times New Roman" w:hAnsi="Times New Roman" w:cs="Times New Roman"/>
-                <w:b/>
-                <w:sz w:val="24"/>
-                <w:szCs w:val="24"/>
-              </w:rPr>
-            </w:pPr>
-          </w:p>
-        </w:tc>
-      </w:tr>
-      <w:tr>
-        <w:tblPrEx>
-          <w:tblCellMar>
-            <w:top w:w="0" w:type="dxa"/>
-            <w:left w:w="0" w:type="dxa"/>
-            <w:bottom w:w="0" w:type="dxa"/>
-            <w:right w:w="0" w:type="dxa"/>
-          </w:tblCellMar>
-        </w:tblPrEx>
-        <w:trPr>
-          <w:trHeight w:val="457" w:hRule="exact"/>
-          <w:jc w:val="right"/>
-        </w:trPr>
-        <w:tc>
-          <w:tcPr>
-            <w:tcW w:w="1272" w:type="dxa"/>
-            <w:vAlign w:val="center"/>
-          </w:tcPr>
-          <w:p>
-            <w:pPr>
-              <w:pStyle w:val="20"/>
-              <w:spacing w:line="341" w:lineRule="exact"/>
-              <w:ind w:left="13" w:right="165"/>
-              <w:jc w:val="both"/>
-              <w:rPr>
-                <w:rFonts w:ascii="Times New Roman" w:hAnsi="Times New Roman" w:cs="Times New Roman"/>
-                <w:b/>
-                <w:sz w:val="24"/>
-                <w:szCs w:val="24"/>
-              </w:rPr>
-            </w:pPr>
-            <w:r>
-              <w:rPr>
-                <w:rFonts w:ascii="Times New Roman" w:hAnsi="Times New Roman" w:cs="Times New Roman"/>
-                <w:b/>
-                <w:sz w:val="24"/>
-                <w:szCs w:val="24"/>
-              </w:rPr>
-              <w:t>日</w:t>
-            </w:r>
-            <w:r>
-              <w:rPr>
-                <w:rFonts w:ascii="Times New Roman" w:hAnsi="Times New Roman" w:cs="Times New Roman"/>
-                <w:b/>
-                <w:sz w:val="24"/>
-                <w:szCs w:val="24"/>
-                <w:lang w:eastAsia="zh-CN"/>
-              </w:rPr>
-              <w:t xml:space="preserve">  </w:t>
-            </w:r>
-            <w:r>
-              <w:rPr>
-                <w:rFonts w:ascii="Times New Roman" w:hAnsi="Times New Roman" w:cs="Times New Roman"/>
-                <w:b/>
-                <w:sz w:val="24"/>
-                <w:szCs w:val="24"/>
-              </w:rPr>
-              <w:t>期：</w:t>
-            </w:r>
-          </w:p>
-        </w:tc>
-        <w:tc>
-          <w:tcPr>
-            <w:tcW w:w="2040" w:type="dxa"/>
-            <w:vAlign w:val="center"/>
-          </w:tcPr>
-          <w:p>
-            <w:pPr>
-              <w:pStyle w:val="20"/>
-              <w:spacing w:line="363" w:lineRule="exact"/>
-              <w:jc w:val="both"/>
-              <w:rPr>
-                <w:rFonts w:ascii="Times New Roman" w:hAnsi="Times New Roman" w:cs="Times New Roman"/>
-                <w:sz w:val="24"/>
-                <w:szCs w:val="24"/>
-              </w:rPr>
-            </w:pPr>
-            <w:r>
-              <w:rPr>
-                <w:rFonts w:ascii="Times New Roman" w:hAnsi="Times New Roman" w:cs="Times New Roman"/>
-                <w:kern w:val="2"/>
-                <w:sz w:val="24"/>
-                <w:szCs w:val="24"/>
-                <w:lang w:eastAsia="zh-CN"/>
-              </w:rPr>
-              <w:t>{{ reportdate }}</w:t>
-            </w:r>
-          </w:p>
-        </w:tc>
-        <w:tc>
-          <w:tcPr>
-            <w:tcW w:w="1166" w:type="dxa"/>
-            <w:vAlign w:val="center"/>
-          </w:tcPr>
-          <w:p>
-            <w:pPr>
-              <w:pStyle w:val="20"/>
-              <w:spacing w:line="341" w:lineRule="exact"/>
-              <w:jc w:val="both"/>
-              <w:rPr>
-                <w:rFonts w:ascii="Times New Roman" w:hAnsi="Times New Roman" w:cs="Times New Roman"/>
-                <w:b/>
-                <w:sz w:val="24"/>
-                <w:szCs w:val="24"/>
-              </w:rPr>
-            </w:pPr>
-            <w:r>
-              <w:rPr>
-                <w:rFonts w:ascii="Times New Roman" w:hAnsi="Times New Roman" w:cs="Times New Roman"/>
-                <w:b/>
-                <w:sz w:val="24"/>
-                <w:szCs w:val="24"/>
-              </w:rPr>
-              <w:t>日</w:t>
-            </w:r>
-            <w:r>
-              <w:rPr>
-                <w:rFonts w:ascii="Times New Roman" w:hAnsi="Times New Roman" w:cs="Times New Roman"/>
-                <w:b/>
-                <w:sz w:val="24"/>
-                <w:szCs w:val="24"/>
-                <w:lang w:eastAsia="zh-CN"/>
-              </w:rPr>
-              <w:t xml:space="preserve">  </w:t>
-            </w:r>
-            <w:r>
-              <w:rPr>
-                <w:rFonts w:ascii="Times New Roman" w:hAnsi="Times New Roman" w:cs="Times New Roman"/>
-                <w:b/>
-                <w:sz w:val="24"/>
-                <w:szCs w:val="24"/>
-              </w:rPr>
-              <w:t>期：</w:t>
-            </w:r>
-          </w:p>
-        </w:tc>
-        <w:tc>
-          <w:tcPr>
-            <w:tcW w:w="2294" w:type="dxa"/>
-            <w:vAlign w:val="center"/>
-          </w:tcPr>
-          <w:p>
-            <w:pPr>
-              <w:pStyle w:val="20"/>
-              <w:spacing w:line="363" w:lineRule="exact"/>
-              <w:ind w:right="15"/>
-              <w:jc w:val="both"/>
-              <w:rPr>
-                <w:rFonts w:ascii="Times New Roman" w:hAnsi="Times New Roman" w:cs="Times New Roman"/>
-                <w:sz w:val="24"/>
-                <w:szCs w:val="24"/>
-              </w:rPr>
-            </w:pPr>
-            <w:r>
-              <w:rPr>
-                <w:rFonts w:ascii="Times New Roman" w:hAnsi="Times New Roman" w:cs="Times New Roman"/>
-                <w:kern w:val="2"/>
-                <w:sz w:val="24"/>
-                <w:szCs w:val="24"/>
-                <w:lang w:eastAsia="zh-CN"/>
-              </w:rPr>
-              <w:t>{{ reportdate }}</w:t>
-            </w:r>
-          </w:p>
-        </w:tc>
-      </w:tr>
-    </w:tbl>
-    <w:p>
-      <w:pPr>
-        <w:rPr>
-          <w:rFonts w:ascii="Times New Roman" w:hAnsi="Times New Roman" w:eastAsia="微软雅黑" w:cs="Times New Roman"/>
-          <w:sz w:val="24"/>
-          <w:szCs w:val="24"/>
-          <w:lang w:eastAsia="zh-CN"/>
-        </w:rPr>
-      </w:pPr>
-      <w:r>
-        <w:rPr>
-          <w:rFonts w:hint="eastAsia" w:ascii="Times New Roman" w:hAnsi="Times New Roman" w:eastAsia="微软雅黑" w:cs="Times New Roman"/>
-          <w:sz w:val="24"/>
-          <w:szCs w:val="24"/>
-          <w:lang w:eastAsia="zh-CN"/>
-        </w:rPr>
-        <w:t xml:space="preserve">{% endif %}{% if testedby == </w:t>
-      </w:r>
-      <w:r>
-        <w:rPr>
-          <w:rFonts w:ascii="Times New Roman" w:hAnsi="Times New Roman" w:eastAsia="微软雅黑" w:cs="Times New Roman"/>
-          <w:sz w:val="24"/>
-          <w:szCs w:val="24"/>
-          <w:lang w:eastAsia="zh-CN"/>
-        </w:rPr>
-        <w:t>“</w:t>
-      </w:r>
-      <w:r>
-        <w:rPr>
-          <w:rFonts w:hint="eastAsia" w:ascii="Times New Roman" w:hAnsi="Times New Roman" w:eastAsia="微软雅黑" w:cs="Times New Roman"/>
-          <w:sz w:val="24"/>
-          <w:szCs w:val="24"/>
-          <w:lang w:eastAsia="zh-CN"/>
-        </w:rPr>
-        <w:t>5</w:t>
-      </w:r>
-      <w:r>
-        <w:rPr>
-          <w:rFonts w:ascii="Times New Roman" w:hAnsi="Times New Roman" w:eastAsia="微软雅黑" w:cs="Times New Roman"/>
-          <w:sz w:val="24"/>
-          <w:szCs w:val="24"/>
-          <w:lang w:eastAsia="zh-CN"/>
-        </w:rPr>
-        <w:t>”</w:t>
-      </w:r>
-      <w:r>
-        <w:rPr>
-          <w:rFonts w:hint="eastAsia" w:ascii="Times New Roman" w:hAnsi="Times New Roman" w:eastAsia="微软雅黑" w:cs="Times New Roman"/>
-          <w:sz w:val="24"/>
-          <w:szCs w:val="24"/>
-          <w:lang w:eastAsia="zh-CN"/>
-        </w:rPr>
-        <w:t xml:space="preserve"> %}</w:t>
-      </w:r>
-    </w:p>
-    <w:p>
-      <w:pPr>
-        <w:rPr>
-          <w:lang w:eastAsia="zh-CN"/>
-        </w:rPr>
-      </w:pPr>
-    </w:p>
-    <w:p>
-      <w:pPr>
-        <w:rPr>
-          <w:lang w:eastAsia="zh-CN"/>
-        </w:rPr>
-      </w:pPr>
-    </w:p>
-    <w:tbl>
-      <w:tblPr>
-        <w:tblStyle w:val="36"/>
-        <w:tblW w:w="6772" w:type="dxa"/>
-        <w:jc w:val="right"/>
-        <w:tblLayout w:type="fixed"/>
-        <w:tblCellMar>
-          <w:top w:w="0" w:type="dxa"/>
-          <w:left w:w="0" w:type="dxa"/>
-          <w:bottom w:w="0" w:type="dxa"/>
-          <w:right w:w="0" w:type="dxa"/>
-        </w:tblCellMar>
-      </w:tblPr>
-      <w:tblGrid>
-        <w:gridCol w:w="1272"/>
-        <w:gridCol w:w="2040"/>
-        <w:gridCol w:w="1166"/>
-        <w:gridCol w:w="2294"/>
-      </w:tblGrid>
-      <w:tr>
-        <w:tblPrEx>
-          <w:tblCellMar>
-            <w:top w:w="0" w:type="dxa"/>
-            <w:left w:w="0" w:type="dxa"/>
-            <w:bottom w:w="0" w:type="dxa"/>
-            <w:right w:w="0" w:type="dxa"/>
-          </w:tblCellMar>
-        </w:tblPrEx>
-        <w:trPr>
-          <w:trHeight w:val="441" w:hRule="exact"/>
-          <w:jc w:val="right"/>
-        </w:trPr>
-        <w:tc>
-          <w:tcPr>
-            <w:tcW w:w="1272" w:type="dxa"/>
-            <w:vAlign w:val="center"/>
-          </w:tcPr>
-          <w:p>
-            <w:pPr>
-              <w:pStyle w:val="20"/>
-              <w:spacing w:before="13"/>
-              <w:ind w:left="13" w:right="95"/>
-              <w:jc w:val="both"/>
-              <w:rPr>
-                <w:rFonts w:ascii="Times New Roman" w:hAnsi="Times New Roman" w:cs="Times New Roman"/>
-                <w:b/>
-                <w:sz w:val="24"/>
-                <w:szCs w:val="24"/>
-              </w:rPr>
-            </w:pPr>
-            <w:r>
-              <w:rPr>
-                <w:rFonts w:ascii="Times New Roman" w:hAnsi="Times New Roman" w:cs="Times New Roman"/>
-                <w:b/>
-                <w:sz w:val="24"/>
-                <w:szCs w:val="24"/>
-              </w:rPr>
-              <w:t>检测人：</w:t>
-            </w:r>
-          </w:p>
-        </w:tc>
-        <w:tc>
-          <w:tcPr>
-            <w:tcW w:w="2040" w:type="dxa"/>
-            <w:vAlign w:val="center"/>
-          </w:tcPr>
-          <w:p>
-            <w:pPr>
-              <w:pStyle w:val="20"/>
-              <w:spacing w:before="13"/>
-              <w:jc w:val="both"/>
-              <w:rPr>
-                <w:rFonts w:ascii="Times New Roman" w:hAnsi="Times New Roman" w:cs="Times New Roman"/>
-                <w:b/>
-                <w:sz w:val="24"/>
-                <w:szCs w:val="24"/>
-              </w:rPr>
-            </w:pPr>
-          </w:p>
-        </w:tc>
-        <w:tc>
-          <w:tcPr>
-            <w:tcW w:w="1166" w:type="dxa"/>
-            <w:vAlign w:val="center"/>
-          </w:tcPr>
-          <w:p>
-            <w:pPr>
-              <w:pStyle w:val="20"/>
-              <w:spacing w:before="13"/>
-              <w:jc w:val="both"/>
-              <w:rPr>
-                <w:rFonts w:ascii="Times New Roman" w:hAnsi="Times New Roman" w:cs="Times New Roman"/>
-                <w:b/>
-                <w:sz w:val="24"/>
-                <w:szCs w:val="24"/>
-              </w:rPr>
-            </w:pPr>
-            <w:r>
-              <w:rPr>
-                <w:rFonts w:ascii="Times New Roman" w:hAnsi="Times New Roman" w:cs="Times New Roman"/>
-                <w:b/>
-                <w:sz w:val="24"/>
-                <w:szCs w:val="24"/>
-              </w:rPr>
-              <w:t>复核人</w:t>
-            </w:r>
-            <w:r>
-              <w:rPr>
-                <w:rFonts w:ascii="Times New Roman" w:hAnsi="Times New Roman" w:cs="Times New Roman"/>
-                <w:b/>
-                <w:sz w:val="24"/>
-                <w:szCs w:val="24"/>
-                <w:lang w:eastAsia="zh-CN"/>
-              </w:rPr>
-              <w:t>：</w:t>
-            </w:r>
-          </w:p>
-        </w:tc>
-        <w:tc>
-          <w:tcPr>
-            <w:tcW w:w="2294" w:type="dxa"/>
-            <w:vAlign w:val="center"/>
-          </w:tcPr>
-          <w:p>
-            <w:pPr>
-              <w:pStyle w:val="20"/>
-              <w:spacing w:before="13"/>
-              <w:ind w:right="15"/>
-              <w:jc w:val="both"/>
-              <w:rPr>
-                <w:rFonts w:ascii="Times New Roman" w:hAnsi="Times New Roman" w:cs="Times New Roman"/>
-                <w:b/>
-                <w:sz w:val="24"/>
-                <w:szCs w:val="24"/>
-              </w:rPr>
-            </w:pPr>
-          </w:p>
-        </w:tc>
-      </w:tr>
-      <w:tr>
-        <w:tblPrEx>
-          <w:tblCellMar>
-            <w:top w:w="0" w:type="dxa"/>
-            <w:left w:w="0" w:type="dxa"/>
-            <w:bottom w:w="0" w:type="dxa"/>
-            <w:right w:w="0" w:type="dxa"/>
-          </w:tblCellMar>
-        </w:tblPrEx>
-        <w:trPr>
-          <w:trHeight w:val="457" w:hRule="exact"/>
-          <w:jc w:val="right"/>
-        </w:trPr>
-        <w:tc>
-          <w:tcPr>
-            <w:tcW w:w="1272" w:type="dxa"/>
-            <w:vAlign w:val="center"/>
-          </w:tcPr>
-          <w:p>
-            <w:pPr>
-              <w:pStyle w:val="20"/>
-              <w:spacing w:line="341" w:lineRule="exact"/>
-              <w:ind w:left="13" w:right="165"/>
-              <w:jc w:val="both"/>
-              <w:rPr>
-                <w:rFonts w:ascii="Times New Roman" w:hAnsi="Times New Roman" w:cs="Times New Roman"/>
-                <w:b/>
-                <w:sz w:val="24"/>
-                <w:szCs w:val="24"/>
-              </w:rPr>
-            </w:pPr>
-            <w:r>
-              <w:rPr>
-                <w:rFonts w:ascii="Times New Roman" w:hAnsi="Times New Roman" w:cs="Times New Roman"/>
-                <w:b/>
-                <w:sz w:val="24"/>
-                <w:szCs w:val="24"/>
-              </w:rPr>
-              <w:t>日</w:t>
-            </w:r>
-            <w:r>
-              <w:rPr>
-                <w:rFonts w:ascii="Times New Roman" w:hAnsi="Times New Roman" w:cs="Times New Roman"/>
-                <w:b/>
-                <w:sz w:val="24"/>
-                <w:szCs w:val="24"/>
-                <w:lang w:eastAsia="zh-CN"/>
-              </w:rPr>
-              <w:t xml:space="preserve">  </w:t>
-            </w:r>
-            <w:r>
-              <w:rPr>
-                <w:rFonts w:ascii="Times New Roman" w:hAnsi="Times New Roman" w:cs="Times New Roman"/>
-                <w:b/>
-                <w:sz w:val="24"/>
-                <w:szCs w:val="24"/>
-              </w:rPr>
-              <w:t>期：</w:t>
-            </w:r>
-          </w:p>
-        </w:tc>
-        <w:tc>
-          <w:tcPr>
-            <w:tcW w:w="2040" w:type="dxa"/>
-            <w:vAlign w:val="center"/>
-          </w:tcPr>
-          <w:p>
-            <w:pPr>
-              <w:pStyle w:val="20"/>
-              <w:spacing w:line="363" w:lineRule="exact"/>
-              <w:jc w:val="both"/>
-              <w:rPr>
-                <w:rFonts w:ascii="Times New Roman" w:hAnsi="Times New Roman" w:cs="Times New Roman"/>
-                <w:sz w:val="24"/>
-                <w:szCs w:val="24"/>
-              </w:rPr>
-            </w:pPr>
-            <w:r>
-              <w:rPr>
-                <w:rFonts w:ascii="Times New Roman" w:hAnsi="Times New Roman" w:cs="Times New Roman"/>
-                <w:kern w:val="2"/>
-                <w:sz w:val="24"/>
-                <w:szCs w:val="24"/>
-                <w:lang w:eastAsia="zh-CN"/>
-              </w:rPr>
-              <w:t>{{ reportdate }}</w:t>
-            </w:r>
-          </w:p>
-        </w:tc>
-        <w:tc>
-          <w:tcPr>
-            <w:tcW w:w="1166" w:type="dxa"/>
-            <w:vAlign w:val="center"/>
-          </w:tcPr>
-          <w:p>
-            <w:pPr>
-              <w:pStyle w:val="20"/>
-              <w:spacing w:line="341" w:lineRule="exact"/>
-              <w:jc w:val="both"/>
-              <w:rPr>
-                <w:rFonts w:ascii="Times New Roman" w:hAnsi="Times New Roman" w:cs="Times New Roman"/>
-                <w:b/>
-                <w:sz w:val="24"/>
-                <w:szCs w:val="24"/>
-              </w:rPr>
-            </w:pPr>
-            <w:r>
-              <w:rPr>
-                <w:rFonts w:ascii="Times New Roman" w:hAnsi="Times New Roman" w:cs="Times New Roman"/>
-                <w:b/>
-                <w:sz w:val="24"/>
-                <w:szCs w:val="24"/>
-              </w:rPr>
-              <w:t>日</w:t>
-            </w:r>
-            <w:r>
-              <w:rPr>
-                <w:rFonts w:ascii="Times New Roman" w:hAnsi="Times New Roman" w:cs="Times New Roman"/>
-                <w:b/>
-                <w:sz w:val="24"/>
-                <w:szCs w:val="24"/>
-                <w:lang w:eastAsia="zh-CN"/>
-              </w:rPr>
-              <w:t xml:space="preserve">  </w:t>
-            </w:r>
-            <w:r>
-              <w:rPr>
-                <w:rFonts w:ascii="Times New Roman" w:hAnsi="Times New Roman" w:cs="Times New Roman"/>
-                <w:b/>
-                <w:sz w:val="24"/>
-                <w:szCs w:val="24"/>
-              </w:rPr>
-              <w:t>期：</w:t>
-            </w:r>
-          </w:p>
-        </w:tc>
-        <w:tc>
-          <w:tcPr>
-            <w:tcW w:w="2294" w:type="dxa"/>
-            <w:vAlign w:val="center"/>
-          </w:tcPr>
-          <w:p>
-            <w:pPr>
-              <w:pStyle w:val="20"/>
-              <w:spacing w:line="363" w:lineRule="exact"/>
-              <w:ind w:right="15"/>
-              <w:jc w:val="both"/>
-              <w:rPr>
-                <w:rFonts w:ascii="Times New Roman" w:hAnsi="Times New Roman" w:cs="Times New Roman"/>
-                <w:sz w:val="24"/>
-                <w:szCs w:val="24"/>
-              </w:rPr>
-            </w:pPr>
-            <w:r>
-              <w:rPr>
-                <w:rFonts w:ascii="Times New Roman" w:hAnsi="Times New Roman" w:cs="Times New Roman"/>
-                <w:kern w:val="2"/>
-                <w:sz w:val="24"/>
-                <w:szCs w:val="24"/>
-                <w:lang w:eastAsia="zh-CN"/>
-              </w:rPr>
-              <w:t>{{ reportdate }}</w:t>
-            </w:r>
-          </w:p>
-        </w:tc>
-      </w:tr>
-    </w:tbl>
-    <w:p>
-      <w:pPr>
-        <w:rPr>
-          <w:rFonts w:ascii="Times New Roman" w:hAnsi="Times New Roman" w:eastAsia="微软雅黑" w:cs="Times New Roman"/>
-          <w:sz w:val="24"/>
-          <w:szCs w:val="24"/>
-          <w:lang w:eastAsia="zh-CN"/>
-        </w:rPr>
-      </w:pPr>
-      <w:r>
-        <w:rPr>
-          <w:rFonts w:hint="eastAsia" w:ascii="Times New Roman" w:hAnsi="Times New Roman" w:eastAsia="微软雅黑" w:cs="Times New Roman"/>
-          <w:sz w:val="24"/>
-          <w:szCs w:val="24"/>
-          <w:lang w:eastAsia="zh-CN"/>
-        </w:rPr>
-        <w:t xml:space="preserve">{% endif %}{% if testedby == </w:t>
-      </w:r>
-      <w:r>
-        <w:rPr>
-          <w:rFonts w:ascii="Times New Roman" w:hAnsi="Times New Roman" w:eastAsia="微软雅黑" w:cs="Times New Roman"/>
-          <w:sz w:val="24"/>
-          <w:szCs w:val="24"/>
-          <w:lang w:eastAsia="zh-CN"/>
-        </w:rPr>
-        <w:t>“</w:t>
-      </w:r>
-      <w:r>
-        <w:rPr>
-          <w:rFonts w:hint="eastAsia" w:ascii="Times New Roman" w:hAnsi="Times New Roman" w:eastAsia="微软雅黑" w:cs="Times New Roman"/>
-          <w:sz w:val="24"/>
-          <w:szCs w:val="24"/>
-          <w:lang w:eastAsia="zh-CN"/>
-        </w:rPr>
-        <w:t>6</w:t>
-      </w:r>
-      <w:r>
-        <w:rPr>
-          <w:rFonts w:ascii="Times New Roman" w:hAnsi="Times New Roman" w:eastAsia="微软雅黑" w:cs="Times New Roman"/>
-          <w:sz w:val="24"/>
-          <w:szCs w:val="24"/>
-          <w:lang w:eastAsia="zh-CN"/>
-        </w:rPr>
-        <w:t>”</w:t>
-      </w:r>
-      <w:r>
-        <w:rPr>
-          <w:rFonts w:hint="eastAsia" w:ascii="Times New Roman" w:hAnsi="Times New Roman" w:eastAsia="微软雅黑" w:cs="Times New Roman"/>
-          <w:sz w:val="24"/>
-          <w:szCs w:val="24"/>
-          <w:lang w:eastAsia="zh-CN"/>
-        </w:rPr>
-        <w:t xml:space="preserve"> %}</w:t>
-      </w:r>
-    </w:p>
-    <w:p>
-      <w:pPr>
-        <w:rPr>
-          <w:rFonts w:ascii="Times New Roman" w:hAnsi="Times New Roman" w:eastAsia="微软雅黑" w:cs="Times New Roman"/>
-          <w:sz w:val="24"/>
-          <w:szCs w:val="24"/>
-          <w:lang w:eastAsia="zh-CN"/>
-        </w:rPr>
-      </w:pPr>
-    </w:p>
-    <w:p>
-      <w:pPr>
-        <w:rPr>
-          <w:rFonts w:ascii="Times New Roman" w:hAnsi="Times New Roman" w:eastAsia="微软雅黑" w:cs="Times New Roman"/>
-          <w:sz w:val="24"/>
-          <w:szCs w:val="24"/>
-          <w:lang w:eastAsia="zh-CN"/>
-        </w:rPr>
-      </w:pPr>
-    </w:p>
-    <w:tbl>
-      <w:tblPr>
-        <w:tblStyle w:val="36"/>
-        <w:tblW w:w="6772" w:type="dxa"/>
-        <w:jc w:val="right"/>
-        <w:tblLayout w:type="fixed"/>
-        <w:tblCellMar>
-          <w:top w:w="0" w:type="dxa"/>
-          <w:left w:w="0" w:type="dxa"/>
-          <w:bottom w:w="0" w:type="dxa"/>
-          <w:right w:w="0" w:type="dxa"/>
-        </w:tblCellMar>
-      </w:tblPr>
-      <w:tblGrid>
-        <w:gridCol w:w="1272"/>
-        <w:gridCol w:w="2040"/>
-        <w:gridCol w:w="1166"/>
-        <w:gridCol w:w="2294"/>
-      </w:tblGrid>
-      <w:tr>
-        <w:tblPrEx>
-          <w:tblCellMar>
-            <w:top w:w="0" w:type="dxa"/>
-            <w:left w:w="0" w:type="dxa"/>
-            <w:bottom w:w="0" w:type="dxa"/>
-            <w:right w:w="0" w:type="dxa"/>
-          </w:tblCellMar>
-        </w:tblPrEx>
-        <w:trPr>
-          <w:trHeight w:val="441" w:hRule="exact"/>
-          <w:jc w:val="right"/>
-        </w:trPr>
-        <w:tc>
-          <w:tcPr>
-            <w:tcW w:w="1272" w:type="dxa"/>
-            <w:vAlign w:val="center"/>
-          </w:tcPr>
-          <w:p>
-            <w:pPr>
-              <w:pStyle w:val="20"/>
-              <w:spacing w:before="13"/>
-              <w:ind w:left="13" w:right="95"/>
-              <w:jc w:val="both"/>
-              <w:rPr>
-                <w:rFonts w:ascii="Times New Roman" w:hAnsi="Times New Roman" w:cs="Times New Roman"/>
-                <w:b/>
-                <w:sz w:val="24"/>
-                <w:szCs w:val="24"/>
-              </w:rPr>
-            </w:pPr>
-            <w:r>
-              <w:rPr>
-                <w:rFonts w:ascii="Times New Roman" w:hAnsi="Times New Roman" w:cs="Times New Roman"/>
-                <w:b/>
-                <w:sz w:val="24"/>
-                <w:szCs w:val="24"/>
-              </w:rPr>
-              <w:t>检测人：</w:t>
-            </w:r>
-          </w:p>
-        </w:tc>
-        <w:tc>
-          <w:tcPr>
-            <w:tcW w:w="2040" w:type="dxa"/>
-            <w:vAlign w:val="center"/>
-          </w:tcPr>
-          <w:p>
-            <w:pPr>
-              <w:pStyle w:val="20"/>
-              <w:spacing w:before="13"/>
-              <w:jc w:val="both"/>
-              <w:rPr>
-                <w:rFonts w:ascii="Times New Roman" w:hAnsi="Times New Roman" w:cs="Times New Roman"/>
-                <w:b/>
-                <w:sz w:val="24"/>
-                <w:szCs w:val="24"/>
-              </w:rPr>
-            </w:pPr>
-          </w:p>
-        </w:tc>
-        <w:tc>
-          <w:tcPr>
-            <w:tcW w:w="1166" w:type="dxa"/>
-            <w:vAlign w:val="center"/>
-          </w:tcPr>
-          <w:p>
-            <w:pPr>
-              <w:pStyle w:val="20"/>
-              <w:spacing w:before="13"/>
-              <w:jc w:val="both"/>
-              <w:rPr>
-                <w:rFonts w:ascii="Times New Roman" w:hAnsi="Times New Roman" w:cs="Times New Roman"/>
-                <w:b/>
-                <w:sz w:val="24"/>
-                <w:szCs w:val="24"/>
-              </w:rPr>
-            </w:pPr>
-            <w:r>
-              <w:rPr>
-                <w:rFonts w:ascii="Times New Roman" w:hAnsi="Times New Roman" w:cs="Times New Roman"/>
-                <w:b/>
-                <w:sz w:val="24"/>
-                <w:szCs w:val="24"/>
-              </w:rPr>
-              <w:t>复核人</w:t>
-            </w:r>
-            <w:r>
-              <w:rPr>
-                <w:rFonts w:ascii="Times New Roman" w:hAnsi="Times New Roman" w:cs="Times New Roman"/>
-                <w:b/>
-                <w:sz w:val="24"/>
-                <w:szCs w:val="24"/>
-                <w:lang w:eastAsia="zh-CN"/>
-              </w:rPr>
-              <w:t>：</w:t>
-            </w:r>
-          </w:p>
-        </w:tc>
-        <w:tc>
-          <w:tcPr>
-            <w:tcW w:w="2294" w:type="dxa"/>
-            <w:vAlign w:val="center"/>
-          </w:tcPr>
-          <w:p>
-            <w:pPr>
-              <w:pStyle w:val="20"/>
-              <w:spacing w:before="13"/>
-              <w:ind w:right="15"/>
-              <w:jc w:val="both"/>
-              <w:rPr>
-                <w:rFonts w:ascii="Times New Roman" w:hAnsi="Times New Roman" w:cs="Times New Roman"/>
-                <w:b/>
-                <w:sz w:val="24"/>
-                <w:szCs w:val="24"/>
-              </w:rPr>
-            </w:pPr>
-          </w:p>
-        </w:tc>
-      </w:tr>
-      <w:tr>
-        <w:tblPrEx>
-          <w:tblCellMar>
-            <w:top w:w="0" w:type="dxa"/>
-            <w:left w:w="0" w:type="dxa"/>
-            <w:bottom w:w="0" w:type="dxa"/>
-            <w:right w:w="0" w:type="dxa"/>
-          </w:tblCellMar>
-        </w:tblPrEx>
-        <w:trPr>
-          <w:trHeight w:val="457" w:hRule="exact"/>
-          <w:jc w:val="right"/>
-        </w:trPr>
-        <w:tc>
-          <w:tcPr>
-            <w:tcW w:w="1272" w:type="dxa"/>
-            <w:vAlign w:val="center"/>
-          </w:tcPr>
-          <w:p>
-            <w:pPr>
-              <w:pStyle w:val="20"/>
-              <w:spacing w:line="341" w:lineRule="exact"/>
-              <w:ind w:left="13" w:right="165"/>
-              <w:jc w:val="both"/>
-              <w:rPr>
-                <w:rFonts w:ascii="Times New Roman" w:hAnsi="Times New Roman" w:cs="Times New Roman"/>
-                <w:b/>
-                <w:sz w:val="24"/>
-                <w:szCs w:val="24"/>
-              </w:rPr>
-            </w:pPr>
-            <w:r>
-              <w:rPr>
-                <w:rFonts w:ascii="Times New Roman" w:hAnsi="Times New Roman" w:cs="Times New Roman"/>
-                <w:b/>
-                <w:sz w:val="24"/>
-                <w:szCs w:val="24"/>
-              </w:rPr>
-              <w:t>日</w:t>
-            </w:r>
-            <w:r>
-              <w:rPr>
-                <w:rFonts w:ascii="Times New Roman" w:hAnsi="Times New Roman" w:cs="Times New Roman"/>
-                <w:b/>
-                <w:sz w:val="24"/>
-                <w:szCs w:val="24"/>
-                <w:lang w:eastAsia="zh-CN"/>
-              </w:rPr>
-              <w:t xml:space="preserve">  </w:t>
-            </w:r>
-            <w:r>
-              <w:rPr>
-                <w:rFonts w:ascii="Times New Roman" w:hAnsi="Times New Roman" w:cs="Times New Roman"/>
-                <w:b/>
-                <w:sz w:val="24"/>
-                <w:szCs w:val="24"/>
-              </w:rPr>
-              <w:t>期：</w:t>
-            </w:r>
-          </w:p>
-        </w:tc>
-        <w:tc>
-          <w:tcPr>
-            <w:tcW w:w="2040" w:type="dxa"/>
-            <w:vAlign w:val="center"/>
-          </w:tcPr>
-          <w:p>
-            <w:pPr>
-              <w:pStyle w:val="20"/>
-              <w:spacing w:line="363" w:lineRule="exact"/>
-              <w:jc w:val="both"/>
-              <w:rPr>
-                <w:rFonts w:ascii="Times New Roman" w:hAnsi="Times New Roman" w:cs="Times New Roman"/>
-                <w:sz w:val="24"/>
-                <w:szCs w:val="24"/>
-              </w:rPr>
-            </w:pPr>
-            <w:r>
-              <w:rPr>
-                <w:rFonts w:ascii="Times New Roman" w:hAnsi="Times New Roman" w:cs="Times New Roman"/>
-                <w:kern w:val="2"/>
-                <w:sz w:val="24"/>
-                <w:szCs w:val="24"/>
-                <w:lang w:eastAsia="zh-CN"/>
-              </w:rPr>
-              <w:t>{{ reportdate }}</w:t>
-            </w:r>
-          </w:p>
-        </w:tc>
-        <w:tc>
-          <w:tcPr>
-            <w:tcW w:w="1166" w:type="dxa"/>
-            <w:vAlign w:val="center"/>
-          </w:tcPr>
-          <w:p>
-            <w:pPr>
-              <w:pStyle w:val="20"/>
-              <w:spacing w:line="341" w:lineRule="exact"/>
-              <w:jc w:val="both"/>
-              <w:rPr>
-                <w:rFonts w:ascii="Times New Roman" w:hAnsi="Times New Roman" w:cs="Times New Roman"/>
-                <w:b/>
-                <w:sz w:val="24"/>
-                <w:szCs w:val="24"/>
-              </w:rPr>
-            </w:pPr>
-            <w:r>
-              <w:rPr>
-                <w:rFonts w:ascii="Times New Roman" w:hAnsi="Times New Roman" w:cs="Times New Roman"/>
-                <w:b/>
-                <w:sz w:val="24"/>
-                <w:szCs w:val="24"/>
-              </w:rPr>
-              <w:t>日</w:t>
-            </w:r>
-            <w:r>
-              <w:rPr>
-                <w:rFonts w:ascii="Times New Roman" w:hAnsi="Times New Roman" w:cs="Times New Roman"/>
-                <w:b/>
-                <w:sz w:val="24"/>
-                <w:szCs w:val="24"/>
-                <w:lang w:eastAsia="zh-CN"/>
-              </w:rPr>
-              <w:t xml:space="preserve">  </w:t>
-            </w:r>
-            <w:r>
-              <w:rPr>
-                <w:rFonts w:ascii="Times New Roman" w:hAnsi="Times New Roman" w:cs="Times New Roman"/>
-                <w:b/>
-                <w:sz w:val="24"/>
-                <w:szCs w:val="24"/>
-              </w:rPr>
-              <w:t>期：</w:t>
-            </w:r>
-          </w:p>
-        </w:tc>
-        <w:tc>
-          <w:tcPr>
-            <w:tcW w:w="2294" w:type="dxa"/>
-            <w:vAlign w:val="center"/>
-          </w:tcPr>
-          <w:p>
-            <w:pPr>
-              <w:pStyle w:val="20"/>
-              <w:spacing w:line="363" w:lineRule="exact"/>
-              <w:ind w:right="15"/>
-              <w:jc w:val="both"/>
-              <w:rPr>
-                <w:rFonts w:ascii="Times New Roman" w:hAnsi="Times New Roman" w:cs="Times New Roman"/>
-                <w:sz w:val="24"/>
-                <w:szCs w:val="24"/>
-              </w:rPr>
-            </w:pPr>
-            <w:r>
-              <w:rPr>
-                <w:rFonts w:ascii="Times New Roman" w:hAnsi="Times New Roman" w:cs="Times New Roman"/>
-                <w:kern w:val="2"/>
-                <w:sz w:val="24"/>
-                <w:szCs w:val="24"/>
-                <w:lang w:eastAsia="zh-CN"/>
-              </w:rPr>
-              <w:t>{{ reportdate }}</w:t>
-            </w:r>
-          </w:p>
-        </w:tc>
-      </w:tr>
-    </w:tbl>
     <w:p>
       <w:pPr>
         <w:rPr>
@@ -7882,15 +5566,6 @@
       </w:pPr>
       <w:r>
         <w:rPr>
-          <w:rFonts w:hint="eastAsia" w:ascii="Times New Roman" w:hAnsi="Times New Roman" w:eastAsia="微软雅黑" w:cs="Times New Roman"/>
-          <w:sz w:val="24"/>
-          <w:szCs w:val="24"/>
-          <w:lang w:eastAsia="zh-CN"/>
-        </w:rPr>
-        <w:t>{% endif %}</w:t>
-      </w:r>
-      <w:r>
-        <w:rPr>
           <w:rFonts w:ascii="Times New Roman" w:hAnsi="Times New Roman" w:eastAsia="微软雅黑" w:cs="黑体"/>
           <w:b/>
           <w:bCs/>
@@ -7902,8 +5577,8 @@
         <w:br w:type="page"/>
       </w:r>
     </w:p>
-    <w:bookmarkEnd w:id="47"/>
-    <w:bookmarkEnd w:id="48"/>
+    <w:bookmarkEnd w:id="44"/>
+    <w:bookmarkEnd w:id="45"/>
     <w:p>
       <w:pPr>
         <w:pStyle w:val="3"/>
@@ -7921,6 +5596,7 @@
           <w:lang w:val="en-US" w:eastAsia="zh-CN"/>
         </w:rPr>
       </w:pPr>
+      <w:bookmarkStart w:id="49" w:name="_Toc10823"/>
       <w:r>
         <w:rPr>
           <w:rFonts w:hint="eastAsia"/>
@@ -7931,10 +5607,10 @@
         </w:rPr>
         <w:t>基因检测详情</w:t>
       </w:r>
-      <w:bookmarkEnd w:id="43"/>
-      <w:bookmarkEnd w:id="44"/>
-      <w:bookmarkEnd w:id="45"/>
       <w:bookmarkEnd w:id="46"/>
+      <w:bookmarkEnd w:id="47"/>
+      <w:bookmarkEnd w:id="48"/>
+      <w:bookmarkEnd w:id="49"/>
     </w:p>
     <w:tbl>
       <w:tblPr>
@@ -11491,7 +9167,7 @@
         </w:rPr>
         <w:br w:type="page"/>
       </w:r>
-      <w:bookmarkStart w:id="49" w:name="_Toc16977"/>
+      <w:bookmarkStart w:id="50" w:name="_Toc7348"/>
       <w:r>
         <w:rPr>
           <w:rStyle w:val="43"/>
@@ -11504,7 +9180,7 @@
         <w:t>实时荧光定量PCR基因表达检测结果图</w:t>
       </w:r>
     </w:p>
-    <w:bookmarkEnd w:id="49"/>
+    <w:bookmarkEnd w:id="50"/>
     <w:p>
       <w:pPr>
         <w:spacing w:before="29" w:line="360" w:lineRule="auto"/>
@@ -11889,8 +9565,8 @@
           <w:lang w:eastAsia="zh-CN"/>
         </w:rPr>
       </w:pPr>
-      <w:bookmarkStart w:id="50" w:name="_Toc81251351"/>
       <w:bookmarkStart w:id="51" w:name="_Toc81326589"/>
+      <w:bookmarkStart w:id="52" w:name="_Toc81251351"/>
       <w:r>
         <w:rPr>
           <w:rFonts w:hint="eastAsia" w:ascii="Times New Roman" w:hAnsi="Times New Roman" w:eastAsia="微软雅黑" w:cs="Times New Roman"/>
@@ -11954,12 +9630,12 @@
           <w:lang w:val="en-US" w:eastAsia="zh-CN"/>
         </w:rPr>
       </w:pPr>
-      <w:bookmarkStart w:id="52" w:name="_Toc10223"/>
-      <w:bookmarkStart w:id="53" w:name="_Toc20034"/>
-      <w:bookmarkStart w:id="54" w:name="_Toc6972"/>
-      <w:bookmarkStart w:id="55" w:name="_Toc25849"/>
-      <w:bookmarkStart w:id="56" w:name="_Toc106719764"/>
-      <w:bookmarkStart w:id="57" w:name="_Toc2290"/>
+      <w:bookmarkStart w:id="53" w:name="_Toc6972"/>
+      <w:bookmarkStart w:id="54" w:name="_Toc10223"/>
+      <w:bookmarkStart w:id="55" w:name="_Toc106719764"/>
+      <w:bookmarkStart w:id="56" w:name="_Toc20034"/>
+      <w:bookmarkStart w:id="57" w:name="_Toc26341"/>
+      <w:bookmarkStart w:id="58" w:name="_Toc25849"/>
       <w:r>
         <w:rPr>
           <w:rFonts w:hint="eastAsia"/>
@@ -11970,12 +9646,12 @@
         </w:rPr>
         <w:t>PD-L1检测结果</w:t>
       </w:r>
-      <w:bookmarkEnd w:id="52"/>
       <w:bookmarkEnd w:id="53"/>
       <w:bookmarkEnd w:id="54"/>
       <w:bookmarkEnd w:id="55"/>
       <w:bookmarkEnd w:id="56"/>
       <w:bookmarkEnd w:id="57"/>
+      <w:bookmarkEnd w:id="58"/>
     </w:p>
     <w:p>
       <w:pPr>
@@ -14442,6 +12118,12 @@
             <w:insideH w:val="single" w:color="62B541" w:sz="4" w:space="0"/>
             <w:insideV w:val="single" w:color="62B541" w:sz="4" w:space="0"/>
           </w:tblBorders>
+          <w:tblCellMar>
+            <w:top w:w="0" w:type="dxa"/>
+            <w:left w:w="0" w:type="dxa"/>
+            <w:bottom w:w="0" w:type="dxa"/>
+            <w:right w:w="0" w:type="dxa"/>
+          </w:tblCellMar>
         </w:tblPrEx>
         <w:trPr>
           <w:trHeight w:val="510" w:hRule="atLeast"/>
@@ -15207,7 +12889,7 @@
           </w14:shadow>
         </w:rPr>
       </w:pPr>
-      <w:bookmarkStart w:id="58" w:name="_Toc23315"/>
+      <w:bookmarkStart w:id="59" w:name="_Toc3029"/>
       <w:r>
         <w:rPr>
           <w:rFonts w:hint="eastAsia" w:ascii="Times New Roman" w:hAnsi="Times New Roman" w:eastAsia="微软雅黑" w:cs="黑体"/>
@@ -15225,9 +12907,9 @@
         </w:rPr>
         <w:t>基因检测结果解析</w:t>
       </w:r>
-      <w:bookmarkEnd w:id="50"/>
       <w:bookmarkEnd w:id="51"/>
-      <w:bookmarkEnd w:id="58"/>
+      <w:bookmarkEnd w:id="52"/>
+      <w:bookmarkEnd w:id="59"/>
     </w:p>
     <w:p>
       <w:pPr>
@@ -15272,12 +12954,13 @@
           <w:lang w:val="en-US" w:eastAsia="zh-CN" w:bidi="ar"/>
         </w:rPr>
       </w:pPr>
-      <w:bookmarkStart w:id="59" w:name="_Toc15964"/>
-      <w:bookmarkStart w:id="60" w:name="_Toc21629"/>
-      <w:bookmarkStart w:id="61" w:name="_Toc22229"/>
-      <w:bookmarkStart w:id="62" w:name="_Toc6632"/>
-      <w:bookmarkStart w:id="63" w:name="_Toc27020"/>
-      <w:bookmarkStart w:id="64" w:name="_Toc663"/>
+      <w:bookmarkStart w:id="60" w:name="_Toc15964"/>
+      <w:bookmarkStart w:id="61" w:name="_Toc27020"/>
+      <w:bookmarkStart w:id="62" w:name="_Toc6826"/>
+      <w:bookmarkStart w:id="63" w:name="_Toc663"/>
+      <w:bookmarkStart w:id="64" w:name="_Toc6632"/>
+      <w:bookmarkStart w:id="65" w:name="_Toc21629"/>
+      <w:bookmarkStart w:id="66" w:name="_Toc22229"/>
       <w:r>
         <w:rPr>
           <w:rFonts w:hint="eastAsia" w:ascii="微软雅黑" w:hAnsi="微软雅黑" w:eastAsia="微软雅黑" w:cs="微软雅黑"/>
@@ -15289,12 +12972,13 @@
         </w:rPr>
         <w:t>复发风险预测</w:t>
       </w:r>
-      <w:bookmarkEnd w:id="59"/>
       <w:bookmarkEnd w:id="60"/>
       <w:bookmarkEnd w:id="61"/>
       <w:bookmarkEnd w:id="62"/>
       <w:bookmarkEnd w:id="63"/>
       <w:bookmarkEnd w:id="64"/>
+      <w:bookmarkEnd w:id="65"/>
+      <w:bookmarkEnd w:id="66"/>
     </w:p>
     <w:p>
       <w:pPr>
@@ -15567,12 +13251,13 @@
           <w:lang w:val="en-US" w:eastAsia="zh-CN" w:bidi="ar"/>
         </w:rPr>
       </w:pPr>
-      <w:bookmarkStart w:id="65" w:name="_Toc8282"/>
-      <w:bookmarkStart w:id="66" w:name="_Toc30450"/>
       <w:bookmarkStart w:id="67" w:name="_Toc6779"/>
-      <w:bookmarkStart w:id="68" w:name="_Toc8902"/>
+      <w:bookmarkStart w:id="68" w:name="_Toc30450"/>
       <w:bookmarkStart w:id="69" w:name="_Toc30210"/>
-      <w:bookmarkStart w:id="70" w:name="_Toc17032"/>
+      <w:bookmarkStart w:id="70" w:name="_Toc8282"/>
+      <w:bookmarkStart w:id="71" w:name="_Toc8902"/>
+      <w:bookmarkStart w:id="72" w:name="_Toc17032"/>
+      <w:bookmarkStart w:id="73" w:name="_Toc7346"/>
       <w:r>
         <w:rPr>
           <w:rFonts w:hint="eastAsia" w:ascii="微软雅黑" w:hAnsi="微软雅黑" w:eastAsia="微软雅黑" w:cs="微软雅黑"/>
@@ -15584,12 +13269,13 @@
         </w:rPr>
         <w:t>化疗获益预测</w:t>
       </w:r>
-      <w:bookmarkEnd w:id="65"/>
-      <w:bookmarkEnd w:id="66"/>
       <w:bookmarkEnd w:id="67"/>
       <w:bookmarkEnd w:id="68"/>
       <w:bookmarkEnd w:id="69"/>
       <w:bookmarkEnd w:id="70"/>
+      <w:bookmarkEnd w:id="71"/>
+      <w:bookmarkEnd w:id="72"/>
+      <w:bookmarkEnd w:id="73"/>
     </w:p>
     <w:tbl>
       <w:tblPr>
@@ -15631,12 +13317,6 @@
             <w:insideH w:val="single" w:color="A4A4A4" w:sz="4" w:space="0"/>
             <w:insideV w:val="single" w:color="A4A4A4" w:sz="4" w:space="0"/>
           </w:tblBorders>
-          <w:tblCellMar>
-            <w:top w:w="0" w:type="dxa"/>
-            <w:left w:w="108" w:type="dxa"/>
-            <w:bottom w:w="0" w:type="dxa"/>
-            <w:right w:w="108" w:type="dxa"/>
-          </w:tblCellMar>
         </w:tblPrEx>
         <w:trPr>
           <w:trHeight w:val="258" w:hRule="atLeast"/>
@@ -17144,8 +14824,8 @@
           </w14:shadow>
         </w:rPr>
       </w:pPr>
-      <w:bookmarkStart w:id="71" w:name="_Toc81326590"/>
-      <w:bookmarkStart w:id="72" w:name="_Toc28332"/>
+      <w:bookmarkStart w:id="74" w:name="_Toc81326590"/>
+      <w:bookmarkStart w:id="75" w:name="_Toc21685"/>
       <w:r>
         <w:rPr>
           <w:rFonts w:hint="eastAsia" w:ascii="Times New Roman" w:hAnsi="Times New Roman" w:eastAsia="微软雅黑" w:cs="黑体"/>
@@ -17163,8 +14843,8 @@
         </w:rPr>
         <w:t>结果解释说明</w:t>
       </w:r>
-      <w:bookmarkEnd w:id="71"/>
-      <w:bookmarkEnd w:id="72"/>
+      <w:bookmarkEnd w:id="74"/>
+      <w:bookmarkEnd w:id="75"/>
     </w:p>
     <w:p>
       <w:pPr>
@@ -17185,12 +14865,13 @@
           <w:lang w:val="en-US" w:eastAsia="zh-CN" w:bidi="ar"/>
         </w:rPr>
       </w:pPr>
-      <w:bookmarkStart w:id="73" w:name="_Toc7994"/>
-      <w:bookmarkStart w:id="74" w:name="_Toc24511"/>
-      <w:bookmarkStart w:id="75" w:name="_Toc14341"/>
-      <w:bookmarkStart w:id="76" w:name="_Toc32156"/>
-      <w:bookmarkStart w:id="77" w:name="_Toc7932"/>
-      <w:bookmarkStart w:id="78" w:name="_Toc19396"/>
+      <w:bookmarkStart w:id="76" w:name="_Toc24511"/>
+      <w:bookmarkStart w:id="77" w:name="_Toc19396"/>
+      <w:bookmarkStart w:id="78" w:name="_Toc7932"/>
+      <w:bookmarkStart w:id="79" w:name="_Toc7994"/>
+      <w:bookmarkStart w:id="80" w:name="_Toc21833"/>
+      <w:bookmarkStart w:id="81" w:name="_Toc14341"/>
+      <w:bookmarkStart w:id="82" w:name="_Toc32156"/>
       <w:r>
         <w:rPr>
           <w:rFonts w:hint="eastAsia" w:ascii="微软雅黑" w:hAnsi="微软雅黑" w:eastAsia="微软雅黑" w:cs="微软雅黑"/>
@@ -17202,12 +14883,13 @@
         </w:rPr>
         <w:t>1.预后情况分析</w:t>
       </w:r>
-      <w:bookmarkEnd w:id="73"/>
-      <w:bookmarkEnd w:id="74"/>
-      <w:bookmarkEnd w:id="75"/>
       <w:bookmarkEnd w:id="76"/>
       <w:bookmarkEnd w:id="77"/>
       <w:bookmarkEnd w:id="78"/>
+      <w:bookmarkEnd w:id="79"/>
+      <w:bookmarkEnd w:id="80"/>
+      <w:bookmarkEnd w:id="81"/>
+      <w:bookmarkEnd w:id="82"/>
     </w:p>
     <w:p>
       <w:pPr>
@@ -17689,12 +15371,13 @@
           <w:lang w:val="en-US" w:eastAsia="zh-CN" w:bidi="ar"/>
         </w:rPr>
       </w:pPr>
-      <w:bookmarkStart w:id="79" w:name="_Toc4414"/>
-      <w:bookmarkStart w:id="80" w:name="_Toc19443"/>
-      <w:bookmarkStart w:id="81" w:name="_Toc32153"/>
-      <w:bookmarkStart w:id="82" w:name="_Toc15763"/>
       <w:bookmarkStart w:id="83" w:name="_Toc13439"/>
       <w:bookmarkStart w:id="84" w:name="_Toc18423"/>
+      <w:bookmarkStart w:id="85" w:name="_Toc19443"/>
+      <w:bookmarkStart w:id="86" w:name="_Toc15763"/>
+      <w:bookmarkStart w:id="87" w:name="_Toc32153"/>
+      <w:bookmarkStart w:id="88" w:name="_Toc4414"/>
+      <w:bookmarkStart w:id="89" w:name="_Toc28903"/>
       <w:r>
         <w:rPr>
           <w:rFonts w:hint="eastAsia" w:ascii="微软雅黑" w:hAnsi="微软雅黑" w:eastAsia="微软雅黑" w:cs="微软雅黑"/>
@@ -17706,12 +15389,13 @@
         </w:rPr>
         <w:t>2.化疗获益分析</w:t>
       </w:r>
-      <w:bookmarkEnd w:id="79"/>
-      <w:bookmarkEnd w:id="80"/>
-      <w:bookmarkEnd w:id="81"/>
-      <w:bookmarkEnd w:id="82"/>
       <w:bookmarkEnd w:id="83"/>
       <w:bookmarkEnd w:id="84"/>
+      <w:bookmarkEnd w:id="85"/>
+      <w:bookmarkEnd w:id="86"/>
+      <w:bookmarkEnd w:id="87"/>
+      <w:bookmarkEnd w:id="88"/>
+      <w:bookmarkEnd w:id="89"/>
     </w:p>
     <w:p>
       <w:pPr>
@@ -19081,9 +16765,9 @@
           </w14:shadow>
         </w:rPr>
       </w:pPr>
-      <w:bookmarkStart w:id="85" w:name="_Toc81326587"/>
-      <w:bookmarkStart w:id="86" w:name="_Toc26420"/>
-      <w:bookmarkStart w:id="87" w:name="_Toc81251349"/>
+      <w:bookmarkStart w:id="90" w:name="_Toc16489"/>
+      <w:bookmarkStart w:id="91" w:name="_Toc81326587"/>
+      <w:bookmarkStart w:id="92" w:name="_Toc81251349"/>
       <w:r>
         <w:rPr>
           <w:rFonts w:hint="eastAsia" w:ascii="Times New Roman" w:hAnsi="Times New Roman"/>
@@ -19097,9 +16781,9 @@
         </w:rPr>
         <w:t>检测基因列表</w:t>
       </w:r>
-      <w:bookmarkEnd w:id="85"/>
-      <w:bookmarkEnd w:id="86"/>
-      <w:bookmarkEnd w:id="87"/>
+      <w:bookmarkEnd w:id="90"/>
+      <w:bookmarkEnd w:id="91"/>
+      <w:bookmarkEnd w:id="92"/>
     </w:p>
     <w:tbl>
       <w:tblPr>
@@ -19739,17 +17423,17 @@
           </w14:shadow>
         </w:rPr>
       </w:pPr>
-      <w:bookmarkStart w:id="88" w:name="_Toc19584_WPSOffice_Level1"/>
-      <w:bookmarkStart w:id="89" w:name="_Toc22623"/>
-      <w:bookmarkStart w:id="90" w:name="_Toc107825571"/>
-      <w:bookmarkStart w:id="91" w:name="_Toc21361"/>
-      <w:bookmarkStart w:id="92" w:name="_Toc17792_WPSOffice_Level2"/>
-      <w:bookmarkStart w:id="93" w:name="_Toc9662"/>
-      <w:bookmarkStart w:id="94" w:name="_Toc22162_WPSOffice_Level1"/>
-      <w:bookmarkStart w:id="95" w:name="_Toc16927"/>
-      <w:bookmarkStart w:id="96" w:name="_Toc24017"/>
-      <w:bookmarkStart w:id="97" w:name="_Toc13275"/>
-      <w:bookmarkStart w:id="98" w:name="_Toc14611_WPSOffice_Level1"/>
+      <w:bookmarkStart w:id="93" w:name="_Toc21361"/>
+      <w:bookmarkStart w:id="94" w:name="_Toc107825571"/>
+      <w:bookmarkStart w:id="95" w:name="_Toc14611_WPSOffice_Level1"/>
+      <w:bookmarkStart w:id="96" w:name="_Toc22623"/>
+      <w:bookmarkStart w:id="97" w:name="_Toc22162_WPSOffice_Level1"/>
+      <w:bookmarkStart w:id="98" w:name="_Toc19584_WPSOffice_Level1"/>
+      <w:bookmarkStart w:id="99" w:name="_Toc9662"/>
+      <w:bookmarkStart w:id="100" w:name="_Toc16927"/>
+      <w:bookmarkStart w:id="101" w:name="_Toc17792_WPSOffice_Level2"/>
+      <w:bookmarkStart w:id="102" w:name="_Toc13275"/>
+      <w:bookmarkStart w:id="103" w:name="_Toc15230"/>
       <w:r>
         <w:rPr>
           <w:rFonts w:hint="eastAsia" w:ascii="Times New Roman" w:hAnsi="Times New Roman"/>
@@ -19764,17 +17448,17 @@
         </w:rPr>
         <w:t>参考文献</w:t>
       </w:r>
-      <w:bookmarkEnd w:id="88"/>
-      <w:bookmarkEnd w:id="89"/>
-      <w:bookmarkEnd w:id="90"/>
-      <w:bookmarkEnd w:id="91"/>
-      <w:bookmarkEnd w:id="92"/>
       <w:bookmarkEnd w:id="93"/>
       <w:bookmarkEnd w:id="94"/>
       <w:bookmarkEnd w:id="95"/>
       <w:bookmarkEnd w:id="96"/>
       <w:bookmarkEnd w:id="97"/>
       <w:bookmarkEnd w:id="98"/>
+      <w:bookmarkEnd w:id="99"/>
+      <w:bookmarkEnd w:id="100"/>
+      <w:bookmarkEnd w:id="101"/>
+      <w:bookmarkEnd w:id="102"/>
+      <w:bookmarkEnd w:id="103"/>
     </w:p>
     <w:p>
       <w:pPr>
@@ -19788,11 +17472,11 @@
           <w:lang w:eastAsia="zh-CN"/>
         </w:rPr>
       </w:pPr>
-      <w:bookmarkStart w:id="99" w:name="_Toc27691"/>
-      <w:bookmarkStart w:id="100" w:name="_Toc11768"/>
-      <w:bookmarkStart w:id="101" w:name="_Toc18033"/>
-      <w:bookmarkStart w:id="102" w:name="_Toc4053"/>
-      <w:bookmarkStart w:id="103" w:name="_Toc8814"/>
+      <w:bookmarkStart w:id="104" w:name="_Toc11768"/>
+      <w:bookmarkStart w:id="105" w:name="_Toc4053"/>
+      <w:bookmarkStart w:id="106" w:name="_Toc18033"/>
+      <w:bookmarkStart w:id="107" w:name="_Toc27691"/>
+      <w:bookmarkStart w:id="108" w:name="_Toc8814"/>
       <w:r>
         <w:rPr>
           <w:rFonts w:hint="default" w:ascii="Times New Roman" w:hAnsi="Times New Roman" w:eastAsia="微软雅黑" w:cs="Times New Roman"/>
@@ -19800,11 +17484,11 @@
         </w:rPr>
         <w:t>乳腺癌NCCN指南（2024.V4）.</w:t>
       </w:r>
-      <w:bookmarkEnd w:id="99"/>
-      <w:bookmarkEnd w:id="100"/>
-      <w:bookmarkEnd w:id="101"/>
-      <w:bookmarkEnd w:id="102"/>
-      <w:bookmarkEnd w:id="103"/>
+      <w:bookmarkEnd w:id="104"/>
+      <w:bookmarkEnd w:id="105"/>
+      <w:bookmarkEnd w:id="106"/>
+      <w:bookmarkEnd w:id="107"/>
+      <w:bookmarkEnd w:id="108"/>
     </w:p>
     <w:p>
       <w:pPr>
@@ -20050,7 +17734,7 @@
                     </pic:cNvPicPr>
                   </pic:nvPicPr>
                   <pic:blipFill>
-                    <a:blip r:embed="rId17"/>
+                    <a:blip r:embed="rId15"/>
                     <a:stretch>
                       <a:fillRect/>
                     </a:stretch>

--- a/WebContent/docx/乳腺癌21基因检测报告-武汉平安好医.docx
+++ b/WebContent/docx/乳腺癌21基因检测报告-武汉平安好医.docx
@@ -3171,15 +3171,15 @@
         </w:rPr>
       </w:pPr>
       <w:bookmarkStart w:id="2" w:name="_Toc21009_WPSOffice_Level1"/>
-      <w:bookmarkStart w:id="3" w:name="_Toc3619"/>
-      <w:bookmarkStart w:id="4" w:name="_Toc30143_WPSOffice_Level1"/>
-      <w:bookmarkStart w:id="5" w:name="_Toc20686"/>
-      <w:bookmarkStart w:id="6" w:name="_Toc14123"/>
-      <w:bookmarkStart w:id="7" w:name="_Toc14459"/>
-      <w:bookmarkStart w:id="8" w:name="_Toc107825547"/>
-      <w:bookmarkStart w:id="9" w:name="_Toc13806"/>
-      <w:bookmarkStart w:id="10" w:name="_Toc21669"/>
-      <w:bookmarkStart w:id="11" w:name="_Toc24178_WPSOffice_Level1"/>
+      <w:bookmarkStart w:id="3" w:name="_Toc30143_WPSOffice_Level1"/>
+      <w:bookmarkStart w:id="4" w:name="_Toc3619"/>
+      <w:bookmarkStart w:id="5" w:name="_Toc13806"/>
+      <w:bookmarkStart w:id="6" w:name="_Toc107825547"/>
+      <w:bookmarkStart w:id="7" w:name="_Toc21669"/>
+      <w:bookmarkStart w:id="8" w:name="_Toc14123"/>
+      <w:bookmarkStart w:id="9" w:name="_Toc24178_WPSOffice_Level1"/>
+      <w:bookmarkStart w:id="10" w:name="_Toc20686"/>
+      <w:bookmarkStart w:id="11" w:name="_Toc14459"/>
       <w:r>
         <w:rPr>
           <w:rFonts w:ascii="Times New Roman" w:hAnsi="Times New Roman"/>
@@ -4056,15 +4056,15 @@
           </w14:shadow>
         </w:rPr>
       </w:pPr>
-      <w:bookmarkStart w:id="12" w:name="_Toc11015_WPSOffice_Level1"/>
-      <w:bookmarkStart w:id="13" w:name="_Toc107825548"/>
-      <w:bookmarkStart w:id="14" w:name="_Toc29272"/>
-      <w:bookmarkStart w:id="15" w:name="_Toc7021_WPSOffice_Level1"/>
-      <w:bookmarkStart w:id="16" w:name="_Toc18062_WPSOffice_Level1"/>
+      <w:bookmarkStart w:id="12" w:name="_Toc107825548"/>
+      <w:bookmarkStart w:id="13" w:name="_Toc7021_WPSOffice_Level1"/>
+      <w:bookmarkStart w:id="14" w:name="_Toc18062_WPSOffice_Level1"/>
+      <w:bookmarkStart w:id="15" w:name="_Toc26731"/>
+      <w:bookmarkStart w:id="16" w:name="_Toc26415"/>
       <w:bookmarkStart w:id="17" w:name="_Toc17451"/>
-      <w:bookmarkStart w:id="18" w:name="_Toc26731"/>
-      <w:bookmarkStart w:id="19" w:name="_Toc26415"/>
-      <w:bookmarkStart w:id="20" w:name="_Toc14797"/>
+      <w:bookmarkStart w:id="18" w:name="_Toc14797"/>
+      <w:bookmarkStart w:id="19" w:name="_Toc29272"/>
+      <w:bookmarkStart w:id="20" w:name="_Toc11015_WPSOffice_Level1"/>
       <w:bookmarkStart w:id="21" w:name="_Toc3823"/>
       <w:r>
         <w:rPr>
@@ -4209,16 +4209,16 @@
           </w14:shadow>
         </w:rPr>
       </w:pPr>
-      <w:bookmarkStart w:id="23" w:name="_Toc16576"/>
-      <w:bookmarkStart w:id="24" w:name="_Toc6221_WPSOffice_Level1"/>
-      <w:bookmarkStart w:id="25" w:name="_Toc18058"/>
-      <w:bookmarkStart w:id="26" w:name="_Toc25920"/>
-      <w:bookmarkStart w:id="27" w:name="_Toc23369_WPSOffice_Level1"/>
+      <w:bookmarkStart w:id="23" w:name="_Toc18058"/>
+      <w:bookmarkStart w:id="24" w:name="_Toc16576"/>
+      <w:bookmarkStart w:id="25" w:name="_Toc6221_WPSOffice_Level1"/>
+      <w:bookmarkStart w:id="26" w:name="_Toc23369_WPSOffice_Level1"/>
+      <w:bookmarkStart w:id="27" w:name="_Toc25920"/>
       <w:bookmarkStart w:id="28" w:name="_Toc149837253"/>
       <w:bookmarkStart w:id="29" w:name="_Toc29826"/>
       <w:bookmarkStart w:id="30" w:name="_Toc17484"/>
-      <w:bookmarkStart w:id="31" w:name="_Toc81326588"/>
-      <w:bookmarkStart w:id="32" w:name="_Toc81251350"/>
+      <w:bookmarkStart w:id="31" w:name="_Toc81251350"/>
+      <w:bookmarkStart w:id="32" w:name="_Toc81326588"/>
       <w:r>
         <w:rPr>
           <w:rStyle w:val="37"/>
@@ -4275,8 +4275,8 @@
         </w:rPr>
       </w:pPr>
       <w:bookmarkStart w:id="33" w:name="_Toc149837254"/>
-      <w:bookmarkStart w:id="34" w:name="_Toc15649"/>
-      <w:bookmarkStart w:id="35" w:name="_Toc6120"/>
+      <w:bookmarkStart w:id="34" w:name="_Toc6120"/>
+      <w:bookmarkStart w:id="35" w:name="_Toc15649"/>
       <w:r>
         <w:rPr>
           <w:rFonts w:hint="eastAsia"/>
@@ -5005,14 +5005,14 @@
           <w:lang w:eastAsia="zh-CN"/>
         </w:rPr>
       </w:pPr>
-      <w:bookmarkStart w:id="36" w:name="_Toc25603"/>
-      <w:bookmarkStart w:id="37" w:name="_Toc3372"/>
-      <w:bookmarkStart w:id="38" w:name="_Toc14264"/>
-      <w:bookmarkStart w:id="39" w:name="_Toc14636"/>
-      <w:bookmarkStart w:id="40" w:name="_Toc19024"/>
-      <w:bookmarkStart w:id="41" w:name="_Toc18552"/>
-      <w:bookmarkStart w:id="42" w:name="_Toc18321"/>
-      <w:bookmarkStart w:id="43" w:name="_Toc8800"/>
+      <w:bookmarkStart w:id="36" w:name="_Toc18321"/>
+      <w:bookmarkStart w:id="37" w:name="_Toc14636"/>
+      <w:bookmarkStart w:id="38" w:name="_Toc19024"/>
+      <w:bookmarkStart w:id="39" w:name="_Toc8800"/>
+      <w:bookmarkStart w:id="40" w:name="_Toc18552"/>
+      <w:bookmarkStart w:id="41" w:name="_Toc25603"/>
+      <w:bookmarkStart w:id="42" w:name="_Toc14264"/>
+      <w:bookmarkStart w:id="43" w:name="_Toc3372"/>
       <w:r>
         <w:rPr>
           <w:rFonts w:ascii="微软雅黑" w:hAnsi="微软雅黑" w:eastAsia="微软雅黑" w:cs="微软雅黑"/>
@@ -5101,9 +5101,9 @@
       <w:bookmarkEnd w:id="109"/>
       <w:bookmarkStart w:id="44" w:name="_Toc21059"/>
       <w:bookmarkStart w:id="45" w:name="_Toc14270"/>
-      <w:bookmarkStart w:id="46" w:name="_Toc7030"/>
-      <w:bookmarkStart w:id="47" w:name="_Toc23941"/>
-      <w:bookmarkStart w:id="48" w:name="_Toc31071"/>
+      <w:bookmarkStart w:id="46" w:name="_Toc31071"/>
+      <w:bookmarkStart w:id="47" w:name="_Toc7030"/>
+      <w:bookmarkStart w:id="48" w:name="_Toc23941"/>
       <w:r>
         <w:rPr>
           <w:sz w:val="24"/>
@@ -5117,9 +5117,9 @@
                   <wp:posOffset>2774950</wp:posOffset>
                 </wp:positionH>
                 <wp:positionV relativeFrom="paragraph">
-                  <wp:posOffset>90805</wp:posOffset>
+                  <wp:posOffset>83185</wp:posOffset>
                 </wp:positionV>
-                <wp:extent cx="3558540" cy="452755"/>
+                <wp:extent cx="2484120" cy="452755"/>
                 <wp:effectExtent l="0" t="0" r="0" b="0"/>
                 <wp:wrapNone/>
                 <wp:docPr id="15" name="组合 15"/>
@@ -5131,9 +5131,9 @@
                       <wpg:grpSpPr>
                         <a:xfrm>
                           <a:off x="0" y="0"/>
-                          <a:ext cx="3558540" cy="452755"/>
-                          <a:chOff x="7006" y="31430"/>
-                          <a:chExt cx="5604" cy="713"/>
+                          <a:ext cx="2484120" cy="452755"/>
+                          <a:chOff x="7006" y="31418"/>
+                          <a:chExt cx="3912" cy="713"/>
                         </a:xfrm>
                       </wpg:grpSpPr>
                       <pic:pic xmlns:pic="http://schemas.openxmlformats.org/drawingml/2006/picture">
@@ -5165,7 +5165,7 @@
                         </pic:blipFill>
                         <pic:spPr>
                           <a:xfrm>
-                            <a:off x="11352" y="31430"/>
+                            <a:off x="9660" y="31418"/>
                             <a:ext cx="1258" cy="713"/>
                           </a:xfrm>
                           <a:prstGeom prst="rect">
@@ -5209,9 +5209,9 @@
           </mc:Choice>
           <mc:Fallback>
             <w:pict>
-              <v:group id="_x0000_s1026" o:spid="_x0000_s1026" o:spt="203" style="position:absolute;left:0pt;margin-left:218.5pt;margin-top:7.15pt;height:35.65pt;width:280.2pt;z-index:251666432;mso-width-relative:page;mso-height-relative:page;" coordorigin="7006,31430" coordsize="5604,713" o:gfxdata="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">
+              <v:group id="_x0000_s1026" o:spid="_x0000_s1026" o:spt="203" style="position:absolute;left:0pt;margin-left:218.5pt;margin-top:6.55pt;height:35.65pt;width:195.6pt;z-index:251666432;mso-width-relative:page;mso-height-relative:page;" coordorigin="7006,31418" coordsize="3912,713" o:gfxdata="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">
                 <o:lock v:ext="edit" aspectratio="f"/>
-                <v:shape id="图片 4" o:spid="_x0000_s1026" o:spt="75" alt="王建丽" type="#_x0000_t75" style="position:absolute;left:11352;top:31430;height:713;width:1258;" filled="f" o:preferrelative="t" stroked="f" coordsize="21600,21600" o:gfxdata="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">
+                <v:shape id="图片 4" o:spid="_x0000_s1026" o:spt="75" alt="王建丽" type="#_x0000_t75" style="position:absolute;left:9660;top:31418;height:713;width:1258;" filled="f" o:preferrelative="t" stroked="f" coordsize="21600,21600" o:gfxdata="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">
                   <v:fill on="f" focussize="0,0"/>
                   <v:stroke on="f"/>
                   <v:imagedata r:id="rId13" chromakey="#FFFFFF" o:title=""/>
@@ -5365,16 +5365,6 @@
                 <w:szCs w:val="24"/>
               </w:rPr>
             </w:pPr>
-            <w:r>
-              <w:rPr>
-                <w:rFonts w:hint="eastAsia" w:ascii="Times New Roman" w:hAnsi="Times New Roman" w:cs="Times New Roman"/>
-                <w:b w:val="0"/>
-                <w:bCs/>
-                <w:sz w:val="24"/>
-                <w:szCs w:val="24"/>
-              </w:rPr>
-              <w:t>临检所复核人，</w:t>
-            </w:r>
           </w:p>
         </w:tc>
       </w:tr>
@@ -9565,8 +9555,8 @@
           <w:lang w:eastAsia="zh-CN"/>
         </w:rPr>
       </w:pPr>
-      <w:bookmarkStart w:id="51" w:name="_Toc81326589"/>
-      <w:bookmarkStart w:id="52" w:name="_Toc81251351"/>
+      <w:bookmarkStart w:id="51" w:name="_Toc81251351"/>
+      <w:bookmarkStart w:id="52" w:name="_Toc81326589"/>
       <w:r>
         <w:rPr>
           <w:rFonts w:hint="eastAsia" w:ascii="Times New Roman" w:hAnsi="Times New Roman" w:eastAsia="微软雅黑" w:cs="Times New Roman"/>
@@ -9632,8 +9622,8 @@
       </w:pPr>
       <w:bookmarkStart w:id="53" w:name="_Toc6972"/>
       <w:bookmarkStart w:id="54" w:name="_Toc10223"/>
-      <w:bookmarkStart w:id="55" w:name="_Toc106719764"/>
-      <w:bookmarkStart w:id="56" w:name="_Toc20034"/>
+      <w:bookmarkStart w:id="55" w:name="_Toc20034"/>
+      <w:bookmarkStart w:id="56" w:name="_Toc106719764"/>
       <w:bookmarkStart w:id="57" w:name="_Toc26341"/>
       <w:bookmarkStart w:id="58" w:name="_Toc25849"/>
       <w:r>
@@ -12954,13 +12944,13 @@
           <w:lang w:val="en-US" w:eastAsia="zh-CN" w:bidi="ar"/>
         </w:rPr>
       </w:pPr>
-      <w:bookmarkStart w:id="60" w:name="_Toc15964"/>
-      <w:bookmarkStart w:id="61" w:name="_Toc27020"/>
-      <w:bookmarkStart w:id="62" w:name="_Toc6826"/>
-      <w:bookmarkStart w:id="63" w:name="_Toc663"/>
-      <w:bookmarkStart w:id="64" w:name="_Toc6632"/>
-      <w:bookmarkStart w:id="65" w:name="_Toc21629"/>
-      <w:bookmarkStart w:id="66" w:name="_Toc22229"/>
+      <w:bookmarkStart w:id="60" w:name="_Toc21629"/>
+      <w:bookmarkStart w:id="61" w:name="_Toc22229"/>
+      <w:bookmarkStart w:id="62" w:name="_Toc15964"/>
+      <w:bookmarkStart w:id="63" w:name="_Toc27020"/>
+      <w:bookmarkStart w:id="64" w:name="_Toc6826"/>
+      <w:bookmarkStart w:id="65" w:name="_Toc663"/>
+      <w:bookmarkStart w:id="66" w:name="_Toc6632"/>
       <w:r>
         <w:rPr>
           <w:rFonts w:hint="eastAsia" w:ascii="微软雅黑" w:hAnsi="微软雅黑" w:eastAsia="微软雅黑" w:cs="微软雅黑"/>
@@ -13251,13 +13241,13 @@
           <w:lang w:val="en-US" w:eastAsia="zh-CN" w:bidi="ar"/>
         </w:rPr>
       </w:pPr>
-      <w:bookmarkStart w:id="67" w:name="_Toc6779"/>
-      <w:bookmarkStart w:id="68" w:name="_Toc30450"/>
-      <w:bookmarkStart w:id="69" w:name="_Toc30210"/>
-      <w:bookmarkStart w:id="70" w:name="_Toc8282"/>
-      <w:bookmarkStart w:id="71" w:name="_Toc8902"/>
+      <w:bookmarkStart w:id="67" w:name="_Toc8902"/>
+      <w:bookmarkStart w:id="68" w:name="_Toc6779"/>
+      <w:bookmarkStart w:id="69" w:name="_Toc30450"/>
+      <w:bookmarkStart w:id="70" w:name="_Toc30210"/>
+      <w:bookmarkStart w:id="71" w:name="_Toc7346"/>
       <w:bookmarkStart w:id="72" w:name="_Toc17032"/>
-      <w:bookmarkStart w:id="73" w:name="_Toc7346"/>
+      <w:bookmarkStart w:id="73" w:name="_Toc8282"/>
       <w:r>
         <w:rPr>
           <w:rFonts w:hint="eastAsia" w:ascii="微软雅黑" w:hAnsi="微软雅黑" w:eastAsia="微软雅黑" w:cs="微软雅黑"/>
@@ -13317,6 +13307,12 @@
             <w:insideH w:val="single" w:color="A4A4A4" w:sz="4" w:space="0"/>
             <w:insideV w:val="single" w:color="A4A4A4" w:sz="4" w:space="0"/>
           </w:tblBorders>
+          <w:tblCellMar>
+            <w:top w:w="0" w:type="dxa"/>
+            <w:left w:w="108" w:type="dxa"/>
+            <w:bottom w:w="0" w:type="dxa"/>
+            <w:right w:w="108" w:type="dxa"/>
+          </w:tblCellMar>
         </w:tblPrEx>
         <w:trPr>
           <w:trHeight w:val="258" w:hRule="atLeast"/>
@@ -14865,12 +14861,12 @@
           <w:lang w:val="en-US" w:eastAsia="zh-CN" w:bidi="ar"/>
         </w:rPr>
       </w:pPr>
-      <w:bookmarkStart w:id="76" w:name="_Toc24511"/>
+      <w:bookmarkStart w:id="76" w:name="_Toc7994"/>
       <w:bookmarkStart w:id="77" w:name="_Toc19396"/>
-      <w:bookmarkStart w:id="78" w:name="_Toc7932"/>
-      <w:bookmarkStart w:id="79" w:name="_Toc7994"/>
-      <w:bookmarkStart w:id="80" w:name="_Toc21833"/>
-      <w:bookmarkStart w:id="81" w:name="_Toc14341"/>
+      <w:bookmarkStart w:id="78" w:name="_Toc14341"/>
+      <w:bookmarkStart w:id="79" w:name="_Toc21833"/>
+      <w:bookmarkStart w:id="80" w:name="_Toc24511"/>
+      <w:bookmarkStart w:id="81" w:name="_Toc7932"/>
       <w:bookmarkStart w:id="82" w:name="_Toc32156"/>
       <w:r>
         <w:rPr>
@@ -15371,13 +15367,13 @@
           <w:lang w:val="en-US" w:eastAsia="zh-CN" w:bidi="ar"/>
         </w:rPr>
       </w:pPr>
-      <w:bookmarkStart w:id="83" w:name="_Toc13439"/>
+      <w:bookmarkStart w:id="83" w:name="_Toc28903"/>
       <w:bookmarkStart w:id="84" w:name="_Toc18423"/>
-      <w:bookmarkStart w:id="85" w:name="_Toc19443"/>
-      <w:bookmarkStart w:id="86" w:name="_Toc15763"/>
-      <w:bookmarkStart w:id="87" w:name="_Toc32153"/>
-      <w:bookmarkStart w:id="88" w:name="_Toc4414"/>
-      <w:bookmarkStart w:id="89" w:name="_Toc28903"/>
+      <w:bookmarkStart w:id="85" w:name="_Toc13439"/>
+      <w:bookmarkStart w:id="86" w:name="_Toc19443"/>
+      <w:bookmarkStart w:id="87" w:name="_Toc4414"/>
+      <w:bookmarkStart w:id="88" w:name="_Toc32153"/>
+      <w:bookmarkStart w:id="89" w:name="_Toc15763"/>
       <w:r>
         <w:rPr>
           <w:rFonts w:hint="eastAsia" w:ascii="微软雅黑" w:hAnsi="微软雅黑" w:eastAsia="微软雅黑" w:cs="微软雅黑"/>
@@ -16765,9 +16761,9 @@
           </w14:shadow>
         </w:rPr>
       </w:pPr>
-      <w:bookmarkStart w:id="90" w:name="_Toc16489"/>
-      <w:bookmarkStart w:id="91" w:name="_Toc81326587"/>
-      <w:bookmarkStart w:id="92" w:name="_Toc81251349"/>
+      <w:bookmarkStart w:id="90" w:name="_Toc81251349"/>
+      <w:bookmarkStart w:id="91" w:name="_Toc16489"/>
+      <w:bookmarkStart w:id="92" w:name="_Toc81326587"/>
       <w:r>
         <w:rPr>
           <w:rFonts w:hint="eastAsia" w:ascii="Times New Roman" w:hAnsi="Times New Roman"/>
@@ -17423,17 +17419,17 @@
           </w14:shadow>
         </w:rPr>
       </w:pPr>
-      <w:bookmarkStart w:id="93" w:name="_Toc21361"/>
-      <w:bookmarkStart w:id="94" w:name="_Toc107825571"/>
-      <w:bookmarkStart w:id="95" w:name="_Toc14611_WPSOffice_Level1"/>
-      <w:bookmarkStart w:id="96" w:name="_Toc22623"/>
-      <w:bookmarkStart w:id="97" w:name="_Toc22162_WPSOffice_Level1"/>
-      <w:bookmarkStart w:id="98" w:name="_Toc19584_WPSOffice_Level1"/>
-      <w:bookmarkStart w:id="99" w:name="_Toc9662"/>
-      <w:bookmarkStart w:id="100" w:name="_Toc16927"/>
-      <w:bookmarkStart w:id="101" w:name="_Toc17792_WPSOffice_Level2"/>
-      <w:bookmarkStart w:id="102" w:name="_Toc13275"/>
-      <w:bookmarkStart w:id="103" w:name="_Toc15230"/>
+      <w:bookmarkStart w:id="93" w:name="_Toc16927"/>
+      <w:bookmarkStart w:id="94" w:name="_Toc21361"/>
+      <w:bookmarkStart w:id="95" w:name="_Toc15230"/>
+      <w:bookmarkStart w:id="96" w:name="_Toc22162_WPSOffice_Level1"/>
+      <w:bookmarkStart w:id="97" w:name="_Toc9662"/>
+      <w:bookmarkStart w:id="98" w:name="_Toc22623"/>
+      <w:bookmarkStart w:id="99" w:name="_Toc17792_WPSOffice_Level2"/>
+      <w:bookmarkStart w:id="100" w:name="_Toc19584_WPSOffice_Level1"/>
+      <w:bookmarkStart w:id="101" w:name="_Toc13275"/>
+      <w:bookmarkStart w:id="102" w:name="_Toc14611_WPSOffice_Level1"/>
+      <w:bookmarkStart w:id="103" w:name="_Toc107825571"/>
       <w:r>
         <w:rPr>
           <w:rFonts w:hint="eastAsia" w:ascii="Times New Roman" w:hAnsi="Times New Roman"/>
@@ -17472,11 +17468,11 @@
           <w:lang w:eastAsia="zh-CN"/>
         </w:rPr>
       </w:pPr>
-      <w:bookmarkStart w:id="104" w:name="_Toc11768"/>
-      <w:bookmarkStart w:id="105" w:name="_Toc4053"/>
-      <w:bookmarkStart w:id="106" w:name="_Toc18033"/>
-      <w:bookmarkStart w:id="107" w:name="_Toc27691"/>
-      <w:bookmarkStart w:id="108" w:name="_Toc8814"/>
+      <w:bookmarkStart w:id="104" w:name="_Toc4053"/>
+      <w:bookmarkStart w:id="105" w:name="_Toc18033"/>
+      <w:bookmarkStart w:id="106" w:name="_Toc27691"/>
+      <w:bookmarkStart w:id="107" w:name="_Toc8814"/>
+      <w:bookmarkStart w:id="108" w:name="_Toc11768"/>
       <w:r>
         <w:rPr>
           <w:rFonts w:hint="default" w:ascii="Times New Roman" w:hAnsi="Times New Roman" w:eastAsia="微软雅黑" w:cs="Times New Roman"/>
